--- a/lab_1.docx
+++ b/lab_1.docx
@@ -957,6 +957,18 @@
               <w:spacing w:line="270" w:lineRule="atLeast"/>
               <w:rPr>
                 <w:rFonts w:ascii="Menlo" w:hAnsi="Menlo" w:cs="Menlo"/>
+                <w:color w:val="C586C0"/>
+                <w:sz w:val="18"/>
+                <w:szCs w:val="18"/>
+              </w:rPr>
+            </w:pPr>
+          </w:p>
+          <w:p>
+            <w:pPr>
+              <w:shd w:val="clear" w:color="auto" w:fill="121314"/>
+              <w:spacing w:line="270" w:lineRule="atLeast"/>
+              <w:rPr>
+                <w:rFonts w:ascii="Menlo" w:hAnsi="Menlo" w:cs="Menlo"/>
                 <w:color w:val="BBBEBF"/>
                 <w:sz w:val="18"/>
                 <w:szCs w:val="18"/>
@@ -3223,7 +3235,6 @@
                 <w:color w:val="BBBEBF"/>
                 <w:sz w:val="18"/>
                 <w:szCs w:val="18"/>
-                <w:lang w:val="en-US"/>
               </w:rPr>
             </w:pPr>
             <w:proofErr w:type="spellStart"/>
@@ -3270,40 +3281,27 @@
               </w:rPr>
               <w:t>()</w:t>
             </w:r>
+          </w:p>
+          <w:p>
+            <w:pPr>
+              <w:shd w:val="clear" w:color="auto" w:fill="121314"/>
+              <w:spacing w:line="270" w:lineRule="atLeast"/>
+              <w:rPr>
+                <w:rFonts w:ascii="Menlo" w:hAnsi="Menlo" w:cs="Menlo"/>
+                <w:color w:val="BBBEBF"/>
+                <w:sz w:val="18"/>
+                <w:szCs w:val="18"/>
+              </w:rPr>
+            </w:pPr>
           </w:p>
           <w:p>
             <w:pPr>
               <w:spacing w:line="360" w:lineRule="auto"/>
-              <w:rPr>
-                <w:lang w:val="en-US"/>
-              </w:rPr>
             </w:pPr>
           </w:p>
         </w:tc>
       </w:tr>
     </w:tbl>
-    <w:p>
-      <w:pPr>
-        <w:spacing w:line="360" w:lineRule="auto"/>
-        <w:rPr>
-          <w:sz w:val="32"/>
-          <w:szCs w:val="32"/>
-          <w:lang w:val="en-US"/>
-        </w:rPr>
-      </w:pPr>
-    </w:p>
-    <w:p>
-      <w:pPr>
-        <w:spacing w:line="360" w:lineRule="auto"/>
-        <w:rPr>
-          <w:b/>
-          <w:bCs/>
-          <w:sz w:val="32"/>
-          <w:szCs w:val="32"/>
-          <w:lang w:val="en-US"/>
-        </w:rPr>
-      </w:pPr>
-    </w:p>
     <w:p>
       <w:pPr>
         <w:spacing w:line="360" w:lineRule="auto"/>
@@ -3321,6 +3319,7 @@
           <w:sz w:val="32"/>
           <w:szCs w:val="32"/>
         </w:rPr>
+        <w:lastRenderedPageBreak/>
         <w:t>Unit</w:t>
       </w:r>
       <w:r>
@@ -3330,8 +3329,19 @@
           <w:sz w:val="32"/>
           <w:szCs w:val="32"/>
         </w:rPr>
-        <w:t>-test</w:t>
+        <w:t>-</w:t>
       </w:r>
+      <w:proofErr w:type="spellStart"/>
+      <w:r>
+        <w:rPr>
+          <w:b/>
+          <w:bCs/>
+          <w:sz w:val="32"/>
+          <w:szCs w:val="32"/>
+        </w:rPr>
+        <w:t>test</w:t>
+      </w:r>
+      <w:proofErr w:type="spellEnd"/>
     </w:p>
     <w:p>
       <w:pPr>
@@ -3459,42 +3469,11 @@
               <w:spacing w:line="270" w:lineRule="atLeast"/>
               <w:rPr>
                 <w:rFonts w:ascii="Menlo" w:hAnsi="Menlo" w:cs="Menlo"/>
-                <w:color w:val="BBBEBF"/>
-                <w:sz w:val="18"/>
-                <w:szCs w:val="18"/>
-                <w:lang w:val="en-US"/>
+                <w:color w:val="C586C0"/>
+                <w:sz w:val="18"/>
+                <w:szCs w:val="18"/>
               </w:rPr>
             </w:pPr>
-            <w:r>
-              <w:rPr>
-                <w:rFonts w:ascii="Menlo" w:hAnsi="Menlo" w:cs="Menlo"/>
-                <w:color w:val="C586C0"/>
-                <w:sz w:val="18"/>
-                <w:szCs w:val="18"/>
-                <w:lang w:val="en-US"/>
-              </w:rPr>
-              <w:t>import</w:t>
-            </w:r>
-            <w:r>
-              <w:rPr>
-                <w:rFonts w:ascii="Menlo" w:hAnsi="Menlo" w:cs="Menlo"/>
-                <w:color w:val="BBBEBF"/>
-                <w:sz w:val="18"/>
-                <w:szCs w:val="18"/>
-                <w:lang w:val="en-US"/>
-              </w:rPr>
-              <w:t xml:space="preserve"> </w:t>
-            </w:r>
-            <w:r>
-              <w:rPr>
-                <w:rFonts w:ascii="Menlo" w:hAnsi="Menlo" w:cs="Menlo"/>
-                <w:color w:val="4EC9B0"/>
-                <w:sz w:val="18"/>
-                <w:szCs w:val="18"/>
-                <w:lang w:val="en-US"/>
-              </w:rPr>
-              <w:t>unittest</w:t>
-            </w:r>
           </w:p>
           <w:p>
             <w:pPr>
@@ -3516,7 +3495,7 @@
                 <w:szCs w:val="18"/>
                 <w:lang w:val="en-US"/>
               </w:rPr>
-              <w:t>from</w:t>
+              <w:t>import</w:t>
             </w:r>
             <w:r>
               <w:rPr>
@@ -3528,6 +3507,7 @@
               </w:rPr>
               <w:t xml:space="preserve"> </w:t>
             </w:r>
+            <w:proofErr w:type="spellStart"/>
             <w:r>
               <w:rPr>
                 <w:rFonts w:ascii="Menlo" w:hAnsi="Menlo" w:cs="Menlo"/>
@@ -3536,48 +3516,7 @@
                 <w:szCs w:val="18"/>
                 <w:lang w:val="en-US"/>
               </w:rPr>
-              <w:t>lab_1</w:t>
-            </w:r>
-            <w:r>
-              <w:rPr>
-                <w:rFonts w:ascii="Menlo" w:hAnsi="Menlo" w:cs="Menlo"/>
-                <w:color w:val="BBBEBF"/>
-                <w:sz w:val="18"/>
-                <w:szCs w:val="18"/>
-                <w:lang w:val="en-US"/>
-              </w:rPr>
-              <w:t xml:space="preserve"> </w:t>
-            </w:r>
-            <w:r>
-              <w:rPr>
-                <w:rFonts w:ascii="Menlo" w:hAnsi="Menlo" w:cs="Menlo"/>
-                <w:color w:val="C586C0"/>
-                <w:sz w:val="18"/>
-                <w:szCs w:val="18"/>
-                <w:lang w:val="en-US"/>
-              </w:rPr>
-              <w:t>import</w:t>
-            </w:r>
-            <w:r>
-              <w:rPr>
-                <w:rFonts w:ascii="Menlo" w:hAnsi="Menlo" w:cs="Menlo"/>
-                <w:color w:val="BBBEBF"/>
-                <w:sz w:val="18"/>
-                <w:szCs w:val="18"/>
-                <w:lang w:val="en-US"/>
-              </w:rPr>
-              <w:t xml:space="preserve"> </w:t>
-            </w:r>
-            <w:proofErr w:type="spellStart"/>
-            <w:r>
-              <w:rPr>
-                <w:rFonts w:ascii="Menlo" w:hAnsi="Menlo" w:cs="Menlo"/>
-                <w:color w:val="D2A8FF"/>
-                <w:sz w:val="18"/>
-                <w:szCs w:val="18"/>
-                <w:lang w:val="en-US"/>
-              </w:rPr>
-              <w:t>is_empty</w:t>
+              <w:t>unittest</w:t>
             </w:r>
             <w:proofErr w:type="spellEnd"/>
           </w:p>
@@ -3593,28 +3532,15 @@
                 <w:lang w:val="en-US"/>
               </w:rPr>
             </w:pPr>
-          </w:p>
-          <w:p>
-            <w:pPr>
-              <w:shd w:val="clear" w:color="auto" w:fill="121314"/>
-              <w:spacing w:line="270" w:lineRule="atLeast"/>
-              <w:rPr>
-                <w:rFonts w:ascii="Menlo" w:hAnsi="Menlo" w:cs="Menlo"/>
-                <w:color w:val="BBBEBF"/>
-                <w:sz w:val="18"/>
-                <w:szCs w:val="18"/>
-                <w:lang w:val="en-US"/>
-              </w:rPr>
-            </w:pPr>
-            <w:r>
-              <w:rPr>
-                <w:rFonts w:ascii="Menlo" w:hAnsi="Menlo" w:cs="Menlo"/>
-                <w:color w:val="FF7B72"/>
-                <w:sz w:val="18"/>
-                <w:szCs w:val="18"/>
-                <w:lang w:val="en-US"/>
-              </w:rPr>
-              <w:t>class</w:t>
+            <w:r>
+              <w:rPr>
+                <w:rFonts w:ascii="Menlo" w:hAnsi="Menlo" w:cs="Menlo"/>
+                <w:color w:val="C586C0"/>
+                <w:sz w:val="18"/>
+                <w:szCs w:val="18"/>
+                <w:lang w:val="en-US"/>
+              </w:rPr>
+              <w:t>from</w:t>
             </w:r>
             <w:r>
               <w:rPr>
@@ -3626,72 +3552,58 @@
               </w:rPr>
               <w:t xml:space="preserve"> </w:t>
             </w:r>
+            <w:r>
+              <w:rPr>
+                <w:rFonts w:ascii="Menlo" w:hAnsi="Menlo" w:cs="Menlo"/>
+                <w:color w:val="4EC9B0"/>
+                <w:sz w:val="18"/>
+                <w:szCs w:val="18"/>
+                <w:lang w:val="en-US"/>
+              </w:rPr>
+              <w:t>lab_1</w:t>
+            </w:r>
+            <w:r>
+              <w:rPr>
+                <w:rFonts w:ascii="Menlo" w:hAnsi="Menlo" w:cs="Menlo"/>
+                <w:color w:val="BBBEBF"/>
+                <w:sz w:val="18"/>
+                <w:szCs w:val="18"/>
+                <w:lang w:val="en-US"/>
+              </w:rPr>
+              <w:t xml:space="preserve"> </w:t>
+            </w:r>
+            <w:r>
+              <w:rPr>
+                <w:rFonts w:ascii="Menlo" w:hAnsi="Menlo" w:cs="Menlo"/>
+                <w:color w:val="C586C0"/>
+                <w:sz w:val="18"/>
+                <w:szCs w:val="18"/>
+                <w:lang w:val="en-US"/>
+              </w:rPr>
+              <w:t>import</w:t>
+            </w:r>
+            <w:r>
+              <w:rPr>
+                <w:rFonts w:ascii="Menlo" w:hAnsi="Menlo" w:cs="Menlo"/>
+                <w:color w:val="BBBEBF"/>
+                <w:sz w:val="18"/>
+                <w:szCs w:val="18"/>
+                <w:lang w:val="en-US"/>
+              </w:rPr>
+              <w:t xml:space="preserve"> </w:t>
+            </w:r>
             <w:proofErr w:type="spellStart"/>
             <w:r>
               <w:rPr>
                 <w:rFonts w:ascii="Menlo" w:hAnsi="Menlo" w:cs="Menlo"/>
-                <w:color w:val="4EC9B0"/>
-                <w:sz w:val="18"/>
-                <w:szCs w:val="18"/>
-                <w:lang w:val="en-US"/>
-              </w:rPr>
-              <w:t>TestIsEmpty</w:t>
+                <w:color w:val="D2A8FF"/>
+                <w:sz w:val="18"/>
+                <w:szCs w:val="18"/>
+                <w:lang w:val="en-US"/>
+              </w:rPr>
+              <w:t>is_empty</w:t>
             </w:r>
             <w:proofErr w:type="spellEnd"/>
-            <w:r>
-              <w:rPr>
-                <w:rFonts w:ascii="Menlo" w:hAnsi="Menlo" w:cs="Menlo"/>
-                <w:color w:val="BBBEBF"/>
-                <w:sz w:val="18"/>
-                <w:szCs w:val="18"/>
-                <w:lang w:val="en-US"/>
-              </w:rPr>
-              <w:t>(</w:t>
-            </w:r>
-            <w:proofErr w:type="spellStart"/>
-            <w:proofErr w:type="gramStart"/>
-            <w:r>
-              <w:rPr>
-                <w:rFonts w:ascii="Menlo" w:hAnsi="Menlo" w:cs="Menlo"/>
-                <w:color w:val="4EC9B0"/>
-                <w:sz w:val="18"/>
-                <w:szCs w:val="18"/>
-                <w:lang w:val="en-US"/>
-              </w:rPr>
-              <w:t>unittest</w:t>
-            </w:r>
-            <w:r>
-              <w:rPr>
-                <w:rFonts w:ascii="Menlo" w:hAnsi="Menlo" w:cs="Menlo"/>
-                <w:color w:val="BBBEBF"/>
-                <w:sz w:val="18"/>
-                <w:szCs w:val="18"/>
-                <w:lang w:val="en-US"/>
-              </w:rPr>
-              <w:t>.</w:t>
-            </w:r>
-            <w:r>
-              <w:rPr>
-                <w:rFonts w:ascii="Menlo" w:hAnsi="Menlo" w:cs="Menlo"/>
-                <w:color w:val="4EC9B0"/>
-                <w:sz w:val="18"/>
-                <w:szCs w:val="18"/>
-                <w:lang w:val="en-US"/>
-              </w:rPr>
-              <w:t>TestCase</w:t>
-            </w:r>
-            <w:proofErr w:type="spellEnd"/>
-            <w:proofErr w:type="gramEnd"/>
-            <w:r>
-              <w:rPr>
-                <w:rFonts w:ascii="Menlo" w:hAnsi="Menlo" w:cs="Menlo"/>
-                <w:color w:val="BBBEBF"/>
-                <w:sz w:val="18"/>
-                <w:szCs w:val="18"/>
-                <w:lang w:val="en-US"/>
-              </w:rPr>
-              <w:t>):</w:t>
-            </w:r>
           </w:p>
           <w:p>
             <w:pPr>
@@ -3721,22 +3633,12 @@
             <w:r>
               <w:rPr>
                 <w:rFonts w:ascii="Menlo" w:hAnsi="Menlo" w:cs="Menlo"/>
-                <w:color w:val="BBBEBF"/>
-                <w:sz w:val="18"/>
-                <w:szCs w:val="18"/>
-                <w:lang w:val="en-US"/>
-              </w:rPr>
-              <w:t xml:space="preserve">    </w:t>
-            </w:r>
-            <w:r>
-              <w:rPr>
-                <w:rFonts w:ascii="Menlo" w:hAnsi="Menlo" w:cs="Menlo"/>
                 <w:color w:val="FF7B72"/>
                 <w:sz w:val="18"/>
                 <w:szCs w:val="18"/>
                 <w:lang w:val="en-US"/>
               </w:rPr>
-              <w:t>def</w:t>
+              <w:t>class</w:t>
             </w:r>
             <w:r>
               <w:rPr>
@@ -3752,12 +3654,12 @@
             <w:r>
               <w:rPr>
                 <w:rFonts w:ascii="Menlo" w:hAnsi="Menlo" w:cs="Menlo"/>
-                <w:color w:val="D2A8FF"/>
-                <w:sz w:val="18"/>
-                <w:szCs w:val="18"/>
-                <w:lang w:val="en-US"/>
-              </w:rPr>
-              <w:t>test_empty_stack</w:t>
+                <w:color w:val="4EC9B0"/>
+                <w:sz w:val="18"/>
+                <w:szCs w:val="18"/>
+                <w:lang w:val="en-US"/>
+              </w:rPr>
+              <w:t>TestIsEmpty</w:t>
             </w:r>
             <w:proofErr w:type="spellEnd"/>
             <w:r>
@@ -3770,16 +3672,40 @@
               </w:rPr>
               <w:t>(</w:t>
             </w:r>
-            <w:r>
-              <w:rPr>
-                <w:rFonts w:ascii="Menlo" w:hAnsi="Menlo" w:cs="Menlo"/>
-                <w:color w:val="C9D1D9"/>
-                <w:sz w:val="18"/>
-                <w:szCs w:val="18"/>
-                <w:lang w:val="en-US"/>
-              </w:rPr>
-              <w:t>self</w:t>
-            </w:r>
+            <w:proofErr w:type="spellStart"/>
+            <w:proofErr w:type="gramStart"/>
+            <w:r>
+              <w:rPr>
+                <w:rFonts w:ascii="Menlo" w:hAnsi="Menlo" w:cs="Menlo"/>
+                <w:color w:val="4EC9B0"/>
+                <w:sz w:val="18"/>
+                <w:szCs w:val="18"/>
+                <w:lang w:val="en-US"/>
+              </w:rPr>
+              <w:t>unittest</w:t>
+            </w:r>
+            <w:r>
+              <w:rPr>
+                <w:rFonts w:ascii="Menlo" w:hAnsi="Menlo" w:cs="Menlo"/>
+                <w:color w:val="BBBEBF"/>
+                <w:sz w:val="18"/>
+                <w:szCs w:val="18"/>
+                <w:lang w:val="en-US"/>
+              </w:rPr>
+              <w:t>.</w:t>
+            </w:r>
+            <w:r>
+              <w:rPr>
+                <w:rFonts w:ascii="Menlo" w:hAnsi="Menlo" w:cs="Menlo"/>
+                <w:color w:val="4EC9B0"/>
+                <w:sz w:val="18"/>
+                <w:szCs w:val="18"/>
+                <w:lang w:val="en-US"/>
+              </w:rPr>
+              <w:t>TestCase</w:t>
+            </w:r>
+            <w:proofErr w:type="spellEnd"/>
+            <w:proofErr w:type="gramEnd"/>
             <w:r>
               <w:rPr>
                 <w:rFonts w:ascii="Menlo" w:hAnsi="Menlo" w:cs="Menlo"/>
@@ -3800,106 +3726,7 @@
                 <w:color w:val="BBBEBF"/>
                 <w:sz w:val="18"/>
                 <w:szCs w:val="18"/>
-              </w:rPr>
-            </w:pPr>
-            <w:r>
-              <w:rPr>
-                <w:rFonts w:ascii="Menlo" w:hAnsi="Menlo" w:cs="Menlo"/>
-                <w:color w:val="BBBEBF"/>
-                <w:sz w:val="18"/>
-                <w:szCs w:val="18"/>
-                <w:lang w:val="en-US"/>
-              </w:rPr>
-              <w:t xml:space="preserve">        </w:t>
-            </w:r>
-            <w:proofErr w:type="spellStart"/>
-            <w:proofErr w:type="gramStart"/>
-            <w:r>
-              <w:rPr>
-                <w:rFonts w:ascii="Menlo" w:hAnsi="Menlo" w:cs="Menlo"/>
-                <w:color w:val="C9D1D9"/>
-                <w:sz w:val="18"/>
-                <w:szCs w:val="18"/>
-              </w:rPr>
-              <w:t>self</w:t>
-            </w:r>
-            <w:r>
-              <w:rPr>
-                <w:rFonts w:ascii="Menlo" w:hAnsi="Menlo" w:cs="Menlo"/>
-                <w:color w:val="BBBEBF"/>
-                <w:sz w:val="18"/>
-                <w:szCs w:val="18"/>
-              </w:rPr>
-              <w:t>.</w:t>
-            </w:r>
-            <w:r>
-              <w:rPr>
-                <w:rFonts w:ascii="Menlo" w:hAnsi="Menlo" w:cs="Menlo"/>
-                <w:color w:val="D2A8FF"/>
-                <w:sz w:val="18"/>
-                <w:szCs w:val="18"/>
-              </w:rPr>
-              <w:t>assertTrue</w:t>
-            </w:r>
-            <w:proofErr w:type="spellEnd"/>
-            <w:proofErr w:type="gramEnd"/>
-            <w:r>
-              <w:rPr>
-                <w:rFonts w:ascii="Menlo" w:hAnsi="Menlo" w:cs="Menlo"/>
-                <w:color w:val="BBBEBF"/>
-                <w:sz w:val="18"/>
-                <w:szCs w:val="18"/>
-              </w:rPr>
-              <w:t>(</w:t>
-            </w:r>
-            <w:proofErr w:type="spellStart"/>
-            <w:r>
-              <w:rPr>
-                <w:rFonts w:ascii="Menlo" w:hAnsi="Menlo" w:cs="Menlo"/>
-                <w:color w:val="D2A8FF"/>
-                <w:sz w:val="18"/>
-                <w:szCs w:val="18"/>
-              </w:rPr>
-              <w:t>is_empty</w:t>
-            </w:r>
-            <w:proofErr w:type="spellEnd"/>
-            <w:r>
-              <w:rPr>
-                <w:rFonts w:ascii="Menlo" w:hAnsi="Menlo" w:cs="Menlo"/>
-                <w:color w:val="BBBEBF"/>
-                <w:sz w:val="18"/>
-                <w:szCs w:val="18"/>
-              </w:rPr>
-              <w:t xml:space="preserve">([]), </w:t>
-            </w:r>
-            <w:r>
-              <w:rPr>
-                <w:rFonts w:ascii="Menlo" w:hAnsi="Menlo" w:cs="Menlo"/>
-                <w:color w:val="A5D6FF"/>
-                <w:sz w:val="18"/>
-                <w:szCs w:val="18"/>
-              </w:rPr>
-              <w:t>"Должно возвращать True для пустого стека"</w:t>
-            </w:r>
-            <w:r>
-              <w:rPr>
-                <w:rFonts w:ascii="Menlo" w:hAnsi="Menlo" w:cs="Menlo"/>
-                <w:color w:val="BBBEBF"/>
-                <w:sz w:val="18"/>
-                <w:szCs w:val="18"/>
-              </w:rPr>
-              <w:t>)</w:t>
-            </w:r>
-          </w:p>
-          <w:p>
-            <w:pPr>
-              <w:shd w:val="clear" w:color="auto" w:fill="121314"/>
-              <w:spacing w:line="270" w:lineRule="atLeast"/>
-              <w:rPr>
-                <w:rFonts w:ascii="Menlo" w:hAnsi="Menlo" w:cs="Menlo"/>
-                <w:color w:val="BBBEBF"/>
-                <w:sz w:val="18"/>
-                <w:szCs w:val="18"/>
+                <w:lang w:val="en-US"/>
               </w:rPr>
             </w:pPr>
           </w:p>
@@ -3921,6 +3748,7 @@
                 <w:color w:val="BBBEBF"/>
                 <w:sz w:val="18"/>
                 <w:szCs w:val="18"/>
+                <w:lang w:val="en-US"/>
               </w:rPr>
               <w:t xml:space="preserve">    </w:t>
             </w:r>
@@ -3953,7 +3781,7 @@
                 <w:szCs w:val="18"/>
                 <w:lang w:val="en-US"/>
               </w:rPr>
-              <w:t>test_one_element</w:t>
+              <w:t>test_empty_stack</w:t>
             </w:r>
             <w:proofErr w:type="spellEnd"/>
             <w:r>
@@ -4035,7 +3863,7 @@
                 <w:sz w:val="18"/>
                 <w:szCs w:val="18"/>
               </w:rPr>
-              <w:t>assertFalse</w:t>
+              <w:t>assertTrue</w:t>
             </w:r>
             <w:proofErr w:type="spellEnd"/>
             <w:proofErr w:type="gramEnd"/>
@@ -4066,25 +3894,7 @@
                 <w:sz w:val="18"/>
                 <w:szCs w:val="18"/>
               </w:rPr>
-              <w:t>([</w:t>
-            </w:r>
-            <w:r>
-              <w:rPr>
-                <w:rFonts w:ascii="Menlo" w:hAnsi="Menlo" w:cs="Menlo"/>
-                <w:color w:val="B5CEA8"/>
-                <w:sz w:val="18"/>
-                <w:szCs w:val="18"/>
-              </w:rPr>
-              <w:t>5</w:t>
-            </w:r>
-            <w:r>
-              <w:rPr>
-                <w:rFonts w:ascii="Menlo" w:hAnsi="Menlo" w:cs="Menlo"/>
-                <w:color w:val="BBBEBF"/>
-                <w:sz w:val="18"/>
-                <w:szCs w:val="18"/>
-              </w:rPr>
-              <w:t xml:space="preserve">]), </w:t>
+              <w:t xml:space="preserve">([]), </w:t>
             </w:r>
             <w:r>
               <w:rPr>
@@ -4093,27 +3903,7 @@
                 <w:sz w:val="18"/>
                 <w:szCs w:val="18"/>
               </w:rPr>
-              <w:t xml:space="preserve">"Должно возвращать </w:t>
-            </w:r>
-            <w:proofErr w:type="spellStart"/>
-            <w:r>
-              <w:rPr>
-                <w:rFonts w:ascii="Menlo" w:hAnsi="Menlo" w:cs="Menlo"/>
-                <w:color w:val="A5D6FF"/>
-                <w:sz w:val="18"/>
-                <w:szCs w:val="18"/>
-              </w:rPr>
-              <w:t>False</w:t>
-            </w:r>
-            <w:proofErr w:type="spellEnd"/>
-            <w:r>
-              <w:rPr>
-                <w:rFonts w:ascii="Menlo" w:hAnsi="Menlo" w:cs="Menlo"/>
-                <w:color w:val="A5D6FF"/>
-                <w:sz w:val="18"/>
-                <w:szCs w:val="18"/>
-              </w:rPr>
-              <w:t xml:space="preserve"> для стека с одним элементом"</w:t>
+              <w:t>"Должно возвращать True для пустого стека"</w:t>
             </w:r>
             <w:r>
               <w:rPr>
@@ -4187,7 +3977,7 @@
                 <w:szCs w:val="18"/>
                 <w:lang w:val="en-US"/>
               </w:rPr>
-              <w:t>test_many_elements</w:t>
+              <w:t>test_one_element</w:t>
             </w:r>
             <w:proofErr w:type="spellEnd"/>
             <w:r>
@@ -4309,61 +4099,7 @@
                 <w:sz w:val="18"/>
                 <w:szCs w:val="18"/>
               </w:rPr>
-              <w:t>1</w:t>
-            </w:r>
-            <w:r>
-              <w:rPr>
-                <w:rFonts w:ascii="Menlo" w:hAnsi="Menlo" w:cs="Menlo"/>
-                <w:color w:val="BBBEBF"/>
-                <w:sz w:val="18"/>
-                <w:szCs w:val="18"/>
-              </w:rPr>
-              <w:t xml:space="preserve">, </w:t>
-            </w:r>
-            <w:r>
-              <w:rPr>
-                <w:rFonts w:ascii="Menlo" w:hAnsi="Menlo" w:cs="Menlo"/>
-                <w:color w:val="B5CEA8"/>
-                <w:sz w:val="18"/>
-                <w:szCs w:val="18"/>
-              </w:rPr>
-              <w:t>2</w:t>
-            </w:r>
-            <w:r>
-              <w:rPr>
-                <w:rFonts w:ascii="Menlo" w:hAnsi="Menlo" w:cs="Menlo"/>
-                <w:color w:val="BBBEBF"/>
-                <w:sz w:val="18"/>
-                <w:szCs w:val="18"/>
-              </w:rPr>
-              <w:t xml:space="preserve">, </w:t>
-            </w:r>
-            <w:r>
-              <w:rPr>
-                <w:rFonts w:ascii="Menlo" w:hAnsi="Menlo" w:cs="Menlo"/>
-                <w:color w:val="B5CEA8"/>
-                <w:sz w:val="18"/>
-                <w:szCs w:val="18"/>
-              </w:rPr>
-              <w:t>3</w:t>
-            </w:r>
-            <w:r>
-              <w:rPr>
-                <w:rFonts w:ascii="Menlo" w:hAnsi="Menlo" w:cs="Menlo"/>
-                <w:color w:val="BBBEBF"/>
-                <w:sz w:val="18"/>
-                <w:szCs w:val="18"/>
-              </w:rPr>
-              <w:t xml:space="preserve">, </w:t>
-            </w:r>
-            <w:r>
-              <w:rPr>
-                <w:rFonts w:ascii="Menlo" w:hAnsi="Menlo" w:cs="Menlo"/>
-                <w:color w:val="B5CEA8"/>
-                <w:sz w:val="18"/>
-                <w:szCs w:val="18"/>
-              </w:rPr>
-              <w:t>4</w:t>
+              <w:t>5</w:t>
             </w:r>
             <w:r>
               <w:rPr>
@@ -4401,7 +4137,7 @@
                 <w:sz w:val="18"/>
                 <w:szCs w:val="18"/>
               </w:rPr>
-              <w:t xml:space="preserve"> для непустого стека"</w:t>
+              <w:t xml:space="preserve"> для стека с одним элементом"</w:t>
             </w:r>
             <w:r>
               <w:rPr>
@@ -4475,7 +4211,7 @@
                 <w:szCs w:val="18"/>
                 <w:lang w:val="en-US"/>
               </w:rPr>
-              <w:t>test_after_clear</w:t>
+              <w:t>test_many_elements</w:t>
             </w:r>
             <w:proofErr w:type="spellEnd"/>
             <w:r>
@@ -4518,7 +4254,6 @@
                 <w:color w:val="BBBEBF"/>
                 <w:sz w:val="18"/>
                 <w:szCs w:val="18"/>
-                <w:lang w:val="en-US"/>
               </w:rPr>
             </w:pPr>
             <w:r>
@@ -4531,45 +4266,65 @@
               </w:rPr>
               <w:t xml:space="preserve">        </w:t>
             </w:r>
+            <w:proofErr w:type="spellStart"/>
+            <w:proofErr w:type="gramStart"/>
             <w:r>
               <w:rPr>
                 <w:rFonts w:ascii="Menlo" w:hAnsi="Menlo" w:cs="Menlo"/>
                 <w:color w:val="C9D1D9"/>
                 <w:sz w:val="18"/>
                 <w:szCs w:val="18"/>
-                <w:lang w:val="en-US"/>
-              </w:rPr>
-              <w:t>stack</w:t>
-            </w:r>
-            <w:r>
-              <w:rPr>
-                <w:rFonts w:ascii="Menlo" w:hAnsi="Menlo" w:cs="Menlo"/>
-                <w:color w:val="BBBEBF"/>
-                <w:sz w:val="18"/>
-                <w:szCs w:val="18"/>
-                <w:lang w:val="en-US"/>
-              </w:rPr>
-              <w:t xml:space="preserve"> </w:t>
-            </w:r>
-            <w:r>
-              <w:rPr>
-                <w:rFonts w:ascii="Menlo" w:hAnsi="Menlo" w:cs="Menlo"/>
-                <w:color w:val="D4D4D4"/>
-                <w:sz w:val="18"/>
-                <w:szCs w:val="18"/>
-                <w:lang w:val="en-US"/>
-              </w:rPr>
-              <w:t>=</w:t>
-            </w:r>
-            <w:r>
-              <w:rPr>
-                <w:rFonts w:ascii="Menlo" w:hAnsi="Menlo" w:cs="Menlo"/>
-                <w:color w:val="BBBEBF"/>
-                <w:sz w:val="18"/>
-                <w:szCs w:val="18"/>
-                <w:lang w:val="en-US"/>
-              </w:rPr>
-              <w:t xml:space="preserve"> [</w:t>
+              </w:rPr>
+              <w:t>self</w:t>
+            </w:r>
+            <w:r>
+              <w:rPr>
+                <w:rFonts w:ascii="Menlo" w:hAnsi="Menlo" w:cs="Menlo"/>
+                <w:color w:val="BBBEBF"/>
+                <w:sz w:val="18"/>
+                <w:szCs w:val="18"/>
+              </w:rPr>
+              <w:t>.</w:t>
+            </w:r>
+            <w:r>
+              <w:rPr>
+                <w:rFonts w:ascii="Menlo" w:hAnsi="Menlo" w:cs="Menlo"/>
+                <w:color w:val="D2A8FF"/>
+                <w:sz w:val="18"/>
+                <w:szCs w:val="18"/>
+              </w:rPr>
+              <w:t>assertFalse</w:t>
+            </w:r>
+            <w:proofErr w:type="spellEnd"/>
+            <w:proofErr w:type="gramEnd"/>
+            <w:r>
+              <w:rPr>
+                <w:rFonts w:ascii="Menlo" w:hAnsi="Menlo" w:cs="Menlo"/>
+                <w:color w:val="BBBEBF"/>
+                <w:sz w:val="18"/>
+                <w:szCs w:val="18"/>
+              </w:rPr>
+              <w:t>(</w:t>
+            </w:r>
+            <w:proofErr w:type="spellStart"/>
+            <w:r>
+              <w:rPr>
+                <w:rFonts w:ascii="Menlo" w:hAnsi="Menlo" w:cs="Menlo"/>
+                <w:color w:val="D2A8FF"/>
+                <w:sz w:val="18"/>
+                <w:szCs w:val="18"/>
+              </w:rPr>
+              <w:t>is_empty</w:t>
+            </w:r>
+            <w:proofErr w:type="spellEnd"/>
+            <w:r>
+              <w:rPr>
+                <w:rFonts w:ascii="Menlo" w:hAnsi="Menlo" w:cs="Menlo"/>
+                <w:color w:val="BBBEBF"/>
+                <w:sz w:val="18"/>
+                <w:szCs w:val="18"/>
+              </w:rPr>
+              <w:t>([</w:t>
             </w:r>
             <w:r>
               <w:rPr>
@@ -4577,7 +4332,6 @@
                 <w:color w:val="B5CEA8"/>
                 <w:sz w:val="18"/>
                 <w:szCs w:val="18"/>
-                <w:lang w:val="en-US"/>
               </w:rPr>
               <w:t>1</w:t>
             </w:r>
@@ -4587,7 +4341,6 @@
                 <w:color w:val="BBBEBF"/>
                 <w:sz w:val="18"/>
                 <w:szCs w:val="18"/>
-                <w:lang w:val="en-US"/>
               </w:rPr>
               <w:t xml:space="preserve">, </w:t>
             </w:r>
@@ -4597,7 +4350,6 @@
                 <w:color w:val="B5CEA8"/>
                 <w:sz w:val="18"/>
                 <w:szCs w:val="18"/>
-                <w:lang w:val="en-US"/>
               </w:rPr>
               <w:t>2</w:t>
             </w:r>
@@ -4607,7 +4359,6 @@
                 <w:color w:val="BBBEBF"/>
                 <w:sz w:val="18"/>
                 <w:szCs w:val="18"/>
-                <w:lang w:val="en-US"/>
               </w:rPr>
               <w:t xml:space="preserve">, </w:t>
             </w:r>
@@ -4617,7 +4368,6 @@
                 <w:color w:val="B5CEA8"/>
                 <w:sz w:val="18"/>
                 <w:szCs w:val="18"/>
-                <w:lang w:val="en-US"/>
               </w:rPr>
               <w:t>3</w:t>
             </w:r>
@@ -4627,9 +4377,64 @@
                 <w:color w:val="BBBEBF"/>
                 <w:sz w:val="18"/>
                 <w:szCs w:val="18"/>
-                <w:lang w:val="en-US"/>
-              </w:rPr>
-              <w:t>]</w:t>
+              </w:rPr>
+              <w:t xml:space="preserve">, </w:t>
+            </w:r>
+            <w:r>
+              <w:rPr>
+                <w:rFonts w:ascii="Menlo" w:hAnsi="Menlo" w:cs="Menlo"/>
+                <w:color w:val="B5CEA8"/>
+                <w:sz w:val="18"/>
+                <w:szCs w:val="18"/>
+              </w:rPr>
+              <w:t>4</w:t>
+            </w:r>
+            <w:r>
+              <w:rPr>
+                <w:rFonts w:ascii="Menlo" w:hAnsi="Menlo" w:cs="Menlo"/>
+                <w:color w:val="BBBEBF"/>
+                <w:sz w:val="18"/>
+                <w:szCs w:val="18"/>
+              </w:rPr>
+              <w:t xml:space="preserve">]), </w:t>
+            </w:r>
+            <w:r>
+              <w:rPr>
+                <w:rFonts w:ascii="Menlo" w:hAnsi="Menlo" w:cs="Menlo"/>
+                <w:color w:val="A5D6FF"/>
+                <w:sz w:val="18"/>
+                <w:szCs w:val="18"/>
+              </w:rPr>
+              <w:t xml:space="preserve">"Должно возвращать </w:t>
+            </w:r>
+            <w:proofErr w:type="spellStart"/>
+            <w:r>
+              <w:rPr>
+                <w:rFonts w:ascii="Menlo" w:hAnsi="Menlo" w:cs="Menlo"/>
+                <w:color w:val="A5D6FF"/>
+                <w:sz w:val="18"/>
+                <w:szCs w:val="18"/>
+              </w:rPr>
+              <w:t>False</w:t>
+            </w:r>
+            <w:proofErr w:type="spellEnd"/>
+            <w:r>
+              <w:rPr>
+                <w:rFonts w:ascii="Menlo" w:hAnsi="Menlo" w:cs="Menlo"/>
+                <w:color w:val="A5D6FF"/>
+                <w:sz w:val="18"/>
+                <w:szCs w:val="18"/>
+              </w:rPr>
+              <w:t xml:space="preserve"> для непустого стека"</w:t>
+            </w:r>
+            <w:r>
+              <w:rPr>
+                <w:rFonts w:ascii="Menlo" w:hAnsi="Menlo" w:cs="Menlo"/>
+                <w:color w:val="BBBEBF"/>
+                <w:sz w:val="18"/>
+                <w:szCs w:val="18"/>
+              </w:rPr>
+              <w:t>)</w:t>
             </w:r>
           </w:p>
           <w:p>
@@ -4641,298 +4446,6 @@
                 <w:color w:val="BBBEBF"/>
                 <w:sz w:val="18"/>
                 <w:szCs w:val="18"/>
-                <w:lang w:val="en-US"/>
-              </w:rPr>
-            </w:pPr>
-            <w:r>
-              <w:rPr>
-                <w:rFonts w:ascii="Menlo" w:hAnsi="Menlo" w:cs="Menlo"/>
-                <w:color w:val="BBBEBF"/>
-                <w:sz w:val="18"/>
-                <w:szCs w:val="18"/>
-                <w:lang w:val="en-US"/>
-              </w:rPr>
-              <w:t xml:space="preserve">        </w:t>
-            </w:r>
-            <w:proofErr w:type="spellStart"/>
-            <w:proofErr w:type="gramStart"/>
-            <w:r>
-              <w:rPr>
-                <w:rFonts w:ascii="Menlo" w:hAnsi="Menlo" w:cs="Menlo"/>
-                <w:color w:val="C9D1D9"/>
-                <w:sz w:val="18"/>
-                <w:szCs w:val="18"/>
-                <w:lang w:val="en-US"/>
-              </w:rPr>
-              <w:t>stack</w:t>
-            </w:r>
-            <w:r>
-              <w:rPr>
-                <w:rFonts w:ascii="Menlo" w:hAnsi="Menlo" w:cs="Menlo"/>
-                <w:color w:val="BBBEBF"/>
-                <w:sz w:val="18"/>
-                <w:szCs w:val="18"/>
-                <w:lang w:val="en-US"/>
-              </w:rPr>
-              <w:t>.</w:t>
-            </w:r>
-            <w:r>
-              <w:rPr>
-                <w:rFonts w:ascii="Menlo" w:hAnsi="Menlo" w:cs="Menlo"/>
-                <w:color w:val="D2A8FF"/>
-                <w:sz w:val="18"/>
-                <w:szCs w:val="18"/>
-                <w:lang w:val="en-US"/>
-              </w:rPr>
-              <w:t>clear</w:t>
-            </w:r>
-            <w:proofErr w:type="spellEnd"/>
-            <w:proofErr w:type="gramEnd"/>
-            <w:r>
-              <w:rPr>
-                <w:rFonts w:ascii="Menlo" w:hAnsi="Menlo" w:cs="Menlo"/>
-                <w:color w:val="BBBEBF"/>
-                <w:sz w:val="18"/>
-                <w:szCs w:val="18"/>
-                <w:lang w:val="en-US"/>
-              </w:rPr>
-              <w:t>()</w:t>
-            </w:r>
-          </w:p>
-          <w:p>
-            <w:pPr>
-              <w:shd w:val="clear" w:color="auto" w:fill="121314"/>
-              <w:spacing w:line="270" w:lineRule="atLeast"/>
-              <w:rPr>
-                <w:rFonts w:ascii="Menlo" w:hAnsi="Menlo" w:cs="Menlo"/>
-                <w:color w:val="BBBEBF"/>
-                <w:sz w:val="18"/>
-                <w:szCs w:val="18"/>
-                <w:lang w:val="en-US"/>
-              </w:rPr>
-            </w:pPr>
-            <w:r>
-              <w:rPr>
-                <w:rFonts w:ascii="Menlo" w:hAnsi="Menlo" w:cs="Menlo"/>
-                <w:color w:val="BBBEBF"/>
-                <w:sz w:val="18"/>
-                <w:szCs w:val="18"/>
-                <w:lang w:val="en-US"/>
-              </w:rPr>
-              <w:t xml:space="preserve">        </w:t>
-            </w:r>
-            <w:proofErr w:type="spellStart"/>
-            <w:proofErr w:type="gramStart"/>
-            <w:r>
-              <w:rPr>
-                <w:rFonts w:ascii="Menlo" w:hAnsi="Menlo" w:cs="Menlo"/>
-                <w:color w:val="C9D1D9"/>
-                <w:sz w:val="18"/>
-                <w:szCs w:val="18"/>
-                <w:lang w:val="en-US"/>
-              </w:rPr>
-              <w:t>self</w:t>
-            </w:r>
-            <w:r>
-              <w:rPr>
-                <w:rFonts w:ascii="Menlo" w:hAnsi="Menlo" w:cs="Menlo"/>
-                <w:color w:val="BBBEBF"/>
-                <w:sz w:val="18"/>
-                <w:szCs w:val="18"/>
-                <w:lang w:val="en-US"/>
-              </w:rPr>
-              <w:t>.</w:t>
-            </w:r>
-            <w:r>
-              <w:rPr>
-                <w:rFonts w:ascii="Menlo" w:hAnsi="Menlo" w:cs="Menlo"/>
-                <w:color w:val="D2A8FF"/>
-                <w:sz w:val="18"/>
-                <w:szCs w:val="18"/>
-                <w:lang w:val="en-US"/>
-              </w:rPr>
-              <w:t>assertTrue</w:t>
-            </w:r>
-            <w:proofErr w:type="spellEnd"/>
-            <w:proofErr w:type="gramEnd"/>
-            <w:r>
-              <w:rPr>
-                <w:rFonts w:ascii="Menlo" w:hAnsi="Menlo" w:cs="Menlo"/>
-                <w:color w:val="BBBEBF"/>
-                <w:sz w:val="18"/>
-                <w:szCs w:val="18"/>
-                <w:lang w:val="en-US"/>
-              </w:rPr>
-              <w:t>(</w:t>
-            </w:r>
-            <w:proofErr w:type="spellStart"/>
-            <w:r>
-              <w:rPr>
-                <w:rFonts w:ascii="Menlo" w:hAnsi="Menlo" w:cs="Menlo"/>
-                <w:color w:val="D2A8FF"/>
-                <w:sz w:val="18"/>
-                <w:szCs w:val="18"/>
-                <w:lang w:val="en-US"/>
-              </w:rPr>
-              <w:t>is_empty</w:t>
-            </w:r>
-            <w:proofErr w:type="spellEnd"/>
-            <w:r>
-              <w:rPr>
-                <w:rFonts w:ascii="Menlo" w:hAnsi="Menlo" w:cs="Menlo"/>
-                <w:color w:val="BBBEBF"/>
-                <w:sz w:val="18"/>
-                <w:szCs w:val="18"/>
-                <w:lang w:val="en-US"/>
-              </w:rPr>
-              <w:t>(</w:t>
-            </w:r>
-            <w:r>
-              <w:rPr>
-                <w:rFonts w:ascii="Menlo" w:hAnsi="Menlo" w:cs="Menlo"/>
-                <w:color w:val="C9D1D9"/>
-                <w:sz w:val="18"/>
-                <w:szCs w:val="18"/>
-                <w:lang w:val="en-US"/>
-              </w:rPr>
-              <w:t>stack</w:t>
-            </w:r>
-            <w:r>
-              <w:rPr>
-                <w:rFonts w:ascii="Menlo" w:hAnsi="Menlo" w:cs="Menlo"/>
-                <w:color w:val="BBBEBF"/>
-                <w:sz w:val="18"/>
-                <w:szCs w:val="18"/>
-                <w:lang w:val="en-US"/>
-              </w:rPr>
-              <w:t xml:space="preserve">), </w:t>
-            </w:r>
-            <w:r>
-              <w:rPr>
-                <w:rFonts w:ascii="Menlo" w:hAnsi="Menlo" w:cs="Menlo"/>
-                <w:color w:val="A5D6FF"/>
-                <w:sz w:val="18"/>
-                <w:szCs w:val="18"/>
-                <w:lang w:val="en-US"/>
-              </w:rPr>
-              <w:t>"</w:t>
-            </w:r>
-            <w:r>
-              <w:rPr>
-                <w:rFonts w:ascii="Menlo" w:hAnsi="Menlo" w:cs="Menlo"/>
-                <w:color w:val="A5D6FF"/>
-                <w:sz w:val="18"/>
-                <w:szCs w:val="18"/>
-              </w:rPr>
-              <w:t>Должно</w:t>
-            </w:r>
-            <w:r>
-              <w:rPr>
-                <w:rFonts w:ascii="Menlo" w:hAnsi="Menlo" w:cs="Menlo"/>
-                <w:color w:val="A5D6FF"/>
-                <w:sz w:val="18"/>
-                <w:szCs w:val="18"/>
-                <w:lang w:val="en-US"/>
-              </w:rPr>
-              <w:t xml:space="preserve"> </w:t>
-            </w:r>
-            <w:r>
-              <w:rPr>
-                <w:rFonts w:ascii="Menlo" w:hAnsi="Menlo" w:cs="Menlo"/>
-                <w:color w:val="A5D6FF"/>
-                <w:sz w:val="18"/>
-                <w:szCs w:val="18"/>
-              </w:rPr>
-              <w:t>возвращать</w:t>
-            </w:r>
-            <w:r>
-              <w:rPr>
-                <w:rFonts w:ascii="Menlo" w:hAnsi="Menlo" w:cs="Menlo"/>
-                <w:color w:val="A5D6FF"/>
-                <w:sz w:val="18"/>
-                <w:szCs w:val="18"/>
-                <w:lang w:val="en-US"/>
-              </w:rPr>
-              <w:t xml:space="preserve"> True </w:t>
-            </w:r>
-            <w:r>
-              <w:rPr>
-                <w:rFonts w:ascii="Menlo" w:hAnsi="Menlo" w:cs="Menlo"/>
-                <w:color w:val="A5D6FF"/>
-                <w:sz w:val="18"/>
-                <w:szCs w:val="18"/>
-              </w:rPr>
-              <w:t>после</w:t>
-            </w:r>
-            <w:r>
-              <w:rPr>
-                <w:rFonts w:ascii="Menlo" w:hAnsi="Menlo" w:cs="Menlo"/>
-                <w:color w:val="A5D6FF"/>
-                <w:sz w:val="18"/>
-                <w:szCs w:val="18"/>
-                <w:lang w:val="en-US"/>
-              </w:rPr>
-              <w:t xml:space="preserve"> </w:t>
-            </w:r>
-            <w:r>
-              <w:rPr>
-                <w:rFonts w:ascii="Menlo" w:hAnsi="Menlo" w:cs="Menlo"/>
-                <w:color w:val="A5D6FF"/>
-                <w:sz w:val="18"/>
-                <w:szCs w:val="18"/>
-              </w:rPr>
-              <w:t>очистки</w:t>
-            </w:r>
-            <w:r>
-              <w:rPr>
-                <w:rFonts w:ascii="Menlo" w:hAnsi="Menlo" w:cs="Menlo"/>
-                <w:color w:val="A5D6FF"/>
-                <w:sz w:val="18"/>
-                <w:szCs w:val="18"/>
-                <w:lang w:val="en-US"/>
-              </w:rPr>
-              <w:t xml:space="preserve"> </w:t>
-            </w:r>
-            <w:r>
-              <w:rPr>
-                <w:rFonts w:ascii="Menlo" w:hAnsi="Menlo" w:cs="Menlo"/>
-                <w:color w:val="A5D6FF"/>
-                <w:sz w:val="18"/>
-                <w:szCs w:val="18"/>
-              </w:rPr>
-              <w:t>стека</w:t>
-            </w:r>
-            <w:r>
-              <w:rPr>
-                <w:rFonts w:ascii="Menlo" w:hAnsi="Menlo" w:cs="Menlo"/>
-                <w:color w:val="A5D6FF"/>
-                <w:sz w:val="18"/>
-                <w:szCs w:val="18"/>
-                <w:lang w:val="en-US"/>
-              </w:rPr>
-              <w:t>"</w:t>
-            </w:r>
-            <w:r>
-              <w:rPr>
-                <w:rFonts w:ascii="Menlo" w:hAnsi="Menlo" w:cs="Menlo"/>
-                <w:color w:val="BBBEBF"/>
-                <w:sz w:val="18"/>
-                <w:szCs w:val="18"/>
-                <w:lang w:val="en-US"/>
-              </w:rPr>
-              <w:t>)</w:t>
-            </w:r>
-          </w:p>
-          <w:p>
-            <w:pPr>
-              <w:shd w:val="clear" w:color="auto" w:fill="121314"/>
-              <w:spacing w:line="270" w:lineRule="atLeast"/>
-              <w:rPr>
-                <w:rFonts w:ascii="Menlo" w:hAnsi="Menlo" w:cs="Menlo"/>
-                <w:color w:val="BBBEBF"/>
-                <w:sz w:val="18"/>
-                <w:szCs w:val="18"/>
-                <w:lang w:val="en-US"/>
               </w:rPr>
             </w:pPr>
           </w:p>
@@ -4951,12 +4464,21 @@
             <w:r>
               <w:rPr>
                 <w:rFonts w:ascii="Menlo" w:hAnsi="Menlo" w:cs="Menlo"/>
-                <w:color w:val="C586C0"/>
-                <w:sz w:val="18"/>
-                <w:szCs w:val="18"/>
-                <w:lang w:val="en-US"/>
-              </w:rPr>
-              <w:t>if</w:t>
+                <w:color w:val="BBBEBF"/>
+                <w:sz w:val="18"/>
+                <w:szCs w:val="18"/>
+              </w:rPr>
+              <w:t xml:space="preserve">    </w:t>
+            </w:r>
+            <w:r>
+              <w:rPr>
+                <w:rFonts w:ascii="Menlo" w:hAnsi="Menlo" w:cs="Menlo"/>
+                <w:color w:val="FF7B72"/>
+                <w:sz w:val="18"/>
+                <w:szCs w:val="18"/>
+                <w:lang w:val="en-US"/>
+              </w:rPr>
+              <w:t>def</w:t>
             </w:r>
             <w:r>
               <w:rPr>
@@ -4968,6 +4490,28 @@
               </w:rPr>
               <w:t xml:space="preserve"> </w:t>
             </w:r>
+            <w:proofErr w:type="spellStart"/>
+            <w:r>
+              <w:rPr>
+                <w:rFonts w:ascii="Menlo" w:hAnsi="Menlo" w:cs="Menlo"/>
+                <w:color w:val="D2A8FF"/>
+                <w:sz w:val="18"/>
+                <w:szCs w:val="18"/>
+                <w:lang w:val="en-US"/>
+              </w:rPr>
+              <w:t>test_after_clear</w:t>
+            </w:r>
+            <w:proofErr w:type="spellEnd"/>
+            <w:r>
+              <w:rPr>
+                <w:rFonts w:ascii="Menlo" w:hAnsi="Menlo" w:cs="Menlo"/>
+                <w:color w:val="BBBEBF"/>
+                <w:sz w:val="18"/>
+                <w:szCs w:val="18"/>
+                <w:lang w:val="en-US"/>
+              </w:rPr>
+              <w:t>(</w:t>
+            </w:r>
             <w:r>
               <w:rPr>
                 <w:rFonts w:ascii="Menlo" w:hAnsi="Menlo" w:cs="Menlo"/>
@@ -4976,57 +4520,17 @@
                 <w:szCs w:val="18"/>
                 <w:lang w:val="en-US"/>
               </w:rPr>
-              <w:t>__name__</w:t>
-            </w:r>
-            <w:r>
-              <w:rPr>
-                <w:rFonts w:ascii="Menlo" w:hAnsi="Menlo" w:cs="Menlo"/>
-                <w:color w:val="BBBEBF"/>
-                <w:sz w:val="18"/>
-                <w:szCs w:val="18"/>
-                <w:lang w:val="en-US"/>
-              </w:rPr>
-              <w:t xml:space="preserve"> </w:t>
-            </w:r>
-            <w:r>
-              <w:rPr>
-                <w:rFonts w:ascii="Menlo" w:hAnsi="Menlo" w:cs="Menlo"/>
-                <w:color w:val="D4D4D4"/>
-                <w:sz w:val="18"/>
-                <w:szCs w:val="18"/>
-                <w:lang w:val="en-US"/>
-              </w:rPr>
-              <w:t>==</w:t>
-            </w:r>
-            <w:r>
-              <w:rPr>
-                <w:rFonts w:ascii="Menlo" w:hAnsi="Menlo" w:cs="Menlo"/>
-                <w:color w:val="BBBEBF"/>
-                <w:sz w:val="18"/>
-                <w:szCs w:val="18"/>
-                <w:lang w:val="en-US"/>
-              </w:rPr>
-              <w:t xml:space="preserve"> </w:t>
-            </w:r>
-            <w:r>
-              <w:rPr>
-                <w:rFonts w:ascii="Menlo" w:hAnsi="Menlo" w:cs="Menlo"/>
-                <w:color w:val="A5D6FF"/>
-                <w:sz w:val="18"/>
-                <w:szCs w:val="18"/>
-                <w:lang w:val="en-US"/>
-              </w:rPr>
-              <w:t>'__main__'</w:t>
-            </w:r>
-            <w:r>
-              <w:rPr>
-                <w:rFonts w:ascii="Menlo" w:hAnsi="Menlo" w:cs="Menlo"/>
-                <w:color w:val="BBBEBF"/>
-                <w:sz w:val="18"/>
-                <w:szCs w:val="18"/>
-                <w:lang w:val="en-US"/>
-              </w:rPr>
-              <w:t>:</w:t>
+              <w:t>self</w:t>
+            </w:r>
+            <w:r>
+              <w:rPr>
+                <w:rFonts w:ascii="Menlo" w:hAnsi="Menlo" w:cs="Menlo"/>
+                <w:color w:val="BBBEBF"/>
+                <w:sz w:val="18"/>
+                <w:szCs w:val="18"/>
+                <w:lang w:val="en-US"/>
+              </w:rPr>
+              <w:t>):</w:t>
             </w:r>
           </w:p>
           <w:p>
@@ -5038,6 +4542,7 @@
                 <w:color w:val="BBBEBF"/>
                 <w:sz w:val="18"/>
                 <w:szCs w:val="18"/>
+                <w:lang w:val="en-US"/>
               </w:rPr>
             </w:pPr>
             <w:r>
@@ -5048,36 +4553,162 @@
                 <w:szCs w:val="18"/>
                 <w:lang w:val="en-US"/>
               </w:rPr>
-              <w:t xml:space="preserve">    </w:t>
+              <w:t xml:space="preserve">        </w:t>
+            </w:r>
+            <w:r>
+              <w:rPr>
+                <w:rFonts w:ascii="Menlo" w:hAnsi="Menlo" w:cs="Menlo"/>
+                <w:color w:val="C9D1D9"/>
+                <w:sz w:val="18"/>
+                <w:szCs w:val="18"/>
+                <w:lang w:val="en-US"/>
+              </w:rPr>
+              <w:t>stack</w:t>
+            </w:r>
+            <w:r>
+              <w:rPr>
+                <w:rFonts w:ascii="Menlo" w:hAnsi="Menlo" w:cs="Menlo"/>
+                <w:color w:val="BBBEBF"/>
+                <w:sz w:val="18"/>
+                <w:szCs w:val="18"/>
+                <w:lang w:val="en-US"/>
+              </w:rPr>
+              <w:t xml:space="preserve"> </w:t>
+            </w:r>
+            <w:r>
+              <w:rPr>
+                <w:rFonts w:ascii="Menlo" w:hAnsi="Menlo" w:cs="Menlo"/>
+                <w:color w:val="D4D4D4"/>
+                <w:sz w:val="18"/>
+                <w:szCs w:val="18"/>
+                <w:lang w:val="en-US"/>
+              </w:rPr>
+              <w:t>=</w:t>
+            </w:r>
+            <w:r>
+              <w:rPr>
+                <w:rFonts w:ascii="Menlo" w:hAnsi="Menlo" w:cs="Menlo"/>
+                <w:color w:val="BBBEBF"/>
+                <w:sz w:val="18"/>
+                <w:szCs w:val="18"/>
+                <w:lang w:val="en-US"/>
+              </w:rPr>
+              <w:t xml:space="preserve"> [</w:t>
+            </w:r>
+            <w:r>
+              <w:rPr>
+                <w:rFonts w:ascii="Menlo" w:hAnsi="Menlo" w:cs="Menlo"/>
+                <w:color w:val="B5CEA8"/>
+                <w:sz w:val="18"/>
+                <w:szCs w:val="18"/>
+                <w:lang w:val="en-US"/>
+              </w:rPr>
+              <w:t>1</w:t>
+            </w:r>
+            <w:r>
+              <w:rPr>
+                <w:rFonts w:ascii="Menlo" w:hAnsi="Menlo" w:cs="Menlo"/>
+                <w:color w:val="BBBEBF"/>
+                <w:sz w:val="18"/>
+                <w:szCs w:val="18"/>
+                <w:lang w:val="en-US"/>
+              </w:rPr>
+              <w:t xml:space="preserve">, </w:t>
+            </w:r>
+            <w:r>
+              <w:rPr>
+                <w:rFonts w:ascii="Menlo" w:hAnsi="Menlo" w:cs="Menlo"/>
+                <w:color w:val="B5CEA8"/>
+                <w:sz w:val="18"/>
+                <w:szCs w:val="18"/>
+                <w:lang w:val="en-US"/>
+              </w:rPr>
+              <w:t>2</w:t>
+            </w:r>
+            <w:r>
+              <w:rPr>
+                <w:rFonts w:ascii="Menlo" w:hAnsi="Menlo" w:cs="Menlo"/>
+                <w:color w:val="BBBEBF"/>
+                <w:sz w:val="18"/>
+                <w:szCs w:val="18"/>
+                <w:lang w:val="en-US"/>
+              </w:rPr>
+              <w:t xml:space="preserve">, </w:t>
+            </w:r>
+            <w:r>
+              <w:rPr>
+                <w:rFonts w:ascii="Menlo" w:hAnsi="Menlo" w:cs="Menlo"/>
+                <w:color w:val="B5CEA8"/>
+                <w:sz w:val="18"/>
+                <w:szCs w:val="18"/>
+                <w:lang w:val="en-US"/>
+              </w:rPr>
+              <w:t>3</w:t>
+            </w:r>
+            <w:r>
+              <w:rPr>
+                <w:rFonts w:ascii="Menlo" w:hAnsi="Menlo" w:cs="Menlo"/>
+                <w:color w:val="BBBEBF"/>
+                <w:sz w:val="18"/>
+                <w:szCs w:val="18"/>
+                <w:lang w:val="en-US"/>
+              </w:rPr>
+              <w:t>]</w:t>
+            </w:r>
+          </w:p>
+          <w:p>
+            <w:pPr>
+              <w:shd w:val="clear" w:color="auto" w:fill="121314"/>
+              <w:spacing w:line="270" w:lineRule="atLeast"/>
+              <w:rPr>
+                <w:rFonts w:ascii="Menlo" w:hAnsi="Menlo" w:cs="Menlo"/>
+                <w:color w:val="BBBEBF"/>
+                <w:sz w:val="18"/>
+                <w:szCs w:val="18"/>
+                <w:lang w:val="en-US"/>
+              </w:rPr>
+            </w:pPr>
+            <w:r>
+              <w:rPr>
+                <w:rFonts w:ascii="Menlo" w:hAnsi="Menlo" w:cs="Menlo"/>
+                <w:color w:val="BBBEBF"/>
+                <w:sz w:val="18"/>
+                <w:szCs w:val="18"/>
+                <w:lang w:val="en-US"/>
+              </w:rPr>
+              <w:t xml:space="preserve">        </w:t>
             </w:r>
             <w:proofErr w:type="spellStart"/>
             <w:proofErr w:type="gramStart"/>
             <w:r>
               <w:rPr>
                 <w:rFonts w:ascii="Menlo" w:hAnsi="Menlo" w:cs="Menlo"/>
-                <w:color w:val="4EC9B0"/>
-                <w:sz w:val="18"/>
-                <w:szCs w:val="18"/>
-              </w:rPr>
-              <w:t>unittest</w:t>
-            </w:r>
-            <w:r>
-              <w:rPr>
-                <w:rFonts w:ascii="Menlo" w:hAnsi="Menlo" w:cs="Menlo"/>
-                <w:color w:val="BBBEBF"/>
-                <w:sz w:val="18"/>
-                <w:szCs w:val="18"/>
+                <w:color w:val="C9D1D9"/>
+                <w:sz w:val="18"/>
+                <w:szCs w:val="18"/>
+                <w:lang w:val="en-US"/>
+              </w:rPr>
+              <w:t>stack</w:t>
+            </w:r>
+            <w:r>
+              <w:rPr>
+                <w:rFonts w:ascii="Menlo" w:hAnsi="Menlo" w:cs="Menlo"/>
+                <w:color w:val="BBBEBF"/>
+                <w:sz w:val="18"/>
+                <w:szCs w:val="18"/>
+                <w:lang w:val="en-US"/>
               </w:rPr>
               <w:t>.</w:t>
             </w:r>
             <w:r>
               <w:rPr>
                 <w:rFonts w:ascii="Menlo" w:hAnsi="Menlo" w:cs="Menlo"/>
-                <w:color w:val="4EC9B0"/>
-                <w:sz w:val="18"/>
-                <w:szCs w:val="18"/>
-              </w:rPr>
-              <w:t>main</w:t>
+                <w:color w:val="D2A8FF"/>
+                <w:sz w:val="18"/>
+                <w:szCs w:val="18"/>
+                <w:lang w:val="en-US"/>
+              </w:rPr>
+              <w:t>clear</w:t>
             </w:r>
             <w:proofErr w:type="spellEnd"/>
             <w:proofErr w:type="gramEnd"/>
@@ -5087,9 +4718,414 @@
                 <w:color w:val="BBBEBF"/>
                 <w:sz w:val="18"/>
                 <w:szCs w:val="18"/>
+                <w:lang w:val="en-US"/>
               </w:rPr>
               <w:t>()</w:t>
             </w:r>
+          </w:p>
+          <w:p>
+            <w:pPr>
+              <w:shd w:val="clear" w:color="auto" w:fill="121314"/>
+              <w:spacing w:line="270" w:lineRule="atLeast"/>
+              <w:rPr>
+                <w:rFonts w:ascii="Menlo" w:hAnsi="Menlo" w:cs="Menlo"/>
+                <w:color w:val="BBBEBF"/>
+                <w:sz w:val="18"/>
+                <w:szCs w:val="18"/>
+                <w:lang w:val="en-US"/>
+              </w:rPr>
+            </w:pPr>
+            <w:r>
+              <w:rPr>
+                <w:rFonts w:ascii="Menlo" w:hAnsi="Menlo" w:cs="Menlo"/>
+                <w:color w:val="BBBEBF"/>
+                <w:sz w:val="18"/>
+                <w:szCs w:val="18"/>
+                <w:lang w:val="en-US"/>
+              </w:rPr>
+              <w:t xml:space="preserve">        </w:t>
+            </w:r>
+            <w:proofErr w:type="spellStart"/>
+            <w:proofErr w:type="gramStart"/>
+            <w:r>
+              <w:rPr>
+                <w:rFonts w:ascii="Menlo" w:hAnsi="Menlo" w:cs="Menlo"/>
+                <w:color w:val="C9D1D9"/>
+                <w:sz w:val="18"/>
+                <w:szCs w:val="18"/>
+                <w:lang w:val="en-US"/>
+              </w:rPr>
+              <w:t>self</w:t>
+            </w:r>
+            <w:r>
+              <w:rPr>
+                <w:rFonts w:ascii="Menlo" w:hAnsi="Menlo" w:cs="Menlo"/>
+                <w:color w:val="BBBEBF"/>
+                <w:sz w:val="18"/>
+                <w:szCs w:val="18"/>
+                <w:lang w:val="en-US"/>
+              </w:rPr>
+              <w:t>.</w:t>
+            </w:r>
+            <w:r>
+              <w:rPr>
+                <w:rFonts w:ascii="Menlo" w:hAnsi="Menlo" w:cs="Menlo"/>
+                <w:color w:val="D2A8FF"/>
+                <w:sz w:val="18"/>
+                <w:szCs w:val="18"/>
+                <w:lang w:val="en-US"/>
+              </w:rPr>
+              <w:t>assertTrue</w:t>
+            </w:r>
+            <w:proofErr w:type="spellEnd"/>
+            <w:proofErr w:type="gramEnd"/>
+            <w:r>
+              <w:rPr>
+                <w:rFonts w:ascii="Menlo" w:hAnsi="Menlo" w:cs="Menlo"/>
+                <w:color w:val="BBBEBF"/>
+                <w:sz w:val="18"/>
+                <w:szCs w:val="18"/>
+                <w:lang w:val="en-US"/>
+              </w:rPr>
+              <w:t>(</w:t>
+            </w:r>
+            <w:proofErr w:type="spellStart"/>
+            <w:r>
+              <w:rPr>
+                <w:rFonts w:ascii="Menlo" w:hAnsi="Menlo" w:cs="Menlo"/>
+                <w:color w:val="D2A8FF"/>
+                <w:sz w:val="18"/>
+                <w:szCs w:val="18"/>
+                <w:lang w:val="en-US"/>
+              </w:rPr>
+              <w:t>is_empty</w:t>
+            </w:r>
+            <w:proofErr w:type="spellEnd"/>
+            <w:r>
+              <w:rPr>
+                <w:rFonts w:ascii="Menlo" w:hAnsi="Menlo" w:cs="Menlo"/>
+                <w:color w:val="BBBEBF"/>
+                <w:sz w:val="18"/>
+                <w:szCs w:val="18"/>
+                <w:lang w:val="en-US"/>
+              </w:rPr>
+              <w:t>(</w:t>
+            </w:r>
+            <w:r>
+              <w:rPr>
+                <w:rFonts w:ascii="Menlo" w:hAnsi="Menlo" w:cs="Menlo"/>
+                <w:color w:val="C9D1D9"/>
+                <w:sz w:val="18"/>
+                <w:szCs w:val="18"/>
+                <w:lang w:val="en-US"/>
+              </w:rPr>
+              <w:t>stack</w:t>
+            </w:r>
+            <w:r>
+              <w:rPr>
+                <w:rFonts w:ascii="Menlo" w:hAnsi="Menlo" w:cs="Menlo"/>
+                <w:color w:val="BBBEBF"/>
+                <w:sz w:val="18"/>
+                <w:szCs w:val="18"/>
+                <w:lang w:val="en-US"/>
+              </w:rPr>
+              <w:t xml:space="preserve">), </w:t>
+            </w:r>
+            <w:r>
+              <w:rPr>
+                <w:rFonts w:ascii="Menlo" w:hAnsi="Menlo" w:cs="Menlo"/>
+                <w:color w:val="A5D6FF"/>
+                <w:sz w:val="18"/>
+                <w:szCs w:val="18"/>
+                <w:lang w:val="en-US"/>
+              </w:rPr>
+              <w:t>"</w:t>
+            </w:r>
+            <w:r>
+              <w:rPr>
+                <w:rFonts w:ascii="Menlo" w:hAnsi="Menlo" w:cs="Menlo"/>
+                <w:color w:val="A5D6FF"/>
+                <w:sz w:val="18"/>
+                <w:szCs w:val="18"/>
+              </w:rPr>
+              <w:t>Должно</w:t>
+            </w:r>
+            <w:r>
+              <w:rPr>
+                <w:rFonts w:ascii="Menlo" w:hAnsi="Menlo" w:cs="Menlo"/>
+                <w:color w:val="A5D6FF"/>
+                <w:sz w:val="18"/>
+                <w:szCs w:val="18"/>
+                <w:lang w:val="en-US"/>
+              </w:rPr>
+              <w:t xml:space="preserve"> </w:t>
+            </w:r>
+            <w:r>
+              <w:rPr>
+                <w:rFonts w:ascii="Menlo" w:hAnsi="Menlo" w:cs="Menlo"/>
+                <w:color w:val="A5D6FF"/>
+                <w:sz w:val="18"/>
+                <w:szCs w:val="18"/>
+              </w:rPr>
+              <w:t>возвращать</w:t>
+            </w:r>
+            <w:r>
+              <w:rPr>
+                <w:rFonts w:ascii="Menlo" w:hAnsi="Menlo" w:cs="Menlo"/>
+                <w:color w:val="A5D6FF"/>
+                <w:sz w:val="18"/>
+                <w:szCs w:val="18"/>
+                <w:lang w:val="en-US"/>
+              </w:rPr>
+              <w:t xml:space="preserve"> True </w:t>
+            </w:r>
+            <w:r>
+              <w:rPr>
+                <w:rFonts w:ascii="Menlo" w:hAnsi="Menlo" w:cs="Menlo"/>
+                <w:color w:val="A5D6FF"/>
+                <w:sz w:val="18"/>
+                <w:szCs w:val="18"/>
+              </w:rPr>
+              <w:t>после</w:t>
+            </w:r>
+            <w:r>
+              <w:rPr>
+                <w:rFonts w:ascii="Menlo" w:hAnsi="Menlo" w:cs="Menlo"/>
+                <w:color w:val="A5D6FF"/>
+                <w:sz w:val="18"/>
+                <w:szCs w:val="18"/>
+                <w:lang w:val="en-US"/>
+              </w:rPr>
+              <w:t xml:space="preserve"> </w:t>
+            </w:r>
+            <w:r>
+              <w:rPr>
+                <w:rFonts w:ascii="Menlo" w:hAnsi="Menlo" w:cs="Menlo"/>
+                <w:color w:val="A5D6FF"/>
+                <w:sz w:val="18"/>
+                <w:szCs w:val="18"/>
+              </w:rPr>
+              <w:t>очистки</w:t>
+            </w:r>
+            <w:r>
+              <w:rPr>
+                <w:rFonts w:ascii="Menlo" w:hAnsi="Menlo" w:cs="Menlo"/>
+                <w:color w:val="A5D6FF"/>
+                <w:sz w:val="18"/>
+                <w:szCs w:val="18"/>
+                <w:lang w:val="en-US"/>
+              </w:rPr>
+              <w:t xml:space="preserve"> </w:t>
+            </w:r>
+            <w:r>
+              <w:rPr>
+                <w:rFonts w:ascii="Menlo" w:hAnsi="Menlo" w:cs="Menlo"/>
+                <w:color w:val="A5D6FF"/>
+                <w:sz w:val="18"/>
+                <w:szCs w:val="18"/>
+              </w:rPr>
+              <w:t>стека</w:t>
+            </w:r>
+            <w:r>
+              <w:rPr>
+                <w:rFonts w:ascii="Menlo" w:hAnsi="Menlo" w:cs="Menlo"/>
+                <w:color w:val="A5D6FF"/>
+                <w:sz w:val="18"/>
+                <w:szCs w:val="18"/>
+                <w:lang w:val="en-US"/>
+              </w:rPr>
+              <w:t>"</w:t>
+            </w:r>
+            <w:r>
+              <w:rPr>
+                <w:rFonts w:ascii="Menlo" w:hAnsi="Menlo" w:cs="Menlo"/>
+                <w:color w:val="BBBEBF"/>
+                <w:sz w:val="18"/>
+                <w:szCs w:val="18"/>
+                <w:lang w:val="en-US"/>
+              </w:rPr>
+              <w:t>)</w:t>
+            </w:r>
+          </w:p>
+          <w:p>
+            <w:pPr>
+              <w:shd w:val="clear" w:color="auto" w:fill="121314"/>
+              <w:spacing w:line="270" w:lineRule="atLeast"/>
+              <w:rPr>
+                <w:rFonts w:ascii="Menlo" w:hAnsi="Menlo" w:cs="Menlo"/>
+                <w:color w:val="BBBEBF"/>
+                <w:sz w:val="18"/>
+                <w:szCs w:val="18"/>
+                <w:lang w:val="en-US"/>
+              </w:rPr>
+            </w:pPr>
+          </w:p>
+          <w:p>
+            <w:pPr>
+              <w:shd w:val="clear" w:color="auto" w:fill="121314"/>
+              <w:spacing w:line="270" w:lineRule="atLeast"/>
+              <w:rPr>
+                <w:rFonts w:ascii="Menlo" w:hAnsi="Menlo" w:cs="Menlo"/>
+                <w:color w:val="BBBEBF"/>
+                <w:sz w:val="18"/>
+                <w:szCs w:val="18"/>
+                <w:lang w:val="en-US"/>
+              </w:rPr>
+            </w:pPr>
+            <w:r>
+              <w:rPr>
+                <w:rFonts w:ascii="Menlo" w:hAnsi="Menlo" w:cs="Menlo"/>
+                <w:color w:val="C586C0"/>
+                <w:sz w:val="18"/>
+                <w:szCs w:val="18"/>
+                <w:lang w:val="en-US"/>
+              </w:rPr>
+              <w:t>if</w:t>
+            </w:r>
+            <w:r>
+              <w:rPr>
+                <w:rFonts w:ascii="Menlo" w:hAnsi="Menlo" w:cs="Menlo"/>
+                <w:color w:val="BBBEBF"/>
+                <w:sz w:val="18"/>
+                <w:szCs w:val="18"/>
+                <w:lang w:val="en-US"/>
+              </w:rPr>
+              <w:t xml:space="preserve"> </w:t>
+            </w:r>
+            <w:r>
+              <w:rPr>
+                <w:rFonts w:ascii="Menlo" w:hAnsi="Menlo" w:cs="Menlo"/>
+                <w:color w:val="C9D1D9"/>
+                <w:sz w:val="18"/>
+                <w:szCs w:val="18"/>
+                <w:lang w:val="en-US"/>
+              </w:rPr>
+              <w:t>__name__</w:t>
+            </w:r>
+            <w:r>
+              <w:rPr>
+                <w:rFonts w:ascii="Menlo" w:hAnsi="Menlo" w:cs="Menlo"/>
+                <w:color w:val="BBBEBF"/>
+                <w:sz w:val="18"/>
+                <w:szCs w:val="18"/>
+                <w:lang w:val="en-US"/>
+              </w:rPr>
+              <w:t xml:space="preserve"> </w:t>
+            </w:r>
+            <w:r>
+              <w:rPr>
+                <w:rFonts w:ascii="Menlo" w:hAnsi="Menlo" w:cs="Menlo"/>
+                <w:color w:val="D4D4D4"/>
+                <w:sz w:val="18"/>
+                <w:szCs w:val="18"/>
+                <w:lang w:val="en-US"/>
+              </w:rPr>
+              <w:t>==</w:t>
+            </w:r>
+            <w:r>
+              <w:rPr>
+                <w:rFonts w:ascii="Menlo" w:hAnsi="Menlo" w:cs="Menlo"/>
+                <w:color w:val="BBBEBF"/>
+                <w:sz w:val="18"/>
+                <w:szCs w:val="18"/>
+                <w:lang w:val="en-US"/>
+              </w:rPr>
+              <w:t xml:space="preserve"> </w:t>
+            </w:r>
+            <w:r>
+              <w:rPr>
+                <w:rFonts w:ascii="Menlo" w:hAnsi="Menlo" w:cs="Menlo"/>
+                <w:color w:val="A5D6FF"/>
+                <w:sz w:val="18"/>
+                <w:szCs w:val="18"/>
+                <w:lang w:val="en-US"/>
+              </w:rPr>
+              <w:t>'__main__'</w:t>
+            </w:r>
+            <w:r>
+              <w:rPr>
+                <w:rFonts w:ascii="Menlo" w:hAnsi="Menlo" w:cs="Menlo"/>
+                <w:color w:val="BBBEBF"/>
+                <w:sz w:val="18"/>
+                <w:szCs w:val="18"/>
+                <w:lang w:val="en-US"/>
+              </w:rPr>
+              <w:t>:</w:t>
+            </w:r>
+          </w:p>
+          <w:p>
+            <w:pPr>
+              <w:shd w:val="clear" w:color="auto" w:fill="121314"/>
+              <w:spacing w:line="270" w:lineRule="atLeast"/>
+              <w:rPr>
+                <w:rFonts w:ascii="Menlo" w:hAnsi="Menlo" w:cs="Menlo"/>
+                <w:color w:val="BBBEBF"/>
+                <w:sz w:val="18"/>
+                <w:szCs w:val="18"/>
+              </w:rPr>
+            </w:pPr>
+            <w:r>
+              <w:rPr>
+                <w:rFonts w:ascii="Menlo" w:hAnsi="Menlo" w:cs="Menlo"/>
+                <w:color w:val="BBBEBF"/>
+                <w:sz w:val="18"/>
+                <w:szCs w:val="18"/>
+                <w:lang w:val="en-US"/>
+              </w:rPr>
+              <w:t xml:space="preserve">    </w:t>
+            </w:r>
+            <w:proofErr w:type="spellStart"/>
+            <w:proofErr w:type="gramStart"/>
+            <w:r>
+              <w:rPr>
+                <w:rFonts w:ascii="Menlo" w:hAnsi="Menlo" w:cs="Menlo"/>
+                <w:color w:val="4EC9B0"/>
+                <w:sz w:val="18"/>
+                <w:szCs w:val="18"/>
+              </w:rPr>
+              <w:t>unittest</w:t>
+            </w:r>
+            <w:r>
+              <w:rPr>
+                <w:rFonts w:ascii="Menlo" w:hAnsi="Menlo" w:cs="Menlo"/>
+                <w:color w:val="BBBEBF"/>
+                <w:sz w:val="18"/>
+                <w:szCs w:val="18"/>
+              </w:rPr>
+              <w:t>.</w:t>
+            </w:r>
+            <w:r>
+              <w:rPr>
+                <w:rFonts w:ascii="Menlo" w:hAnsi="Menlo" w:cs="Menlo"/>
+                <w:color w:val="4EC9B0"/>
+                <w:sz w:val="18"/>
+                <w:szCs w:val="18"/>
+              </w:rPr>
+              <w:t>main</w:t>
+            </w:r>
+            <w:proofErr w:type="spellEnd"/>
+            <w:proofErr w:type="gramEnd"/>
+            <w:r>
+              <w:rPr>
+                <w:rFonts w:ascii="Menlo" w:hAnsi="Menlo" w:cs="Menlo"/>
+                <w:color w:val="BBBEBF"/>
+                <w:sz w:val="18"/>
+                <w:szCs w:val="18"/>
+              </w:rPr>
+              <w:t>()</w:t>
+            </w:r>
+          </w:p>
+          <w:p>
+            <w:pPr>
+              <w:shd w:val="clear" w:color="auto" w:fill="121314"/>
+              <w:spacing w:line="270" w:lineRule="atLeast"/>
+              <w:rPr>
+                <w:rFonts w:ascii="Menlo" w:hAnsi="Menlo" w:cs="Menlo"/>
+                <w:color w:val="BBBEBF"/>
+                <w:sz w:val="18"/>
+                <w:szCs w:val="18"/>
+              </w:rPr>
+            </w:pPr>
           </w:p>
           <w:p>
             <w:pPr>
@@ -5120,6 +5156,26 @@
           <w:b/>
           <w:sz w:val="32"/>
           <w:szCs w:val="32"/>
+        </w:rPr>
+      </w:pPr>
+    </w:p>
+    <w:p>
+      <w:pPr>
+        <w:spacing w:before="120" w:after="120" w:line="360" w:lineRule="auto"/>
+        <w:rPr>
+          <w:b/>
+          <w:sz w:val="32"/>
+          <w:szCs w:val="32"/>
+        </w:rPr>
+      </w:pPr>
+    </w:p>
+    <w:p>
+      <w:pPr>
+        <w:spacing w:before="120" w:after="120" w:line="360" w:lineRule="auto"/>
+        <w:rPr>
+          <w:b/>
+          <w:sz w:val="32"/>
+          <w:szCs w:val="32"/>
           <w:lang w:val="en-US"/>
         </w:rPr>
       </w:pPr>
@@ -5129,6 +5185,7 @@
           <w:sz w:val="32"/>
           <w:szCs w:val="32"/>
         </w:rPr>
+        <w:lastRenderedPageBreak/>
         <w:t xml:space="preserve">Скриншот результатов </w:t>
       </w:r>
       <w:r>
@@ -5212,7 +5269,6 @@
           <w:sz w:val="32"/>
           <w:szCs w:val="32"/>
         </w:rPr>
-        <w:lastRenderedPageBreak/>
         <w:t>Ссылка на репозиторий</w:t>
       </w:r>
     </w:p>
@@ -6129,49 +6185,6 @@
     <w:p>
       <w:pPr>
         <w:spacing w:before="120" w:after="120" w:line="360" w:lineRule="auto"/>
-        <w:rPr>
-          <w:b/>
-          <w:sz w:val="32"/>
-          <w:szCs w:val="32"/>
-        </w:rPr>
-      </w:pPr>
-    </w:p>
-    <w:p>
-      <w:pPr>
-        <w:spacing w:before="120" w:after="120" w:line="360" w:lineRule="auto"/>
-        <w:rPr>
-          <w:b/>
-          <w:sz w:val="32"/>
-          <w:szCs w:val="32"/>
-        </w:rPr>
-      </w:pPr>
-    </w:p>
-    <w:p>
-      <w:pPr>
-        <w:spacing w:before="120" w:after="120" w:line="360" w:lineRule="auto"/>
-        <w:jc w:val="center"/>
-        <w:rPr>
-          <w:b/>
-          <w:sz w:val="32"/>
-          <w:szCs w:val="32"/>
-        </w:rPr>
-      </w:pPr>
-    </w:p>
-    <w:p>
-      <w:pPr>
-        <w:spacing w:before="120" w:after="120" w:line="360" w:lineRule="auto"/>
-        <w:jc w:val="center"/>
-        <w:rPr>
-          <w:b/>
-          <w:sz w:val="32"/>
-          <w:szCs w:val="32"/>
-        </w:rPr>
-      </w:pPr>
-    </w:p>
-    <w:p>
-      <w:pPr>
-        <w:spacing w:before="120" w:after="120" w:line="360" w:lineRule="auto"/>
-        <w:jc w:val="center"/>
         <w:rPr>
           <w:b/>
           <w:sz w:val="32"/>
@@ -6373,18 +6386,6 @@
     <w:p>
       <w:pPr>
         <w:spacing w:before="120" w:after="120" w:line="360" w:lineRule="auto"/>
-        <w:jc w:val="center"/>
-        <w:rPr>
-          <w:b/>
-          <w:sz w:val="32"/>
-          <w:szCs w:val="32"/>
-        </w:rPr>
-      </w:pPr>
-    </w:p>
-    <w:p>
-      <w:pPr>
-        <w:spacing w:before="120" w:after="120" w:line="360" w:lineRule="auto"/>
-        <w:jc w:val="center"/>
         <w:rPr>
           <w:b/>
           <w:sz w:val="32"/>
@@ -6407,6 +6408,7 @@
           <w:sz w:val="32"/>
           <w:szCs w:val="32"/>
         </w:rPr>
+        <w:lastRenderedPageBreak/>
         <w:t>График измерений</w:t>
       </w:r>
     </w:p>
@@ -6550,6 +6552,7 @@
           <w:sz w:val="32"/>
           <w:szCs w:val="32"/>
         </w:rPr>
+        <w:lastRenderedPageBreak/>
         <w:t>Вывод</w:t>
       </w:r>
     </w:p>

--- a/lab_1.docx
+++ b/lab_1.docx
@@ -101,7 +101,21 @@
           <w:sz w:val="28"/>
           <w:szCs w:val="28"/>
         </w:rPr>
-        <w:t>Кафедра геоинформационных систем и технологий</w:t>
+        <w:t xml:space="preserve">Кафедра </w:t>
+      </w:r>
+      <w:r>
+        <w:rPr>
+          <w:sz w:val="28"/>
+          <w:szCs w:val="28"/>
+        </w:rPr>
+        <w:t xml:space="preserve">информатики и </w:t>
+      </w:r>
+      <w:r>
+        <w:rPr>
+          <w:sz w:val="28"/>
+          <w:szCs w:val="28"/>
+        </w:rPr>
+        <w:t>геоинформационных технологий</w:t>
       </w:r>
     </w:p>
     <w:p>
@@ -513,14 +527,7 @@
           <w:sz w:val="28"/>
           <w:szCs w:val="28"/>
         </w:rPr>
-        <w:t>-</w:t>
-      </w:r>
-      <w:r>
-        <w:rPr>
-          <w:sz w:val="28"/>
-          <w:szCs w:val="28"/>
-        </w:rPr>
-        <w:t xml:space="preserve"> это</w:t>
+        <w:t>- это</w:t>
       </w:r>
       <w:proofErr w:type="gramEnd"/>
       <w:r>
@@ -847,6 +854,83 @@
     </w:p>
     <w:p>
       <w:pPr>
+        <w:spacing w:after="120" w:line="360" w:lineRule="auto"/>
+        <w:rPr>
+          <w:sz w:val="28"/>
+          <w:szCs w:val="28"/>
+        </w:rPr>
+      </w:pPr>
+    </w:p>
+    <w:p>
+      <w:pPr>
+        <w:spacing w:after="120" w:line="360" w:lineRule="auto"/>
+        <w:rPr>
+          <w:sz w:val="28"/>
+          <w:szCs w:val="28"/>
+        </w:rPr>
+      </w:pPr>
+    </w:p>
+    <w:p>
+      <w:pPr>
+        <w:pStyle w:val="p1"/>
+        <w:spacing w:line="360" w:lineRule="auto"/>
+        <w:rPr>
+          <w:sz w:val="28"/>
+          <w:szCs w:val="28"/>
+        </w:rPr>
+      </w:pPr>
+      <w:r>
+        <w:rPr>
+          <w:b/>
+          <w:bCs/>
+          <w:sz w:val="32"/>
+          <w:szCs w:val="32"/>
+        </w:rPr>
+        <w:lastRenderedPageBreak/>
+        <w:t>Оценка памяти</w:t>
+      </w:r>
+      <w:r>
+        <w:rPr>
+          <w:sz w:val="28"/>
+          <w:szCs w:val="28"/>
+        </w:rPr>
+        <w:br/>
+      </w:r>
+      <w:r>
+        <w:rPr>
+          <w:sz w:val="28"/>
+          <w:szCs w:val="28"/>
+        </w:rPr>
+        <w:tab/>
+        <w:t>П</w:t>
+      </w:r>
+      <w:r>
+        <w:rPr>
+          <w:sz w:val="28"/>
+          <w:szCs w:val="28"/>
+        </w:rPr>
+        <w:t xml:space="preserve">роверка пустоты стека не требует выделения дополнительной памяти, так как выполняется только проверка количества элементов в структуре данных. Следовательно, дополнительная память для этой операции имеет сложность </w:t>
+      </w:r>
+      <m:oMath>
+        <m:r>
+          <w:rPr>
+            <w:rFonts w:ascii="Cambria Math" w:hAnsi="Cambria Math"/>
+            <w:sz w:val="28"/>
+            <w:szCs w:val="28"/>
+          </w:rPr>
+          <m:t>O(1)</m:t>
+        </m:r>
+      </m:oMath>
+      <w:r>
+        <w:rPr>
+          <w:sz w:val="28"/>
+          <w:szCs w:val="28"/>
+        </w:rPr>
+        <w:t>.</w:t>
+      </w:r>
+    </w:p>
+    <w:p>
+      <w:pPr>
         <w:spacing w:before="120" w:after="120" w:line="360" w:lineRule="auto"/>
         <w:rPr>
           <w:b/>
@@ -869,7 +953,6 @@
           <w:sz w:val="32"/>
           <w:szCs w:val="32"/>
         </w:rPr>
-        <w:lastRenderedPageBreak/>
         <w:t>Справочная информация о процессоре</w:t>
       </w:r>
     </w:p>
@@ -894,8 +977,9 @@
       <w:pPr>
         <w:spacing w:before="120" w:after="120" w:line="360" w:lineRule="auto"/>
         <w:rPr>
-          <w:sz w:val="28"/>
-          <w:szCs w:val="28"/>
+          <w:b/>
+          <w:sz w:val="32"/>
+          <w:szCs w:val="32"/>
         </w:rPr>
       </w:pPr>
     </w:p>
@@ -913,17 +997,118 @@
       <w:pPr>
         <w:spacing w:before="120" w:after="120" w:line="360" w:lineRule="auto"/>
         <w:rPr>
-          <w:sz w:val="32"/>
-          <w:szCs w:val="32"/>
-        </w:rPr>
-      </w:pPr>
-      <w:r>
-        <w:rPr>
           <w:b/>
           <w:sz w:val="32"/>
           <w:szCs w:val="32"/>
         </w:rPr>
-        <w:t>Код</w:t>
+      </w:pPr>
+    </w:p>
+    <w:p>
+      <w:pPr>
+        <w:spacing w:before="120" w:after="120" w:line="360" w:lineRule="auto"/>
+        <w:rPr>
+          <w:b/>
+          <w:sz w:val="32"/>
+          <w:szCs w:val="32"/>
+        </w:rPr>
+      </w:pPr>
+    </w:p>
+    <w:p>
+      <w:pPr>
+        <w:spacing w:before="120" w:after="120" w:line="360" w:lineRule="auto"/>
+        <w:rPr>
+          <w:b/>
+          <w:sz w:val="32"/>
+          <w:szCs w:val="32"/>
+        </w:rPr>
+      </w:pPr>
+    </w:p>
+    <w:p>
+      <w:pPr>
+        <w:spacing w:before="120" w:after="120" w:line="360" w:lineRule="auto"/>
+        <w:rPr>
+          <w:b/>
+          <w:sz w:val="32"/>
+          <w:szCs w:val="32"/>
+        </w:rPr>
+      </w:pPr>
+    </w:p>
+    <w:p>
+      <w:pPr>
+        <w:spacing w:before="120" w:after="120" w:line="360" w:lineRule="auto"/>
+        <w:rPr>
+          <w:b/>
+          <w:sz w:val="32"/>
+          <w:szCs w:val="32"/>
+        </w:rPr>
+      </w:pPr>
+    </w:p>
+    <w:p>
+      <w:pPr>
+        <w:spacing w:before="120" w:after="120" w:line="360" w:lineRule="auto"/>
+        <w:rPr>
+          <w:b/>
+          <w:sz w:val="32"/>
+          <w:szCs w:val="32"/>
+        </w:rPr>
+      </w:pPr>
+    </w:p>
+    <w:p>
+      <w:pPr>
+        <w:spacing w:before="120" w:after="120" w:line="360" w:lineRule="auto"/>
+        <w:rPr>
+          <w:b/>
+          <w:sz w:val="32"/>
+          <w:szCs w:val="32"/>
+        </w:rPr>
+      </w:pPr>
+    </w:p>
+    <w:p>
+      <w:pPr>
+        <w:spacing w:before="120" w:after="120" w:line="360" w:lineRule="auto"/>
+        <w:rPr>
+          <w:b/>
+          <w:sz w:val="32"/>
+          <w:szCs w:val="32"/>
+        </w:rPr>
+      </w:pPr>
+    </w:p>
+    <w:p>
+      <w:pPr>
+        <w:spacing w:before="120" w:after="120" w:line="360" w:lineRule="auto"/>
+        <w:rPr>
+          <w:b/>
+          <w:sz w:val="32"/>
+          <w:szCs w:val="32"/>
+        </w:rPr>
+      </w:pPr>
+    </w:p>
+    <w:p>
+      <w:pPr>
+        <w:spacing w:before="120" w:after="120" w:line="360" w:lineRule="auto"/>
+        <w:rPr>
+          <w:b/>
+          <w:sz w:val="32"/>
+          <w:szCs w:val="32"/>
+        </w:rPr>
+      </w:pPr>
+    </w:p>
+    <w:p>
+      <w:pPr>
+        <w:spacing w:before="120" w:after="120" w:line="360" w:lineRule="auto"/>
+        <w:rPr>
+          <w:sz w:val="32"/>
+          <w:szCs w:val="32"/>
+        </w:rPr>
+      </w:pPr>
+      <w:r>
+        <w:rPr>
+          <w:b/>
+          <w:sz w:val="32"/>
+          <w:szCs w:val="32"/>
+        </w:rPr>
+        <w:lastRenderedPageBreak/>
+        <w:t>Листинг – программы измерения времени проверки пустоты стека</w:t>
       </w:r>
     </w:p>
     <w:tbl>
@@ -3297,11 +3482,71 @@
           <w:p>
             <w:pPr>
               <w:spacing w:line="360" w:lineRule="auto"/>
+              <w:jc w:val="center"/>
+              <w:rPr>
+                <w:i/>
+                <w:iCs/>
+                <w:sz w:val="20"/>
+                <w:szCs w:val="20"/>
+              </w:rPr>
             </w:pPr>
+            <w:r>
+              <w:rPr>
+                <w:i/>
+                <w:iCs/>
+                <w:sz w:val="20"/>
+                <w:szCs w:val="20"/>
+              </w:rPr>
+              <w:t>Листинг 1 – Программа измерения времени проверки пустоты стека</w:t>
+            </w:r>
           </w:p>
         </w:tc>
       </w:tr>
     </w:tbl>
+    <w:p>
+      <w:pPr>
+        <w:spacing w:line="360" w:lineRule="auto"/>
+        <w:rPr>
+          <w:b/>
+          <w:bCs/>
+          <w:sz w:val="32"/>
+          <w:szCs w:val="32"/>
+        </w:rPr>
+      </w:pPr>
+    </w:p>
+    <w:p>
+      <w:pPr>
+        <w:spacing w:line="360" w:lineRule="auto"/>
+        <w:rPr>
+          <w:b/>
+          <w:bCs/>
+          <w:sz w:val="32"/>
+          <w:szCs w:val="32"/>
+        </w:rPr>
+      </w:pPr>
+    </w:p>
+    <w:p>
+      <w:pPr>
+        <w:spacing w:line="360" w:lineRule="auto"/>
+        <w:rPr>
+          <w:b/>
+          <w:bCs/>
+          <w:sz w:val="32"/>
+          <w:szCs w:val="32"/>
+        </w:rPr>
+      </w:pPr>
+    </w:p>
+    <w:p>
+      <w:pPr>
+        <w:spacing w:line="360" w:lineRule="auto"/>
+        <w:rPr>
+          <w:b/>
+          <w:bCs/>
+          <w:sz w:val="32"/>
+          <w:szCs w:val="32"/>
+        </w:rPr>
+      </w:pPr>
+    </w:p>
     <w:p>
       <w:pPr>
         <w:spacing w:line="360" w:lineRule="auto"/>
@@ -3418,7 +3663,6 @@
         <w:rPr>
           <w:sz w:val="28"/>
           <w:szCs w:val="28"/>
-          <w:lang w:val="en-US"/>
         </w:rPr>
       </w:pPr>
     </w:p>
@@ -3436,7 +3680,58 @@
           <w:sz w:val="32"/>
           <w:szCs w:val="32"/>
         </w:rPr>
-        <w:t>Код</w:t>
+        <w:t xml:space="preserve">Листинг </w:t>
+      </w:r>
+      <w:r>
+        <w:rPr>
+          <w:b/>
+          <w:sz w:val="32"/>
+          <w:szCs w:val="32"/>
+          <w:lang w:val="en-US"/>
+        </w:rPr>
+        <w:t>Unit</w:t>
+      </w:r>
+      <w:r>
+        <w:rPr>
+          <w:b/>
+          <w:sz w:val="32"/>
+          <w:szCs w:val="32"/>
+        </w:rPr>
+        <w:t>-</w:t>
+      </w:r>
+      <w:r>
+        <w:rPr>
+          <w:b/>
+          <w:sz w:val="32"/>
+          <w:szCs w:val="32"/>
+        </w:rPr>
+        <w:t xml:space="preserve">тесты для функции </w:t>
+      </w:r>
+      <w:r>
+        <w:rPr>
+          <w:b/>
+          <w:sz w:val="32"/>
+          <w:szCs w:val="32"/>
+          <w:lang w:val="en-US"/>
+        </w:rPr>
+        <w:t>is</w:t>
+      </w:r>
+      <w:r>
+        <w:rPr>
+          <w:b/>
+          <w:sz w:val="32"/>
+          <w:szCs w:val="32"/>
+        </w:rPr>
+        <w:t>_</w:t>
+      </w:r>
+      <w:r>
+        <w:rPr>
+          <w:b/>
+          <w:sz w:val="32"/>
+          <w:szCs w:val="32"/>
+          <w:lang w:val="en-US"/>
+        </w:rPr>
+        <w:t>empty</w:t>
       </w:r>
     </w:p>
     <w:tbl>
@@ -5062,6 +5357,7 @@
                 <w:color w:val="BBBEBF"/>
                 <w:sz w:val="18"/>
                 <w:szCs w:val="18"/>
+                <w:lang w:val="en-US"/>
               </w:rPr>
             </w:pPr>
             <w:r>
@@ -5082,6 +5378,7 @@
                 <w:color w:val="4EC9B0"/>
                 <w:sz w:val="18"/>
                 <w:szCs w:val="18"/>
+                <w:lang w:val="en-US"/>
               </w:rPr>
               <w:t>unittest</w:t>
             </w:r>
@@ -5091,6 +5388,7 @@
                 <w:color w:val="BBBEBF"/>
                 <w:sz w:val="18"/>
                 <w:szCs w:val="18"/>
+                <w:lang w:val="en-US"/>
               </w:rPr>
               <w:t>.</w:t>
             </w:r>
@@ -5100,6 +5398,7 @@
                 <w:color w:val="4EC9B0"/>
                 <w:sz w:val="18"/>
                 <w:szCs w:val="18"/>
+                <w:lang w:val="en-US"/>
               </w:rPr>
               <w:t>main</w:t>
             </w:r>
@@ -5111,6 +5410,7 @@
                 <w:color w:val="BBBEBF"/>
                 <w:sz w:val="18"/>
                 <w:szCs w:val="18"/>
+                <w:lang w:val="en-US"/>
               </w:rPr>
               <w:t>()</w:t>
             </w:r>
@@ -5124,16 +5424,78 @@
                 <w:color w:val="BBBEBF"/>
                 <w:sz w:val="18"/>
                 <w:szCs w:val="18"/>
+                <w:lang w:val="en-US"/>
               </w:rPr>
             </w:pPr>
           </w:p>
           <w:p>
             <w:pPr>
               <w:spacing w:line="360" w:lineRule="auto"/>
-              <w:rPr>
-                <w:lang w:val="en-US"/>
+              <w:jc w:val="center"/>
+              <w:rPr>
+                <w:i/>
+                <w:iCs/>
+                <w:sz w:val="20"/>
+                <w:szCs w:val="20"/>
               </w:rPr>
             </w:pPr>
+            <w:r>
+              <w:rPr>
+                <w:i/>
+                <w:iCs/>
+                <w:sz w:val="20"/>
+                <w:szCs w:val="20"/>
+              </w:rPr>
+              <w:t xml:space="preserve">Листинг 2 – </w:t>
+            </w:r>
+            <w:r>
+              <w:rPr>
+                <w:i/>
+                <w:iCs/>
+                <w:sz w:val="20"/>
+                <w:szCs w:val="20"/>
+                <w:lang w:val="en-US"/>
+              </w:rPr>
+              <w:t>Unit</w:t>
+            </w:r>
+            <w:r>
+              <w:rPr>
+                <w:i/>
+                <w:iCs/>
+                <w:sz w:val="20"/>
+                <w:szCs w:val="20"/>
+              </w:rPr>
+              <w:t xml:space="preserve">-тесты для функции </w:t>
+            </w:r>
+            <w:r>
+              <w:rPr>
+                <w:i/>
+                <w:iCs/>
+                <w:sz w:val="20"/>
+                <w:szCs w:val="20"/>
+                <w:lang w:val="en-US"/>
+              </w:rPr>
+              <w:t>is</w:t>
+            </w:r>
+            <w:r>
+              <w:rPr>
+                <w:i/>
+                <w:iCs/>
+                <w:sz w:val="20"/>
+                <w:szCs w:val="20"/>
+              </w:rPr>
+              <w:t>_</w:t>
+            </w:r>
+            <w:r>
+              <w:rPr>
+                <w:i/>
+                <w:iCs/>
+                <w:sz w:val="20"/>
+                <w:szCs w:val="20"/>
+                <w:lang w:val="en-US"/>
+              </w:rPr>
+              <w:t>empty</w:t>
+            </w:r>
           </w:p>
         </w:tc>
       </w:tr>
@@ -5145,7 +5507,6 @@
         <w:rPr>
           <w:sz w:val="28"/>
           <w:szCs w:val="28"/>
-          <w:lang w:val="en-US"/>
         </w:rPr>
       </w:pPr>
     </w:p>
@@ -5166,6 +5527,17 @@
           <w:b/>
           <w:sz w:val="32"/>
           <w:szCs w:val="32"/>
+        </w:rPr>
+      </w:pPr>
+    </w:p>
+    <w:p>
+      <w:pPr>
+        <w:spacing w:before="120" w:after="120" w:line="360" w:lineRule="auto"/>
+        <w:rPr>
+          <w:b/>
+          <w:sz w:val="32"/>
+          <w:szCs w:val="32"/>
+          <w:lang w:val="en-US"/>
         </w:rPr>
       </w:pPr>
     </w:p>
@@ -5206,7 +5578,6 @@
           <w:b/>
           <w:sz w:val="32"/>
           <w:szCs w:val="32"/>
-          <w:lang w:val="en-US"/>
         </w:rPr>
       </w:pPr>
       <w:r>
@@ -5257,6 +5628,50 @@
     <w:p>
       <w:pPr>
         <w:spacing w:before="120" w:after="120" w:line="360" w:lineRule="auto"/>
+        <w:jc w:val="center"/>
+        <w:rPr>
+          <w:bCs/>
+          <w:i/>
+          <w:iCs/>
+          <w:sz w:val="20"/>
+          <w:szCs w:val="20"/>
+        </w:rPr>
+      </w:pPr>
+      <w:r>
+        <w:rPr>
+          <w:bCs/>
+          <w:i/>
+          <w:iCs/>
+          <w:sz w:val="20"/>
+          <w:szCs w:val="20"/>
+        </w:rPr>
+        <w:t xml:space="preserve">Рисунок 1 – Результаты </w:t>
+      </w:r>
+      <w:r>
+        <w:rPr>
+          <w:bCs/>
+          <w:i/>
+          <w:iCs/>
+          <w:sz w:val="20"/>
+          <w:szCs w:val="20"/>
+          <w:lang w:val="en-US"/>
+        </w:rPr>
+        <w:t>Unit</w:t>
+      </w:r>
+      <w:r>
+        <w:rPr>
+          <w:bCs/>
+          <w:i/>
+          <w:iCs/>
+          <w:sz w:val="20"/>
+          <w:szCs w:val="20"/>
+        </w:rPr>
+        <w:t>-тестов</w:t>
+      </w:r>
+    </w:p>
+    <w:p>
+      <w:pPr>
+        <w:spacing w:before="120" w:after="120" w:line="360" w:lineRule="auto"/>
         <w:rPr>
           <w:b/>
           <w:sz w:val="32"/>
@@ -5330,16 +5745,167 @@
       <w:pPr>
         <w:spacing w:before="120" w:after="120" w:line="360" w:lineRule="auto"/>
         <w:rPr>
-          <w:sz w:val="32"/>
-          <w:szCs w:val="32"/>
-        </w:rPr>
-      </w:pPr>
-      <w:r>
-        <w:rPr>
           <w:b/>
           <w:sz w:val="32"/>
           <w:szCs w:val="32"/>
         </w:rPr>
+      </w:pPr>
+    </w:p>
+    <w:p>
+      <w:pPr>
+        <w:spacing w:before="120" w:after="120" w:line="360" w:lineRule="auto"/>
+        <w:rPr>
+          <w:b/>
+          <w:sz w:val="32"/>
+          <w:szCs w:val="32"/>
+        </w:rPr>
+      </w:pPr>
+    </w:p>
+    <w:p>
+      <w:pPr>
+        <w:spacing w:before="120" w:after="120" w:line="360" w:lineRule="auto"/>
+        <w:rPr>
+          <w:b/>
+          <w:sz w:val="32"/>
+          <w:szCs w:val="32"/>
+        </w:rPr>
+      </w:pPr>
+    </w:p>
+    <w:p>
+      <w:pPr>
+        <w:spacing w:before="120" w:after="120" w:line="360" w:lineRule="auto"/>
+        <w:rPr>
+          <w:b/>
+          <w:sz w:val="32"/>
+          <w:szCs w:val="32"/>
+        </w:rPr>
+      </w:pPr>
+    </w:p>
+    <w:p>
+      <w:pPr>
+        <w:spacing w:before="120" w:after="120" w:line="360" w:lineRule="auto"/>
+        <w:rPr>
+          <w:b/>
+          <w:sz w:val="32"/>
+          <w:szCs w:val="32"/>
+        </w:rPr>
+      </w:pPr>
+    </w:p>
+    <w:p>
+      <w:pPr>
+        <w:spacing w:before="120" w:after="120" w:line="360" w:lineRule="auto"/>
+        <w:rPr>
+          <w:b/>
+          <w:sz w:val="32"/>
+          <w:szCs w:val="32"/>
+        </w:rPr>
+      </w:pPr>
+    </w:p>
+    <w:p>
+      <w:pPr>
+        <w:spacing w:before="120" w:after="120" w:line="360" w:lineRule="auto"/>
+        <w:rPr>
+          <w:b/>
+          <w:sz w:val="32"/>
+          <w:szCs w:val="32"/>
+        </w:rPr>
+      </w:pPr>
+    </w:p>
+    <w:p>
+      <w:pPr>
+        <w:spacing w:before="120" w:after="120" w:line="360" w:lineRule="auto"/>
+        <w:rPr>
+          <w:b/>
+          <w:sz w:val="32"/>
+          <w:szCs w:val="32"/>
+        </w:rPr>
+      </w:pPr>
+    </w:p>
+    <w:p>
+      <w:pPr>
+        <w:spacing w:before="120" w:after="120" w:line="360" w:lineRule="auto"/>
+        <w:rPr>
+          <w:b/>
+          <w:sz w:val="32"/>
+          <w:szCs w:val="32"/>
+        </w:rPr>
+      </w:pPr>
+    </w:p>
+    <w:p>
+      <w:pPr>
+        <w:spacing w:before="120" w:after="120" w:line="360" w:lineRule="auto"/>
+        <w:rPr>
+          <w:b/>
+          <w:sz w:val="32"/>
+          <w:szCs w:val="32"/>
+        </w:rPr>
+      </w:pPr>
+    </w:p>
+    <w:p>
+      <w:pPr>
+        <w:spacing w:before="120" w:after="120" w:line="360" w:lineRule="auto"/>
+        <w:rPr>
+          <w:b/>
+          <w:sz w:val="32"/>
+          <w:szCs w:val="32"/>
+        </w:rPr>
+      </w:pPr>
+    </w:p>
+    <w:p>
+      <w:pPr>
+        <w:spacing w:before="120" w:after="120" w:line="360" w:lineRule="auto"/>
+        <w:rPr>
+          <w:b/>
+          <w:sz w:val="32"/>
+          <w:szCs w:val="32"/>
+        </w:rPr>
+      </w:pPr>
+    </w:p>
+    <w:p>
+      <w:pPr>
+        <w:spacing w:before="120" w:after="120" w:line="360" w:lineRule="auto"/>
+        <w:rPr>
+          <w:b/>
+          <w:sz w:val="32"/>
+          <w:szCs w:val="32"/>
+        </w:rPr>
+      </w:pPr>
+    </w:p>
+    <w:p>
+      <w:pPr>
+        <w:spacing w:before="120" w:after="120" w:line="360" w:lineRule="auto"/>
+        <w:rPr>
+          <w:b/>
+          <w:sz w:val="32"/>
+          <w:szCs w:val="32"/>
+        </w:rPr>
+      </w:pPr>
+    </w:p>
+    <w:p>
+      <w:pPr>
+        <w:spacing w:before="120" w:after="120" w:line="360" w:lineRule="auto"/>
+        <w:rPr>
+          <w:b/>
+          <w:sz w:val="32"/>
+          <w:szCs w:val="32"/>
+        </w:rPr>
+      </w:pPr>
+    </w:p>
+    <w:p>
+      <w:pPr>
+        <w:spacing w:before="120" w:after="120" w:line="360" w:lineRule="auto"/>
+        <w:rPr>
+          <w:sz w:val="32"/>
+          <w:szCs w:val="32"/>
+        </w:rPr>
+      </w:pPr>
+      <w:r>
+        <w:rPr>
+          <w:b/>
+          <w:sz w:val="32"/>
+          <w:szCs w:val="32"/>
+        </w:rPr>
+        <w:lastRenderedPageBreak/>
         <w:t>Результаты измерений</w:t>
       </w:r>
     </w:p>
@@ -6185,6 +6751,29 @@
     <w:p>
       <w:pPr>
         <w:spacing w:before="120" w:after="120" w:line="360" w:lineRule="auto"/>
+        <w:jc w:val="center"/>
+        <w:rPr>
+          <w:bCs/>
+          <w:i/>
+          <w:iCs/>
+          <w:sz w:val="20"/>
+          <w:szCs w:val="20"/>
+        </w:rPr>
+      </w:pPr>
+      <w:r>
+        <w:rPr>
+          <w:bCs/>
+          <w:i/>
+          <w:iCs/>
+          <w:sz w:val="20"/>
+          <w:szCs w:val="20"/>
+        </w:rPr>
+        <w:t>Таблица 1 – Результаты измерения времени проверки пустоты стека</w:t>
+      </w:r>
+    </w:p>
+    <w:p>
+      <w:pPr>
+        <w:spacing w:before="120" w:after="120" w:line="360" w:lineRule="auto"/>
         <w:rPr>
           <w:b/>
           <w:sz w:val="32"/>
@@ -6197,16 +6786,50 @@
         <w:spacing w:before="120" w:after="120" w:line="360" w:lineRule="auto"/>
         <w:jc w:val="center"/>
         <w:rPr>
-          <w:sz w:val="32"/>
-          <w:szCs w:val="32"/>
-        </w:rPr>
-      </w:pPr>
-      <w:r>
-        <w:rPr>
           <w:b/>
           <w:sz w:val="32"/>
           <w:szCs w:val="32"/>
         </w:rPr>
+      </w:pPr>
+    </w:p>
+    <w:p>
+      <w:pPr>
+        <w:spacing w:before="120" w:after="120" w:line="360" w:lineRule="auto"/>
+        <w:jc w:val="center"/>
+        <w:rPr>
+          <w:b/>
+          <w:sz w:val="32"/>
+          <w:szCs w:val="32"/>
+        </w:rPr>
+      </w:pPr>
+    </w:p>
+    <w:p>
+      <w:pPr>
+        <w:spacing w:before="120" w:after="120" w:line="360" w:lineRule="auto"/>
+        <w:jc w:val="center"/>
+        <w:rPr>
+          <w:b/>
+          <w:sz w:val="32"/>
+          <w:szCs w:val="32"/>
+        </w:rPr>
+      </w:pPr>
+    </w:p>
+    <w:p>
+      <w:pPr>
+        <w:spacing w:before="120" w:after="120" w:line="360" w:lineRule="auto"/>
+        <w:jc w:val="center"/>
+        <w:rPr>
+          <w:sz w:val="32"/>
+          <w:szCs w:val="32"/>
+        </w:rPr>
+      </w:pPr>
+      <w:r>
+        <w:rPr>
+          <w:b/>
+          <w:sz w:val="32"/>
+          <w:szCs w:val="32"/>
+        </w:rPr>
+        <w:lastRenderedPageBreak/>
         <w:t>Скриншот результатов выполнения программы</w:t>
       </w:r>
     </w:p>
@@ -6260,6 +6883,31 @@
       <w:pPr>
         <w:spacing w:line="360" w:lineRule="auto"/>
         <w:jc w:val="center"/>
+        <w:rPr>
+          <w:i/>
+          <w:iCs/>
+          <w:sz w:val="20"/>
+          <w:szCs w:val="20"/>
+        </w:rPr>
+      </w:pPr>
+      <w:r>
+        <w:rPr>
+          <w:i/>
+          <w:iCs/>
+          <w:sz w:val="20"/>
+          <w:szCs w:val="20"/>
+        </w:rPr>
+        <w:t>Рисунок 2 – Результаты выполнения программы</w:t>
+      </w:r>
+    </w:p>
+    <w:p>
+      <w:pPr>
+        <w:spacing w:before="120" w:after="120" w:line="360" w:lineRule="auto"/>
+        <w:rPr>
+          <w:b/>
+          <w:sz w:val="32"/>
+          <w:szCs w:val="32"/>
+        </w:rPr>
       </w:pPr>
     </w:p>
     <w:p>
@@ -6267,148 +6915,16 @@
         <w:spacing w:before="120" w:after="120" w:line="360" w:lineRule="auto"/>
         <w:jc w:val="center"/>
         <w:rPr>
+          <w:sz w:val="32"/>
+          <w:szCs w:val="32"/>
+        </w:rPr>
+      </w:pPr>
+      <w:r>
+        <w:rPr>
           <w:b/>
           <w:sz w:val="32"/>
           <w:szCs w:val="32"/>
         </w:rPr>
-      </w:pPr>
-    </w:p>
-    <w:p>
-      <w:pPr>
-        <w:spacing w:before="120" w:after="120" w:line="360" w:lineRule="auto"/>
-        <w:jc w:val="center"/>
-        <w:rPr>
-          <w:b/>
-          <w:sz w:val="32"/>
-          <w:szCs w:val="32"/>
-        </w:rPr>
-      </w:pPr>
-    </w:p>
-    <w:p>
-      <w:pPr>
-        <w:spacing w:before="120" w:after="120" w:line="360" w:lineRule="auto"/>
-        <w:jc w:val="center"/>
-        <w:rPr>
-          <w:b/>
-          <w:sz w:val="32"/>
-          <w:szCs w:val="32"/>
-        </w:rPr>
-      </w:pPr>
-    </w:p>
-    <w:p>
-      <w:pPr>
-        <w:spacing w:before="120" w:after="120" w:line="360" w:lineRule="auto"/>
-        <w:jc w:val="center"/>
-        <w:rPr>
-          <w:b/>
-          <w:sz w:val="32"/>
-          <w:szCs w:val="32"/>
-        </w:rPr>
-      </w:pPr>
-    </w:p>
-    <w:p>
-      <w:pPr>
-        <w:spacing w:before="120" w:after="120" w:line="360" w:lineRule="auto"/>
-        <w:jc w:val="center"/>
-        <w:rPr>
-          <w:b/>
-          <w:sz w:val="32"/>
-          <w:szCs w:val="32"/>
-        </w:rPr>
-      </w:pPr>
-    </w:p>
-    <w:p>
-      <w:pPr>
-        <w:spacing w:before="120" w:after="120" w:line="360" w:lineRule="auto"/>
-        <w:jc w:val="center"/>
-        <w:rPr>
-          <w:b/>
-          <w:sz w:val="32"/>
-          <w:szCs w:val="32"/>
-        </w:rPr>
-      </w:pPr>
-    </w:p>
-    <w:p>
-      <w:pPr>
-        <w:spacing w:before="120" w:after="120" w:line="360" w:lineRule="auto"/>
-        <w:jc w:val="center"/>
-        <w:rPr>
-          <w:b/>
-          <w:sz w:val="32"/>
-          <w:szCs w:val="32"/>
-        </w:rPr>
-      </w:pPr>
-    </w:p>
-    <w:p>
-      <w:pPr>
-        <w:spacing w:before="120" w:after="120" w:line="360" w:lineRule="auto"/>
-        <w:jc w:val="center"/>
-        <w:rPr>
-          <w:b/>
-          <w:sz w:val="32"/>
-          <w:szCs w:val="32"/>
-        </w:rPr>
-      </w:pPr>
-    </w:p>
-    <w:p>
-      <w:pPr>
-        <w:spacing w:before="120" w:after="120" w:line="360" w:lineRule="auto"/>
-        <w:jc w:val="center"/>
-        <w:rPr>
-          <w:b/>
-          <w:sz w:val="32"/>
-          <w:szCs w:val="32"/>
-        </w:rPr>
-      </w:pPr>
-    </w:p>
-    <w:p>
-      <w:pPr>
-        <w:spacing w:before="120" w:after="120" w:line="360" w:lineRule="auto"/>
-        <w:jc w:val="center"/>
-        <w:rPr>
-          <w:b/>
-          <w:sz w:val="32"/>
-          <w:szCs w:val="32"/>
-        </w:rPr>
-      </w:pPr>
-    </w:p>
-    <w:p>
-      <w:pPr>
-        <w:spacing w:before="120" w:after="120" w:line="360" w:lineRule="auto"/>
-        <w:jc w:val="center"/>
-        <w:rPr>
-          <w:b/>
-          <w:sz w:val="32"/>
-          <w:szCs w:val="32"/>
-        </w:rPr>
-      </w:pPr>
-    </w:p>
-    <w:p>
-      <w:pPr>
-        <w:spacing w:before="120" w:after="120" w:line="360" w:lineRule="auto"/>
-        <w:rPr>
-          <w:b/>
-          <w:sz w:val="32"/>
-          <w:szCs w:val="32"/>
-        </w:rPr>
-      </w:pPr>
-    </w:p>
-    <w:p>
-      <w:pPr>
-        <w:spacing w:before="120" w:after="120" w:line="360" w:lineRule="auto"/>
-        <w:jc w:val="center"/>
-        <w:rPr>
-          <w:sz w:val="32"/>
-          <w:szCs w:val="32"/>
-        </w:rPr>
-      </w:pPr>
-      <w:r>
-        <w:rPr>
-          <w:b/>
-          <w:sz w:val="32"/>
-          <w:szCs w:val="32"/>
-        </w:rPr>
-        <w:lastRenderedPageBreak/>
         <w:t>График измерений</w:t>
       </w:r>
     </w:p>
@@ -6461,82 +6977,25 @@
     <w:p>
       <w:pPr>
         <w:spacing w:before="120" w:after="120" w:line="360" w:lineRule="auto"/>
-        <w:rPr>
-          <w:b/>
-          <w:sz w:val="32"/>
-          <w:szCs w:val="32"/>
+        <w:jc w:val="center"/>
+        <w:rPr>
+          <w:bCs/>
+          <w:i/>
+          <w:iCs/>
+          <w:sz w:val="20"/>
+          <w:szCs w:val="20"/>
         </w:rPr>
       </w:pPr>
-    </w:p>
-    <w:p>
-      <w:pPr>
-        <w:spacing w:before="120" w:after="120" w:line="360" w:lineRule="auto"/>
-        <w:rPr>
-          <w:b/>
-          <w:sz w:val="32"/>
-          <w:szCs w:val="32"/>
-        </w:rPr>
-      </w:pPr>
-    </w:p>
-    <w:p>
-      <w:pPr>
-        <w:spacing w:before="120" w:after="120" w:line="360" w:lineRule="auto"/>
-        <w:rPr>
-          <w:b/>
-          <w:sz w:val="32"/>
-          <w:szCs w:val="32"/>
-        </w:rPr>
-      </w:pPr>
-    </w:p>
-    <w:p>
-      <w:pPr>
-        <w:spacing w:before="120" w:after="120" w:line="360" w:lineRule="auto"/>
-        <w:rPr>
-          <w:b/>
-          <w:sz w:val="32"/>
-          <w:szCs w:val="32"/>
-        </w:rPr>
-      </w:pPr>
-    </w:p>
-    <w:p>
-      <w:pPr>
-        <w:spacing w:before="120" w:after="120" w:line="360" w:lineRule="auto"/>
-        <w:rPr>
-          <w:b/>
-          <w:sz w:val="32"/>
-          <w:szCs w:val="32"/>
-        </w:rPr>
-      </w:pPr>
-    </w:p>
-    <w:p>
-      <w:pPr>
-        <w:spacing w:before="120" w:after="120" w:line="360" w:lineRule="auto"/>
-        <w:rPr>
-          <w:b/>
-          <w:sz w:val="32"/>
-          <w:szCs w:val="32"/>
-        </w:rPr>
-      </w:pPr>
-    </w:p>
-    <w:p>
-      <w:pPr>
-        <w:spacing w:before="120" w:after="120" w:line="360" w:lineRule="auto"/>
-        <w:rPr>
-          <w:b/>
-          <w:sz w:val="32"/>
-          <w:szCs w:val="32"/>
-        </w:rPr>
-      </w:pPr>
-    </w:p>
-    <w:p>
-      <w:pPr>
-        <w:spacing w:before="120" w:after="120" w:line="360" w:lineRule="auto"/>
-        <w:rPr>
-          <w:b/>
-          <w:sz w:val="32"/>
-          <w:szCs w:val="32"/>
-        </w:rPr>
-      </w:pPr>
+      <w:r>
+        <w:rPr>
+          <w:bCs/>
+          <w:i/>
+          <w:iCs/>
+          <w:sz w:val="20"/>
+          <w:szCs w:val="20"/>
+        </w:rPr>
+        <w:t>Рисунок 3 – График зависимости времени выполнения от размера стека</w:t>
+      </w:r>
     </w:p>
     <w:p>
       <w:pPr>
@@ -6650,9 +7109,9 @@
     </w:p>
     <w:p>
       <w:pPr>
-        <w:spacing w:after="120" w:line="360" w:lineRule="auto"/>
+        <w:pStyle w:val="p1"/>
+        <w:spacing w:line="360" w:lineRule="auto"/>
         <w:ind w:firstLine="709"/>
-        <w:jc w:val="both"/>
         <w:rPr>
           <w:sz w:val="28"/>
           <w:szCs w:val="28"/>
@@ -6663,14 +7122,14 @@
           <w:sz w:val="28"/>
           <w:szCs w:val="28"/>
         </w:rPr>
-        <w:t>По результатам измерений видно, что при увеличении размера стека время меняется незначительно и не растет постоянно вместе с количеством элементов. Значит, практические результаты в целом совпадают с теорией. Небольшие отклонения можно объяснить погрешностью измерений и особенностями работы Python</w:t>
+        <w:t xml:space="preserve">По результатам измерений видно, что при увеличении размера стека время меняется незначительно и не растет постоянно вместе с количеством элементов. Значит, практические результаты в целом совпадают с теорией. </w:t>
       </w:r>
       <w:r>
         <w:rPr>
           <w:sz w:val="28"/>
           <w:szCs w:val="28"/>
         </w:rPr>
-        <w:t xml:space="preserve">. </w:t>
+        <w:t>Небольшие колебания времени на графике можно объяснить погрешностью измерений, особенностями работы интерпретатора Python, влиянием фоновых процессов операционной системы и тем, что сама операция выполняется очень быстро. Из-за этого даже малые внешние факторы могут заметно влиять на результат замеров.</w:t>
       </w:r>
     </w:p>
     <w:p>

--- a/lab_1.docx
+++ b/lab_1.docx
@@ -192,21 +192,12 @@
           <w:szCs w:val="28"/>
         </w:rPr>
       </w:pPr>
-      <w:proofErr w:type="gramStart"/>
       <w:r>
         <w:rPr>
           <w:sz w:val="28"/>
           <w:szCs w:val="28"/>
         </w:rPr>
-        <w:t xml:space="preserve">Проверил:   </w:t>
-      </w:r>
-      <w:proofErr w:type="gramEnd"/>
-      <w:r>
-        <w:rPr>
-          <w:sz w:val="28"/>
-          <w:szCs w:val="28"/>
-        </w:rPr>
-        <w:t xml:space="preserve">                                                       </w:t>
+        <w:t xml:space="preserve">Проверил:                                                          </w:t>
       </w:r>
       <w:r>
         <w:rPr>
@@ -521,7 +512,6 @@
         </w:rPr>
         <w:t xml:space="preserve">Стек </w:t>
       </w:r>
-      <w:proofErr w:type="gramStart"/>
       <w:r>
         <w:rPr>
           <w:sz w:val="28"/>
@@ -529,7 +519,6 @@
         </w:rPr>
         <w:t>- это</w:t>
       </w:r>
-      <w:proofErr w:type="gramEnd"/>
       <w:r>
         <w:rPr>
           <w:sz w:val="28"/>
@@ -970,7 +959,35 @@
           <w:sz w:val="28"/>
           <w:szCs w:val="28"/>
         </w:rPr>
-        <w:t>Исследование выполнялось на ноутбуке MacBook Air 2022 года с чипом Apple M2 и 16 ГБ оперативной памяти.</w:t>
+        <w:t xml:space="preserve">Исследование выполнялось на ноутбуке MacBook Air </w:t>
+      </w:r>
+      <w:r>
+        <w:rPr>
+          <w:sz w:val="28"/>
+          <w:szCs w:val="28"/>
+        </w:rPr>
+        <w:t>(</w:t>
+      </w:r>
+      <w:r>
+        <w:rPr>
+          <w:sz w:val="28"/>
+          <w:szCs w:val="28"/>
+        </w:rPr>
+        <w:t>2022</w:t>
+      </w:r>
+      <w:r>
+        <w:rPr>
+          <w:sz w:val="28"/>
+          <w:szCs w:val="28"/>
+        </w:rPr>
+        <w:t>)</w:t>
+      </w:r>
+      <w:r>
+        <w:rPr>
+          <w:sz w:val="28"/>
+          <w:szCs w:val="28"/>
+        </w:rPr>
+        <w:t xml:space="preserve"> года с чипом Apple M2 и 16 ГБ оперативной памяти.</w:t>
       </w:r>
     </w:p>
     <w:p>
@@ -1223,8 +1240,6 @@
               </w:rPr>
               <w:t xml:space="preserve"> </w:t>
             </w:r>
-            <w:proofErr w:type="spellStart"/>
-            <w:proofErr w:type="gramStart"/>
             <w:r>
               <w:rPr>
                 <w:rFonts w:ascii="Menlo" w:hAnsi="Menlo" w:cs="Menlo"/>
@@ -1255,8 +1270,6 @@
               </w:rPr>
               <w:t>pyplot</w:t>
             </w:r>
-            <w:proofErr w:type="spellEnd"/>
-            <w:proofErr w:type="gramEnd"/>
             <w:r>
               <w:rPr>
                 <w:rFonts w:ascii="Menlo" w:hAnsi="Menlo" w:cs="Menlo"/>
@@ -1345,7 +1358,6 @@
               </w:rPr>
               <w:t xml:space="preserve"> </w:t>
             </w:r>
-            <w:proofErr w:type="spellStart"/>
             <w:r>
               <w:rPr>
                 <w:rFonts w:ascii="Menlo" w:hAnsi="Menlo" w:cs="Menlo"/>
@@ -1356,7 +1368,6 @@
               </w:rPr>
               <w:t>is_empty</w:t>
             </w:r>
-            <w:proofErr w:type="spellEnd"/>
             <w:r>
               <w:rPr>
                 <w:rFonts w:ascii="Menlo" w:hAnsi="Menlo" w:cs="Menlo"/>
@@ -1430,7 +1441,6 @@
               </w:rPr>
               <w:t xml:space="preserve"> </w:t>
             </w:r>
-            <w:proofErr w:type="spellStart"/>
             <w:r>
               <w:rPr>
                 <w:rFonts w:ascii="Menlo" w:hAnsi="Menlo" w:cs="Menlo"/>
@@ -1441,7 +1451,6 @@
               </w:rPr>
               <w:t>len</w:t>
             </w:r>
-            <w:proofErr w:type="spellEnd"/>
             <w:r>
               <w:rPr>
                 <w:rFonts w:ascii="Menlo" w:hAnsi="Menlo" w:cs="Menlo"/>
@@ -1867,7 +1876,6 @@
                 <w:lang w:val="en-US"/>
               </w:rPr>
             </w:pPr>
-            <w:proofErr w:type="gramStart"/>
             <w:r>
               <w:rPr>
                 <w:rFonts w:ascii="Menlo" w:hAnsi="Menlo" w:cs="Menlo"/>
@@ -1888,7 +1896,6 @@
               </w:rPr>
               <w:t>(</w:t>
             </w:r>
-            <w:proofErr w:type="gramEnd"/>
             <w:r>
               <w:rPr>
                 <w:rFonts w:ascii="Menlo" w:hAnsi="Menlo" w:cs="Menlo"/>
@@ -2221,7 +2228,6 @@
               </w:rPr>
               <w:t xml:space="preserve">    </w:t>
             </w:r>
-            <w:proofErr w:type="spellStart"/>
             <w:r>
               <w:rPr>
                 <w:rFonts w:ascii="Menlo" w:hAnsi="Menlo" w:cs="Menlo"/>
@@ -2232,7 +2238,6 @@
               </w:rPr>
               <w:t>start_time</w:t>
             </w:r>
-            <w:proofErr w:type="spellEnd"/>
             <w:r>
               <w:rPr>
                 <w:rFonts w:ascii="Menlo" w:hAnsi="Menlo" w:cs="Menlo"/>
@@ -2263,8 +2268,6 @@
               </w:rPr>
               <w:t xml:space="preserve"> </w:t>
             </w:r>
-            <w:proofErr w:type="spellStart"/>
-            <w:proofErr w:type="gramStart"/>
             <w:r>
               <w:rPr>
                 <w:rFonts w:ascii="Menlo" w:hAnsi="Menlo" w:cs="Menlo"/>
@@ -2295,8 +2298,6 @@
               </w:rPr>
               <w:t>time</w:t>
             </w:r>
-            <w:proofErr w:type="spellEnd"/>
-            <w:proofErr w:type="gramEnd"/>
             <w:r>
               <w:rPr>
                 <w:rFonts w:ascii="Menlo" w:hAnsi="Menlo" w:cs="Menlo"/>
@@ -2403,7 +2404,6 @@
               </w:rPr>
               <w:t xml:space="preserve"> </w:t>
             </w:r>
-            <w:proofErr w:type="gramStart"/>
             <w:r>
               <w:rPr>
                 <w:rFonts w:ascii="Menlo" w:hAnsi="Menlo" w:cs="Menlo"/>
@@ -2424,7 +2424,6 @@
               </w:rPr>
               <w:t>(</w:t>
             </w:r>
-            <w:proofErr w:type="gramEnd"/>
             <w:r>
               <w:rPr>
                 <w:rFonts w:ascii="Menlo" w:hAnsi="Menlo" w:cs="Menlo"/>
@@ -2468,7 +2467,6 @@
               </w:rPr>
               <w:t xml:space="preserve">        </w:t>
             </w:r>
-            <w:proofErr w:type="spellStart"/>
             <w:r>
               <w:rPr>
                 <w:rFonts w:ascii="Menlo" w:hAnsi="Menlo" w:cs="Menlo"/>
@@ -2479,7 +2477,6 @@
               </w:rPr>
               <w:t>is_empty</w:t>
             </w:r>
-            <w:proofErr w:type="spellEnd"/>
             <w:r>
               <w:rPr>
                 <w:rFonts w:ascii="Menlo" w:hAnsi="Menlo" w:cs="Menlo"/>
@@ -2546,7 +2543,6 @@
               </w:rPr>
               <w:t xml:space="preserve">    </w:t>
             </w:r>
-            <w:proofErr w:type="spellStart"/>
             <w:r>
               <w:rPr>
                 <w:rFonts w:ascii="Menlo" w:hAnsi="Menlo" w:cs="Menlo"/>
@@ -2557,7 +2553,6 @@
               </w:rPr>
               <w:t>end_time</w:t>
             </w:r>
-            <w:proofErr w:type="spellEnd"/>
             <w:r>
               <w:rPr>
                 <w:rFonts w:ascii="Menlo" w:hAnsi="Menlo" w:cs="Menlo"/>
@@ -2588,8 +2583,6 @@
               </w:rPr>
               <w:t xml:space="preserve"> </w:t>
             </w:r>
-            <w:proofErr w:type="spellStart"/>
-            <w:proofErr w:type="gramStart"/>
             <w:r>
               <w:rPr>
                 <w:rFonts w:ascii="Menlo" w:hAnsi="Menlo" w:cs="Menlo"/>
@@ -2620,8 +2613,6 @@
               </w:rPr>
               <w:t>time</w:t>
             </w:r>
-            <w:proofErr w:type="spellEnd"/>
-            <w:proofErr w:type="gramEnd"/>
             <w:r>
               <w:rPr>
                 <w:rFonts w:ascii="Menlo" w:hAnsi="Menlo" w:cs="Menlo"/>
@@ -2668,7 +2659,6 @@
               </w:rPr>
               <w:t xml:space="preserve">    </w:t>
             </w:r>
-            <w:proofErr w:type="spellStart"/>
             <w:r>
               <w:rPr>
                 <w:rFonts w:ascii="Menlo" w:hAnsi="Menlo" w:cs="Menlo"/>
@@ -2679,7 +2669,6 @@
               </w:rPr>
               <w:t>execution_time</w:t>
             </w:r>
-            <w:proofErr w:type="spellEnd"/>
             <w:r>
               <w:rPr>
                 <w:rFonts w:ascii="Menlo" w:hAnsi="Menlo" w:cs="Menlo"/>
@@ -2710,7 +2699,6 @@
               </w:rPr>
               <w:t xml:space="preserve"> </w:t>
             </w:r>
-            <w:proofErr w:type="spellStart"/>
             <w:r>
               <w:rPr>
                 <w:rFonts w:ascii="Menlo" w:hAnsi="Menlo" w:cs="Menlo"/>
@@ -2721,7 +2709,6 @@
               </w:rPr>
               <w:t>end_time</w:t>
             </w:r>
-            <w:proofErr w:type="spellEnd"/>
             <w:r>
               <w:rPr>
                 <w:rFonts w:ascii="Menlo" w:hAnsi="Menlo" w:cs="Menlo"/>
@@ -2752,7 +2739,6 @@
               </w:rPr>
               <w:t xml:space="preserve"> </w:t>
             </w:r>
-            <w:proofErr w:type="spellStart"/>
             <w:r>
               <w:rPr>
                 <w:rFonts w:ascii="Menlo" w:hAnsi="Menlo" w:cs="Menlo"/>
@@ -2763,7 +2749,6 @@
               </w:rPr>
               <w:t>start_time</w:t>
             </w:r>
-            <w:proofErr w:type="spellEnd"/>
           </w:p>
           <w:p>
             <w:pPr>
@@ -2787,8 +2772,6 @@
               </w:rPr>
               <w:t xml:space="preserve">    </w:t>
             </w:r>
-            <w:proofErr w:type="spellStart"/>
-            <w:proofErr w:type="gramStart"/>
             <w:r>
               <w:rPr>
                 <w:rFonts w:ascii="Menlo" w:hAnsi="Menlo" w:cs="Menlo"/>
@@ -2819,8 +2802,6 @@
               </w:rPr>
               <w:t>append</w:t>
             </w:r>
-            <w:proofErr w:type="spellEnd"/>
-            <w:proofErr w:type="gramEnd"/>
             <w:r>
               <w:rPr>
                 <w:rFonts w:ascii="Menlo" w:hAnsi="Menlo" w:cs="Menlo"/>
@@ -2831,7 +2812,6 @@
               </w:rPr>
               <w:t>(</w:t>
             </w:r>
-            <w:proofErr w:type="spellStart"/>
             <w:r>
               <w:rPr>
                 <w:rFonts w:ascii="Menlo" w:hAnsi="Menlo" w:cs="Menlo"/>
@@ -2842,7 +2822,6 @@
               </w:rPr>
               <w:t>execution_time</w:t>
             </w:r>
-            <w:proofErr w:type="spellEnd"/>
             <w:r>
               <w:rPr>
                 <w:rFonts w:ascii="Menlo" w:hAnsi="Menlo" w:cs="Menlo"/>
@@ -2889,7 +2868,6 @@
               </w:rPr>
               <w:t xml:space="preserve">    </w:t>
             </w:r>
-            <w:proofErr w:type="gramStart"/>
             <w:r>
               <w:rPr>
                 <w:rFonts w:ascii="Menlo" w:hAnsi="Menlo" w:cs="Menlo"/>
@@ -2910,7 +2888,6 @@
               </w:rPr>
               <w:t>(</w:t>
             </w:r>
-            <w:proofErr w:type="gramEnd"/>
             <w:r>
               <w:rPr>
                 <w:rFonts w:ascii="Menlo" w:hAnsi="Menlo" w:cs="Menlo"/>
@@ -2951,7 +2928,6 @@
               </w:rPr>
               <w:t xml:space="preserve">, </w:t>
             </w:r>
-            <w:proofErr w:type="spellStart"/>
             <w:r>
               <w:rPr>
                 <w:rFonts w:ascii="Menlo" w:hAnsi="Menlo" w:cs="Menlo"/>
@@ -2962,7 +2938,6 @@
               </w:rPr>
               <w:t>execution_time</w:t>
             </w:r>
-            <w:proofErr w:type="spellEnd"/>
             <w:r>
               <w:rPr>
                 <w:rFonts w:ascii="Menlo" w:hAnsi="Menlo" w:cs="Menlo"/>
@@ -2999,8 +2974,6 @@
                 <w:lang w:val="en-US"/>
               </w:rPr>
             </w:pPr>
-            <w:proofErr w:type="spellStart"/>
-            <w:proofErr w:type="gramStart"/>
             <w:r>
               <w:rPr>
                 <w:rFonts w:ascii="Menlo" w:hAnsi="Menlo" w:cs="Menlo"/>
@@ -3031,8 +3004,6 @@
               </w:rPr>
               <w:t>plot</w:t>
             </w:r>
-            <w:proofErr w:type="spellEnd"/>
-            <w:proofErr w:type="gramEnd"/>
             <w:r>
               <w:rPr>
                 <w:rFonts w:ascii="Menlo" w:hAnsi="Menlo" w:cs="Menlo"/>
@@ -3135,8 +3106,6 @@
                 <w:szCs w:val="18"/>
               </w:rPr>
             </w:pPr>
-            <w:proofErr w:type="spellStart"/>
-            <w:proofErr w:type="gramStart"/>
             <w:r>
               <w:rPr>
                 <w:rFonts w:ascii="Menlo" w:hAnsi="Menlo" w:cs="Menlo"/>
@@ -3164,8 +3133,6 @@
               </w:rPr>
               <w:t>title</w:t>
             </w:r>
-            <w:proofErr w:type="spellEnd"/>
-            <w:proofErr w:type="gramEnd"/>
             <w:r>
               <w:rPr>
                 <w:rFonts w:ascii="Menlo" w:hAnsi="Menlo" w:cs="Menlo"/>
@@ -3205,8 +3172,6 @@
                 <w:szCs w:val="18"/>
               </w:rPr>
             </w:pPr>
-            <w:proofErr w:type="spellStart"/>
-            <w:proofErr w:type="gramStart"/>
             <w:r>
               <w:rPr>
                 <w:rFonts w:ascii="Menlo" w:hAnsi="Menlo" w:cs="Menlo"/>
@@ -3234,8 +3199,6 @@
               </w:rPr>
               <w:t>xlabel</w:t>
             </w:r>
-            <w:proofErr w:type="spellEnd"/>
-            <w:proofErr w:type="gramEnd"/>
             <w:r>
               <w:rPr>
                 <w:rFonts w:ascii="Menlo" w:hAnsi="Menlo" w:cs="Menlo"/>
@@ -3275,8 +3238,6 @@
                 <w:szCs w:val="18"/>
               </w:rPr>
             </w:pPr>
-            <w:proofErr w:type="spellStart"/>
-            <w:proofErr w:type="gramStart"/>
             <w:r>
               <w:rPr>
                 <w:rFonts w:ascii="Menlo" w:hAnsi="Menlo" w:cs="Menlo"/>
@@ -3304,8 +3265,6 @@
               </w:rPr>
               <w:t>ylabel</w:t>
             </w:r>
-            <w:proofErr w:type="spellEnd"/>
-            <w:proofErr w:type="gramEnd"/>
             <w:r>
               <w:rPr>
                 <w:rFonts w:ascii="Menlo" w:hAnsi="Menlo" w:cs="Menlo"/>
@@ -3346,8 +3305,6 @@
                 <w:lang w:val="en-US"/>
               </w:rPr>
             </w:pPr>
-            <w:proofErr w:type="spellStart"/>
-            <w:proofErr w:type="gramStart"/>
             <w:r>
               <w:rPr>
                 <w:rFonts w:ascii="Menlo" w:hAnsi="Menlo" w:cs="Menlo"/>
@@ -3378,8 +3335,6 @@
               </w:rPr>
               <w:t>grid</w:t>
             </w:r>
-            <w:proofErr w:type="spellEnd"/>
-            <w:proofErr w:type="gramEnd"/>
             <w:r>
               <w:rPr>
                 <w:rFonts w:ascii="Menlo" w:hAnsi="Menlo" w:cs="Menlo"/>
@@ -3420,10 +3375,9 @@
                 <w:color w:val="BBBEBF"/>
                 <w:sz w:val="18"/>
                 <w:szCs w:val="18"/>
+                <w:lang w:val="en-US"/>
               </w:rPr>
             </w:pPr>
-            <w:proofErr w:type="spellStart"/>
-            <w:proofErr w:type="gramStart"/>
             <w:r>
               <w:rPr>
                 <w:rFonts w:ascii="Menlo" w:hAnsi="Menlo" w:cs="Menlo"/>
@@ -3454,8 +3408,6 @@
               </w:rPr>
               <w:t>show</w:t>
             </w:r>
-            <w:proofErr w:type="spellEnd"/>
-            <w:proofErr w:type="gramEnd"/>
             <w:r>
               <w:rPr>
                 <w:rFonts w:ascii="Menlo" w:hAnsi="Menlo" w:cs="Menlo"/>
@@ -3476,6 +3428,7 @@
                 <w:color w:val="BBBEBF"/>
                 <w:sz w:val="18"/>
                 <w:szCs w:val="18"/>
+                <w:lang w:val="en-US"/>
               </w:rPr>
             </w:pPr>
           </w:p>
@@ -3609,23 +3562,7 @@
           <w:sz w:val="28"/>
           <w:szCs w:val="28"/>
         </w:rPr>
-        <w:t>Для проверки корректности функции is_</w:t>
-      </w:r>
-      <w:proofErr w:type="gramStart"/>
-      <w:r>
-        <w:rPr>
-          <w:sz w:val="28"/>
-          <w:szCs w:val="28"/>
-        </w:rPr>
-        <w:t>empty(</w:t>
-      </w:r>
-      <w:proofErr w:type="gramEnd"/>
-      <w:r>
-        <w:rPr>
-          <w:sz w:val="28"/>
-          <w:szCs w:val="28"/>
-        </w:rPr>
-        <w:t xml:space="preserve">) были написаны unit-тесты с использованием библиотеки unittest. Тесты проверяют работу функции для пустого стека, стека с одним элементом, непустого стека и стека после очистки. Результаты тестирования </w:t>
+        <w:t xml:space="preserve">Для проверки корректности функции is_empty() были написаны unit-тесты с использованием библиотеки unittest. Тесты проверяют работу функции для пустого стека, стека с одним элементом, непустого стека и стека после очистки. Результаты тестирования </w:t>
       </w:r>
       <w:r>
         <w:rPr>
@@ -3802,7 +3739,6 @@
               </w:rPr>
               <w:t xml:space="preserve"> </w:t>
             </w:r>
-            <w:proofErr w:type="spellStart"/>
             <w:r>
               <w:rPr>
                 <w:rFonts w:ascii="Menlo" w:hAnsi="Menlo" w:cs="Menlo"/>
@@ -3813,7 +3749,6 @@
               </w:rPr>
               <w:t>unittest</w:t>
             </w:r>
-            <w:proofErr w:type="spellEnd"/>
           </w:p>
           <w:p>
             <w:pPr>
@@ -3887,7 +3822,6 @@
               </w:rPr>
               <w:t xml:space="preserve"> </w:t>
             </w:r>
-            <w:proofErr w:type="spellStart"/>
             <w:r>
               <w:rPr>
                 <w:rFonts w:ascii="Menlo" w:hAnsi="Menlo" w:cs="Menlo"/>
@@ -3898,7 +3832,6 @@
               </w:rPr>
               <w:t>is_empty</w:t>
             </w:r>
-            <w:proofErr w:type="spellEnd"/>
           </w:p>
           <w:p>
             <w:pPr>
@@ -3945,7 +3878,6 @@
               </w:rPr>
               <w:t xml:space="preserve"> </w:t>
             </w:r>
-            <w:proofErr w:type="spellStart"/>
             <w:r>
               <w:rPr>
                 <w:rFonts w:ascii="Menlo" w:hAnsi="Menlo" w:cs="Menlo"/>
@@ -3956,7 +3888,6 @@
               </w:rPr>
               <w:t>TestIsEmpty</w:t>
             </w:r>
-            <w:proofErr w:type="spellEnd"/>
             <w:r>
               <w:rPr>
                 <w:rFonts w:ascii="Menlo" w:hAnsi="Menlo" w:cs="Menlo"/>
@@ -3967,8 +3898,6 @@
               </w:rPr>
               <w:t>(</w:t>
             </w:r>
-            <w:proofErr w:type="spellStart"/>
-            <w:proofErr w:type="gramStart"/>
             <w:r>
               <w:rPr>
                 <w:rFonts w:ascii="Menlo" w:hAnsi="Menlo" w:cs="Menlo"/>
@@ -3999,8 +3928,6 @@
               </w:rPr>
               <w:t>TestCase</w:t>
             </w:r>
-            <w:proofErr w:type="spellEnd"/>
-            <w:proofErr w:type="gramEnd"/>
             <w:r>
               <w:rPr>
                 <w:rFonts w:ascii="Menlo" w:hAnsi="Menlo" w:cs="Menlo"/>
@@ -4067,7 +3994,6 @@
               </w:rPr>
               <w:t xml:space="preserve"> </w:t>
             </w:r>
-            <w:proofErr w:type="spellStart"/>
             <w:r>
               <w:rPr>
                 <w:rFonts w:ascii="Menlo" w:hAnsi="Menlo" w:cs="Menlo"/>
@@ -4078,7 +4004,6 @@
               </w:rPr>
               <w:t>test_empty_stack</w:t>
             </w:r>
-            <w:proofErr w:type="spellEnd"/>
             <w:r>
               <w:rPr>
                 <w:rFonts w:ascii="Menlo" w:hAnsi="Menlo" w:cs="Menlo"/>
@@ -4131,8 +4056,6 @@
               </w:rPr>
               <w:t xml:space="preserve">        </w:t>
             </w:r>
-            <w:proofErr w:type="spellStart"/>
-            <w:proofErr w:type="gramStart"/>
             <w:r>
               <w:rPr>
                 <w:rFonts w:ascii="Menlo" w:hAnsi="Menlo" w:cs="Menlo"/>
@@ -4160,8 +4083,6 @@
               </w:rPr>
               <w:t>assertTrue</w:t>
             </w:r>
-            <w:proofErr w:type="spellEnd"/>
-            <w:proofErr w:type="gramEnd"/>
             <w:r>
               <w:rPr>
                 <w:rFonts w:ascii="Menlo" w:hAnsi="Menlo" w:cs="Menlo"/>
@@ -4171,7 +4092,6 @@
               </w:rPr>
               <w:t>(</w:t>
             </w:r>
-            <w:proofErr w:type="spellStart"/>
             <w:r>
               <w:rPr>
                 <w:rFonts w:ascii="Menlo" w:hAnsi="Menlo" w:cs="Menlo"/>
@@ -4181,7 +4101,6 @@
               </w:rPr>
               <w:t>is_empty</w:t>
             </w:r>
-            <w:proofErr w:type="spellEnd"/>
             <w:r>
               <w:rPr>
                 <w:rFonts w:ascii="Menlo" w:hAnsi="Menlo" w:cs="Menlo"/>
@@ -4263,7 +4182,6 @@
               </w:rPr>
               <w:t xml:space="preserve"> </w:t>
             </w:r>
-            <w:proofErr w:type="spellStart"/>
             <w:r>
               <w:rPr>
                 <w:rFonts w:ascii="Menlo" w:hAnsi="Menlo" w:cs="Menlo"/>
@@ -4274,7 +4192,6 @@
               </w:rPr>
               <w:t>test_one_element</w:t>
             </w:r>
-            <w:proofErr w:type="spellEnd"/>
             <w:r>
               <w:rPr>
                 <w:rFonts w:ascii="Menlo" w:hAnsi="Menlo" w:cs="Menlo"/>
@@ -4327,8 +4244,6 @@
               </w:rPr>
               <w:t xml:space="preserve">        </w:t>
             </w:r>
-            <w:proofErr w:type="spellStart"/>
-            <w:proofErr w:type="gramStart"/>
             <w:r>
               <w:rPr>
                 <w:rFonts w:ascii="Menlo" w:hAnsi="Menlo" w:cs="Menlo"/>
@@ -4356,8 +4271,6 @@
               </w:rPr>
               <w:t>assertFalse</w:t>
             </w:r>
-            <w:proofErr w:type="spellEnd"/>
-            <w:proofErr w:type="gramEnd"/>
             <w:r>
               <w:rPr>
                 <w:rFonts w:ascii="Menlo" w:hAnsi="Menlo" w:cs="Menlo"/>
@@ -4367,7 +4280,6 @@
               </w:rPr>
               <w:t>(</w:t>
             </w:r>
-            <w:proofErr w:type="spellStart"/>
             <w:r>
               <w:rPr>
                 <w:rFonts w:ascii="Menlo" w:hAnsi="Menlo" w:cs="Menlo"/>
@@ -4377,7 +4289,6 @@
               </w:rPr>
               <w:t>is_empty</w:t>
             </w:r>
-            <w:proofErr w:type="spellEnd"/>
             <w:r>
               <w:rPr>
                 <w:rFonts w:ascii="Menlo" w:hAnsi="Menlo" w:cs="Menlo"/>
@@ -4412,27 +4323,7 @@
                 <w:sz w:val="18"/>
                 <w:szCs w:val="18"/>
               </w:rPr>
-              <w:t xml:space="preserve">"Должно возвращать </w:t>
-            </w:r>
-            <w:proofErr w:type="spellStart"/>
-            <w:r>
-              <w:rPr>
-                <w:rFonts w:ascii="Menlo" w:hAnsi="Menlo" w:cs="Menlo"/>
-                <w:color w:val="A5D6FF"/>
-                <w:sz w:val="18"/>
-                <w:szCs w:val="18"/>
-              </w:rPr>
-              <w:t>False</w:t>
-            </w:r>
-            <w:proofErr w:type="spellEnd"/>
-            <w:r>
-              <w:rPr>
-                <w:rFonts w:ascii="Menlo" w:hAnsi="Menlo" w:cs="Menlo"/>
-                <w:color w:val="A5D6FF"/>
-                <w:sz w:val="18"/>
-                <w:szCs w:val="18"/>
-              </w:rPr>
-              <w:t xml:space="preserve"> для стека с одним элементом"</w:t>
+              <w:t>"Должно возвращать False для стека с одним элементом"</w:t>
             </w:r>
             <w:r>
               <w:rPr>
@@ -4497,7 +4388,6 @@
               </w:rPr>
               <w:t xml:space="preserve"> </w:t>
             </w:r>
-            <w:proofErr w:type="spellStart"/>
             <w:r>
               <w:rPr>
                 <w:rFonts w:ascii="Menlo" w:hAnsi="Menlo" w:cs="Menlo"/>
@@ -4508,7 +4398,6 @@
               </w:rPr>
               <w:t>test_many_elements</w:t>
             </w:r>
-            <w:proofErr w:type="spellEnd"/>
             <w:r>
               <w:rPr>
                 <w:rFonts w:ascii="Menlo" w:hAnsi="Menlo" w:cs="Menlo"/>
@@ -4561,8 +4450,6 @@
               </w:rPr>
               <w:t xml:space="preserve">        </w:t>
             </w:r>
-            <w:proofErr w:type="spellStart"/>
-            <w:proofErr w:type="gramStart"/>
             <w:r>
               <w:rPr>
                 <w:rFonts w:ascii="Menlo" w:hAnsi="Menlo" w:cs="Menlo"/>
@@ -4590,8 +4477,6 @@
               </w:rPr>
               <w:t>assertFalse</w:t>
             </w:r>
-            <w:proofErr w:type="spellEnd"/>
-            <w:proofErr w:type="gramEnd"/>
             <w:r>
               <w:rPr>
                 <w:rFonts w:ascii="Menlo" w:hAnsi="Menlo" w:cs="Menlo"/>
@@ -4601,7 +4486,6 @@
               </w:rPr>
               <w:t>(</w:t>
             </w:r>
-            <w:proofErr w:type="spellStart"/>
             <w:r>
               <w:rPr>
                 <w:rFonts w:ascii="Menlo" w:hAnsi="Menlo" w:cs="Menlo"/>
@@ -4611,7 +4495,6 @@
               </w:rPr>
               <w:t>is_empty</w:t>
             </w:r>
-            <w:proofErr w:type="spellEnd"/>
             <w:r>
               <w:rPr>
                 <w:rFonts w:ascii="Menlo" w:hAnsi="Menlo" w:cs="Menlo"/>
@@ -4700,27 +4583,7 @@
                 <w:sz w:val="18"/>
                 <w:szCs w:val="18"/>
               </w:rPr>
-              <w:t xml:space="preserve">"Должно возвращать </w:t>
-            </w:r>
-            <w:proofErr w:type="spellStart"/>
-            <w:r>
-              <w:rPr>
-                <w:rFonts w:ascii="Menlo" w:hAnsi="Menlo" w:cs="Menlo"/>
-                <w:color w:val="A5D6FF"/>
-                <w:sz w:val="18"/>
-                <w:szCs w:val="18"/>
-              </w:rPr>
-              <w:t>False</w:t>
-            </w:r>
-            <w:proofErr w:type="spellEnd"/>
-            <w:r>
-              <w:rPr>
-                <w:rFonts w:ascii="Menlo" w:hAnsi="Menlo" w:cs="Menlo"/>
-                <w:color w:val="A5D6FF"/>
-                <w:sz w:val="18"/>
-                <w:szCs w:val="18"/>
-              </w:rPr>
-              <w:t xml:space="preserve"> для непустого стека"</w:t>
+              <w:t>"Должно возвращать False для непустого стека"</w:t>
             </w:r>
             <w:r>
               <w:rPr>
@@ -4785,7 +4648,6 @@
               </w:rPr>
               <w:t xml:space="preserve"> </w:t>
             </w:r>
-            <w:proofErr w:type="spellStart"/>
             <w:r>
               <w:rPr>
                 <w:rFonts w:ascii="Menlo" w:hAnsi="Menlo" w:cs="Menlo"/>
@@ -4796,7 +4658,6 @@
               </w:rPr>
               <w:t>test_after_clear</w:t>
             </w:r>
-            <w:proofErr w:type="spellEnd"/>
             <w:r>
               <w:rPr>
                 <w:rFonts w:ascii="Menlo" w:hAnsi="Menlo" w:cs="Menlo"/>
@@ -4973,8 +4834,6 @@
               </w:rPr>
               <w:t xml:space="preserve">        </w:t>
             </w:r>
-            <w:proofErr w:type="spellStart"/>
-            <w:proofErr w:type="gramStart"/>
             <w:r>
               <w:rPr>
                 <w:rFonts w:ascii="Menlo" w:hAnsi="Menlo" w:cs="Menlo"/>
@@ -5005,8 +4864,6 @@
               </w:rPr>
               <w:t>clear</w:t>
             </w:r>
-            <w:proofErr w:type="spellEnd"/>
-            <w:proofErr w:type="gramEnd"/>
             <w:r>
               <w:rPr>
                 <w:rFonts w:ascii="Menlo" w:hAnsi="Menlo" w:cs="Menlo"/>
@@ -5040,8 +4897,6 @@
               </w:rPr>
               <w:t xml:space="preserve">        </w:t>
             </w:r>
-            <w:proofErr w:type="spellStart"/>
-            <w:proofErr w:type="gramStart"/>
             <w:r>
               <w:rPr>
                 <w:rFonts w:ascii="Menlo" w:hAnsi="Menlo" w:cs="Menlo"/>
@@ -5072,8 +4927,6 @@
               </w:rPr>
               <w:t>assertTrue</w:t>
             </w:r>
-            <w:proofErr w:type="spellEnd"/>
-            <w:proofErr w:type="gramEnd"/>
             <w:r>
               <w:rPr>
                 <w:rFonts w:ascii="Menlo" w:hAnsi="Menlo" w:cs="Menlo"/>
@@ -5084,7 +4937,6 @@
               </w:rPr>
               <w:t>(</w:t>
             </w:r>
-            <w:proofErr w:type="spellStart"/>
             <w:r>
               <w:rPr>
                 <w:rFonts w:ascii="Menlo" w:hAnsi="Menlo" w:cs="Menlo"/>
@@ -5095,7 +4947,6 @@
               </w:rPr>
               <w:t>is_empty</w:t>
             </w:r>
-            <w:proofErr w:type="spellEnd"/>
             <w:r>
               <w:rPr>
                 <w:rFonts w:ascii="Menlo" w:hAnsi="Menlo" w:cs="Menlo"/>
@@ -5370,8 +5221,6 @@
               </w:rPr>
               <w:t xml:space="preserve">    </w:t>
             </w:r>
-            <w:proofErr w:type="spellStart"/>
-            <w:proofErr w:type="gramStart"/>
             <w:r>
               <w:rPr>
                 <w:rFonts w:ascii="Menlo" w:hAnsi="Menlo" w:cs="Menlo"/>
@@ -5402,8 +5251,6 @@
               </w:rPr>
               <w:t>main</w:t>
             </w:r>
-            <w:proofErr w:type="spellEnd"/>
-            <w:proofErr w:type="gramEnd"/>
             <w:r>
               <w:rPr>
                 <w:rFonts w:ascii="Menlo" w:hAnsi="Menlo" w:cs="Menlo"/>
@@ -5437,6 +5284,7 @@
                 <w:iCs/>
                 <w:sz w:val="20"/>
                 <w:szCs w:val="20"/>
+                <w:lang w:val="en-US"/>
               </w:rPr>
             </w:pPr>
             <w:r>
@@ -5446,7 +5294,7 @@
                 <w:sz w:val="20"/>
                 <w:szCs w:val="20"/>
               </w:rPr>
-              <w:t xml:space="preserve">Листинг 2 – </w:t>
+              <w:t>Листинг</w:t>
             </w:r>
             <w:r>
               <w:rPr>
@@ -5456,7 +5304,7 @@
                 <w:szCs w:val="20"/>
                 <w:lang w:val="en-US"/>
               </w:rPr>
-              <w:t>Unit</w:t>
+              <w:t xml:space="preserve"> 2 – </w:t>
             </w:r>
             <w:r>
               <w:rPr>
@@ -5464,8 +5312,9 @@
                 <w:iCs/>
                 <w:sz w:val="20"/>
                 <w:szCs w:val="20"/>
-              </w:rPr>
-              <w:t xml:space="preserve">-тесты для функции </w:t>
+                <w:lang w:val="en-US"/>
+              </w:rPr>
+              <w:t>Unit</w:t>
             </w:r>
             <w:r>
               <w:rPr>
@@ -5475,7 +5324,7 @@
                 <w:szCs w:val="20"/>
                 <w:lang w:val="en-US"/>
               </w:rPr>
-              <w:t>is</w:t>
+              <w:t>-</w:t>
             </w:r>
             <w:r>
               <w:rPr>
@@ -5483,6 +5332,74 @@
                 <w:iCs/>
                 <w:sz w:val="20"/>
                 <w:szCs w:val="20"/>
+              </w:rPr>
+              <w:t>тесты</w:t>
+            </w:r>
+            <w:r>
+              <w:rPr>
+                <w:i/>
+                <w:iCs/>
+                <w:sz w:val="20"/>
+                <w:szCs w:val="20"/>
+                <w:lang w:val="en-US"/>
+              </w:rPr>
+              <w:t xml:space="preserve"> </w:t>
+            </w:r>
+            <w:r>
+              <w:rPr>
+                <w:i/>
+                <w:iCs/>
+                <w:sz w:val="20"/>
+                <w:szCs w:val="20"/>
+              </w:rPr>
+              <w:t>для</w:t>
+            </w:r>
+            <w:r>
+              <w:rPr>
+                <w:i/>
+                <w:iCs/>
+                <w:sz w:val="20"/>
+                <w:szCs w:val="20"/>
+                <w:lang w:val="en-US"/>
+              </w:rPr>
+              <w:t xml:space="preserve"> </w:t>
+            </w:r>
+            <w:r>
+              <w:rPr>
+                <w:i/>
+                <w:iCs/>
+                <w:sz w:val="20"/>
+                <w:szCs w:val="20"/>
+              </w:rPr>
+              <w:t>функции</w:t>
+            </w:r>
+            <w:r>
+              <w:rPr>
+                <w:i/>
+                <w:iCs/>
+                <w:sz w:val="20"/>
+                <w:szCs w:val="20"/>
+                <w:lang w:val="en-US"/>
+              </w:rPr>
+              <w:t xml:space="preserve"> </w:t>
+            </w:r>
+            <w:r>
+              <w:rPr>
+                <w:i/>
+                <w:iCs/>
+                <w:sz w:val="20"/>
+                <w:szCs w:val="20"/>
+                <w:lang w:val="en-US"/>
+              </w:rPr>
+              <w:t>is</w:t>
+            </w:r>
+            <w:r>
+              <w:rPr>
+                <w:i/>
+                <w:iCs/>
+                <w:sz w:val="20"/>
+                <w:szCs w:val="20"/>
+                <w:lang w:val="en-US"/>
               </w:rPr>
               <w:t>_</w:t>
             </w:r>
@@ -5507,6 +5424,7 @@
         <w:rPr>
           <w:sz w:val="28"/>
           <w:szCs w:val="28"/>
+          <w:lang w:val="en-US"/>
         </w:rPr>
       </w:pPr>
     </w:p>
@@ -5517,6 +5435,7 @@
           <w:b/>
           <w:sz w:val="32"/>
           <w:szCs w:val="32"/>
+          <w:lang w:val="en-US"/>
         </w:rPr>
       </w:pPr>
     </w:p>
@@ -5527,6 +5446,7 @@
           <w:b/>
           <w:sz w:val="32"/>
           <w:szCs w:val="32"/>
+          <w:lang w:val="en-US"/>
         </w:rPr>
       </w:pPr>
     </w:p>

--- a/lab_1.docx
+++ b/lab_1.docx
@@ -1240,6 +1240,7 @@
               </w:rPr>
               <w:t xml:space="preserve"> </w:t>
             </w:r>
+            <w:proofErr w:type="spellStart"/>
             <w:r>
               <w:rPr>
                 <w:rFonts w:ascii="Menlo" w:hAnsi="Menlo" w:cs="Menlo"/>
@@ -1270,6 +1271,7 @@
               </w:rPr>
               <w:t>pyplot</w:t>
             </w:r>
+            <w:proofErr w:type="spellEnd"/>
             <w:r>
               <w:rPr>
                 <w:rFonts w:ascii="Menlo" w:hAnsi="Menlo" w:cs="Menlo"/>
@@ -5524,7 +5526,7 @@
                     <pic:cNvPicPr/>
                   </pic:nvPicPr>
                   <pic:blipFill>
-                    <a:blip r:embed="rId6"/>
+                    <a:blip r:embed="rId8"/>
                     <a:stretch>
                       <a:fillRect/>
                     </a:stretch>
@@ -5649,7 +5651,7 @@
         </w:rPr>
         <w:t xml:space="preserve">-репозиторий: </w:t>
       </w:r>
-      <w:hyperlink r:id="rId7" w:history="1">
+      <w:hyperlink r:id="rId9" w:history="1">
         <w:r>
           <w:rPr>
             <w:rStyle w:val="aff9"/>
@@ -6778,7 +6780,7 @@
                     <pic:cNvPicPr/>
                   </pic:nvPicPr>
                   <pic:blipFill>
-                    <a:blip r:embed="rId8"/>
+                    <a:blip r:embed="rId10"/>
                     <a:stretch>
                       <a:fillRect/>
                     </a:stretch>
@@ -6873,7 +6875,7 @@
                     <pic:cNvPicPr/>
                   </pic:nvPicPr>
                   <pic:blipFill>
-                    <a:blip r:embed="rId9"/>
+                    <a:blip r:embed="rId11"/>
                     <a:stretch>
                       <a:fillRect/>
                     </a:stretch>
@@ -7071,13 +7073,171 @@
       </w:r>
     </w:p>
     <w:sectPr>
+      <w:footerReference w:type="even" r:id="rId12"/>
+      <w:footerReference w:type="default" r:id="rId13"/>
       <w:pgSz w:w="12240" w:h="15840"/>
       <w:pgMar w:top="1134" w:right="850" w:bottom="1134" w:left="1701" w:header="720" w:footer="720" w:gutter="0"/>
       <w:cols w:space="720"/>
+      <w:titlePg/>
       <w:docGrid w:linePitch="360"/>
     </w:sectPr>
   </w:body>
 </w:document>
+</file>
+
+<file path=word/endnotes.xml><?xml version="1.0" encoding="utf-8"?>
+<w:endnotes xmlns:wpc="http://schemas.microsoft.com/office/word/2010/wordprocessingCanvas" xmlns:cx="http://schemas.microsoft.com/office/drawing/2014/chartex" xmlns:cx1="http://schemas.microsoft.com/office/drawing/2015/9/8/chartex" xmlns:cx2="http://schemas.microsoft.com/office/drawing/2015/10/21/chartex" xmlns:cx3="http://schemas.microsoft.com/office/drawing/2016/5/9/chartex" xmlns:cx4="http://schemas.microsoft.com/office/drawing/2016/5/10/chartex" xmlns:cx5="http://schemas.microsoft.com/office/drawing/2016/5/11/chartex" xmlns:cx6="http://schemas.microsoft.com/office/drawing/2016/5/12/chartex" xmlns:cx7="http://schemas.microsoft.com/office/drawing/2016/5/13/chartex" xmlns:cx8="http://schemas.microsoft.com/office/drawing/2016/5/14/chartex" xmlns:mc="http://schemas.openxmlformats.org/markup-compatibility/2006" xmlns:aink="http://schemas.microsoft.com/office/drawing/2016/ink" xmlns:am3d="http://schemas.microsoft.com/office/drawing/2017/model3d" xmlns:o="urn:schemas-microsoft-com:office:office" xmlns:oel="http://schemas.microsoft.com/office/2019/extlst" xmlns:r="http://schemas.openxmlformats.org/officeDocument/2006/relationships" xmlns:m="http://schemas.openxmlformats.org/officeDocument/2006/math" xmlns:v="urn:schemas-microsoft-com:vml" xmlns:wp14="http://schemas.microsoft.com/office/word/2010/wordprocessingDrawing" xmlns:wp="http://schemas.openxmlformats.org/drawingml/2006/wordprocessingDrawing" xmlns:w10="urn:schemas-microsoft-com:office:word" xmlns:w="http://schemas.openxmlformats.org/wordprocessingml/2006/main" xmlns:w14="http://schemas.microsoft.com/office/word/2010/wordml" xmlns:w15="http://schemas.microsoft.com/office/word/2012/wordml" xmlns:w16cex="http://schemas.microsoft.com/office/word/2018/wordml/cex" xmlns:w16cid="http://schemas.microsoft.com/office/word/2016/wordml/cid" xmlns:w16="http://schemas.microsoft.com/office/word/2018/wordml" xmlns:w16du="http://schemas.microsoft.com/office/word/2023/wordml/word16du" xmlns:w16sdtdh="http://schemas.microsoft.com/office/word/2020/wordml/sdtdatahash" xmlns:w16sdtfl="http://schemas.microsoft.com/office/word/2024/wordml/sdtformatlock" xmlns:w16se="http://schemas.microsoft.com/office/word/2015/wordml/symex" xmlns:wpg="http://schemas.microsoft.com/office/word/2010/wordprocessingGroup" xmlns:wpi="http://schemas.microsoft.com/office/word/2010/wordprocessingInk" xmlns:wne="http://schemas.microsoft.com/office/word/2006/wordml" xmlns:wps="http://schemas.microsoft.com/office/word/2010/wordprocessingShape" mc:Ignorable="w14 w15 w16se w16cid w16 w16cex w16sdtdh w16sdtfl w16du wp14">
+  <w:endnote w:type="separator" w:id="-1">
+    <w:p>
+      <w:r>
+        <w:separator/>
+      </w:r>
+    </w:p>
+  </w:endnote>
+  <w:endnote w:type="continuationSeparator" w:id="0">
+    <w:p>
+      <w:r>
+        <w:continuationSeparator/>
+      </w:r>
+    </w:p>
+  </w:endnote>
+</w:endnotes>
+</file>
+
+<file path=word/footer1.xml><?xml version="1.0" encoding="utf-8"?>
+<w:ftr xmlns:wpc="http://schemas.microsoft.com/office/word/2010/wordprocessingCanvas" xmlns:cx="http://schemas.microsoft.com/office/drawing/2014/chartex" xmlns:cx1="http://schemas.microsoft.com/office/drawing/2015/9/8/chartex" xmlns:cx2="http://schemas.microsoft.com/office/drawing/2015/10/21/chartex" xmlns:cx3="http://schemas.microsoft.com/office/drawing/2016/5/9/chartex" xmlns:cx4="http://schemas.microsoft.com/office/drawing/2016/5/10/chartex" xmlns:cx5="http://schemas.microsoft.com/office/drawing/2016/5/11/chartex" xmlns:cx6="http://schemas.microsoft.com/office/drawing/2016/5/12/chartex" xmlns:cx7="http://schemas.microsoft.com/office/drawing/2016/5/13/chartex" xmlns:cx8="http://schemas.microsoft.com/office/drawing/2016/5/14/chartex" xmlns:mc="http://schemas.openxmlformats.org/markup-compatibility/2006" xmlns:aink="http://schemas.microsoft.com/office/drawing/2016/ink" xmlns:am3d="http://schemas.microsoft.com/office/drawing/2017/model3d" xmlns:o="urn:schemas-microsoft-com:office:office" xmlns:oel="http://schemas.microsoft.com/office/2019/extlst" xmlns:r="http://schemas.openxmlformats.org/officeDocument/2006/relationships" xmlns:m="http://schemas.openxmlformats.org/officeDocument/2006/math" xmlns:v="urn:schemas-microsoft-com:vml" xmlns:wp14="http://schemas.microsoft.com/office/word/2010/wordprocessingDrawing" xmlns:wp="http://schemas.openxmlformats.org/drawingml/2006/wordprocessingDrawing" xmlns:w10="urn:schemas-microsoft-com:office:word" xmlns:w="http://schemas.openxmlformats.org/wordprocessingml/2006/main" xmlns:w14="http://schemas.microsoft.com/office/word/2010/wordml" xmlns:w15="http://schemas.microsoft.com/office/word/2012/wordml" xmlns:w16cex="http://schemas.microsoft.com/office/word/2018/wordml/cex" xmlns:w16cid="http://schemas.microsoft.com/office/word/2016/wordml/cid" xmlns:w16="http://schemas.microsoft.com/office/word/2018/wordml" xmlns:w16du="http://schemas.microsoft.com/office/word/2023/wordml/word16du" xmlns:w16sdtdh="http://schemas.microsoft.com/office/word/2020/wordml/sdtdatahash" xmlns:w16sdtfl="http://schemas.microsoft.com/office/word/2024/wordml/sdtformatlock" xmlns:w16se="http://schemas.microsoft.com/office/word/2015/wordml/symex" xmlns:wpg="http://schemas.microsoft.com/office/word/2010/wordprocessingGroup" xmlns:wpi="http://schemas.microsoft.com/office/word/2010/wordprocessingInk" xmlns:wne="http://schemas.microsoft.com/office/word/2006/wordml" xmlns:wps="http://schemas.microsoft.com/office/word/2010/wordprocessingShape" mc:Ignorable="w14 w15 w16se w16cid w16 w16cex w16sdtdh w16sdtfl w16du wp14">
+  <w:sdt>
+    <w:sdtPr>
+      <w:rPr>
+        <w:rStyle w:val="affb"/>
+      </w:rPr>
+      <w:id w:val="-1573425157"/>
+      <w:docPartObj>
+        <w:docPartGallery w:val="Page Numbers (Bottom of Page)"/>
+        <w:docPartUnique/>
+      </w:docPartObj>
+    </w:sdtPr>
+    <w:sdtContent>
+      <w:p>
+        <w:pPr>
+          <w:pStyle w:val="a7"/>
+          <w:framePr w:wrap="none" w:vAnchor="text" w:hAnchor="margin" w:xAlign="right" w:y="1"/>
+          <w:rPr>
+            <w:rStyle w:val="affb"/>
+          </w:rPr>
+        </w:pPr>
+        <w:r>
+          <w:rPr>
+            <w:rStyle w:val="affb"/>
+          </w:rPr>
+          <w:fldChar w:fldCharType="begin"/>
+        </w:r>
+        <w:r>
+          <w:rPr>
+            <w:rStyle w:val="affb"/>
+          </w:rPr>
+          <w:instrText xml:space="preserve"> PAGE </w:instrText>
+        </w:r>
+        <w:r>
+          <w:rPr>
+            <w:rStyle w:val="affb"/>
+          </w:rPr>
+          <w:fldChar w:fldCharType="end"/>
+        </w:r>
+      </w:p>
+    </w:sdtContent>
+  </w:sdt>
+  <w:p>
+    <w:pPr>
+      <w:pStyle w:val="a7"/>
+      <w:ind w:right="360"/>
+    </w:pPr>
+  </w:p>
+</w:ftr>
+</file>
+
+<file path=word/footer2.xml><?xml version="1.0" encoding="utf-8"?>
+<w:ftr xmlns:wpc="http://schemas.microsoft.com/office/word/2010/wordprocessingCanvas" xmlns:cx="http://schemas.microsoft.com/office/drawing/2014/chartex" xmlns:cx1="http://schemas.microsoft.com/office/drawing/2015/9/8/chartex" xmlns:cx2="http://schemas.microsoft.com/office/drawing/2015/10/21/chartex" xmlns:cx3="http://schemas.microsoft.com/office/drawing/2016/5/9/chartex" xmlns:cx4="http://schemas.microsoft.com/office/drawing/2016/5/10/chartex" xmlns:cx5="http://schemas.microsoft.com/office/drawing/2016/5/11/chartex" xmlns:cx6="http://schemas.microsoft.com/office/drawing/2016/5/12/chartex" xmlns:cx7="http://schemas.microsoft.com/office/drawing/2016/5/13/chartex" xmlns:cx8="http://schemas.microsoft.com/office/drawing/2016/5/14/chartex" xmlns:mc="http://schemas.openxmlformats.org/markup-compatibility/2006" xmlns:aink="http://schemas.microsoft.com/office/drawing/2016/ink" xmlns:am3d="http://schemas.microsoft.com/office/drawing/2017/model3d" xmlns:o="urn:schemas-microsoft-com:office:office" xmlns:oel="http://schemas.microsoft.com/office/2019/extlst" xmlns:r="http://schemas.openxmlformats.org/officeDocument/2006/relationships" xmlns:m="http://schemas.openxmlformats.org/officeDocument/2006/math" xmlns:v="urn:schemas-microsoft-com:vml" xmlns:wp14="http://schemas.microsoft.com/office/word/2010/wordprocessingDrawing" xmlns:wp="http://schemas.openxmlformats.org/drawingml/2006/wordprocessingDrawing" xmlns:w10="urn:schemas-microsoft-com:office:word" xmlns:w="http://schemas.openxmlformats.org/wordprocessingml/2006/main" xmlns:w14="http://schemas.microsoft.com/office/word/2010/wordml" xmlns:w15="http://schemas.microsoft.com/office/word/2012/wordml" xmlns:w16cex="http://schemas.microsoft.com/office/word/2018/wordml/cex" xmlns:w16cid="http://schemas.microsoft.com/office/word/2016/wordml/cid" xmlns:w16="http://schemas.microsoft.com/office/word/2018/wordml" xmlns:w16du="http://schemas.microsoft.com/office/word/2023/wordml/word16du" xmlns:w16sdtdh="http://schemas.microsoft.com/office/word/2020/wordml/sdtdatahash" xmlns:w16sdtfl="http://schemas.microsoft.com/office/word/2024/wordml/sdtformatlock" xmlns:w16se="http://schemas.microsoft.com/office/word/2015/wordml/symex" xmlns:wpg="http://schemas.microsoft.com/office/word/2010/wordprocessingGroup" xmlns:wpi="http://schemas.microsoft.com/office/word/2010/wordprocessingInk" xmlns:wne="http://schemas.microsoft.com/office/word/2006/wordml" xmlns:wps="http://schemas.microsoft.com/office/word/2010/wordprocessingShape" mc:Ignorable="w14 w15 w16se w16cid w16 w16cex w16sdtdh w16sdtfl w16du wp14">
+  <w:sdt>
+    <w:sdtPr>
+      <w:rPr>
+        <w:rStyle w:val="affb"/>
+      </w:rPr>
+      <w:id w:val="1211147064"/>
+      <w:docPartObj>
+        <w:docPartGallery w:val="Page Numbers (Bottom of Page)"/>
+        <w:docPartUnique/>
+      </w:docPartObj>
+    </w:sdtPr>
+    <w:sdtContent>
+      <w:p>
+        <w:pPr>
+          <w:pStyle w:val="a7"/>
+          <w:framePr w:wrap="none" w:vAnchor="text" w:hAnchor="margin" w:xAlign="right" w:y="1"/>
+          <w:rPr>
+            <w:rStyle w:val="affb"/>
+          </w:rPr>
+        </w:pPr>
+        <w:r>
+          <w:rPr>
+            <w:rStyle w:val="affb"/>
+          </w:rPr>
+          <w:fldChar w:fldCharType="begin"/>
+        </w:r>
+        <w:r>
+          <w:rPr>
+            <w:rStyle w:val="affb"/>
+          </w:rPr>
+          <w:instrText xml:space="preserve"> PAGE </w:instrText>
+        </w:r>
+        <w:r>
+          <w:rPr>
+            <w:rStyle w:val="affb"/>
+          </w:rPr>
+          <w:fldChar w:fldCharType="separate"/>
+        </w:r>
+        <w:r>
+          <w:rPr>
+            <w:rStyle w:val="affb"/>
+            <w:noProof/>
+          </w:rPr>
+          <w:t>2</w:t>
+        </w:r>
+        <w:r>
+          <w:rPr>
+            <w:rStyle w:val="affb"/>
+          </w:rPr>
+          <w:fldChar w:fldCharType="end"/>
+        </w:r>
+      </w:p>
+    </w:sdtContent>
+  </w:sdt>
+  <w:p>
+    <w:pPr>
+      <w:pStyle w:val="a7"/>
+      <w:ind w:right="360"/>
+    </w:pPr>
+  </w:p>
+</w:ftr>
+</file>
+
+<file path=word/footnotes.xml><?xml version="1.0" encoding="utf-8"?>
+<w:footnotes xmlns:wpc="http://schemas.microsoft.com/office/word/2010/wordprocessingCanvas" xmlns:cx="http://schemas.microsoft.com/office/drawing/2014/chartex" xmlns:cx1="http://schemas.microsoft.com/office/drawing/2015/9/8/chartex" xmlns:cx2="http://schemas.microsoft.com/office/drawing/2015/10/21/chartex" xmlns:cx3="http://schemas.microsoft.com/office/drawing/2016/5/9/chartex" xmlns:cx4="http://schemas.microsoft.com/office/drawing/2016/5/10/chartex" xmlns:cx5="http://schemas.microsoft.com/office/drawing/2016/5/11/chartex" xmlns:cx6="http://schemas.microsoft.com/office/drawing/2016/5/12/chartex" xmlns:cx7="http://schemas.microsoft.com/office/drawing/2016/5/13/chartex" xmlns:cx8="http://schemas.microsoft.com/office/drawing/2016/5/14/chartex" xmlns:mc="http://schemas.openxmlformats.org/markup-compatibility/2006" xmlns:aink="http://schemas.microsoft.com/office/drawing/2016/ink" xmlns:am3d="http://schemas.microsoft.com/office/drawing/2017/model3d" xmlns:o="urn:schemas-microsoft-com:office:office" xmlns:oel="http://schemas.microsoft.com/office/2019/extlst" xmlns:r="http://schemas.openxmlformats.org/officeDocument/2006/relationships" xmlns:m="http://schemas.openxmlformats.org/officeDocument/2006/math" xmlns:v="urn:schemas-microsoft-com:vml" xmlns:wp14="http://schemas.microsoft.com/office/word/2010/wordprocessingDrawing" xmlns:wp="http://schemas.openxmlformats.org/drawingml/2006/wordprocessingDrawing" xmlns:w10="urn:schemas-microsoft-com:office:word" xmlns:w="http://schemas.openxmlformats.org/wordprocessingml/2006/main" xmlns:w14="http://schemas.microsoft.com/office/word/2010/wordml" xmlns:w15="http://schemas.microsoft.com/office/word/2012/wordml" xmlns:w16cex="http://schemas.microsoft.com/office/word/2018/wordml/cex" xmlns:w16cid="http://schemas.microsoft.com/office/word/2016/wordml/cid" xmlns:w16="http://schemas.microsoft.com/office/word/2018/wordml" xmlns:w16du="http://schemas.microsoft.com/office/word/2023/wordml/word16du" xmlns:w16sdtdh="http://schemas.microsoft.com/office/word/2020/wordml/sdtdatahash" xmlns:w16sdtfl="http://schemas.microsoft.com/office/word/2024/wordml/sdtformatlock" xmlns:w16se="http://schemas.microsoft.com/office/word/2015/wordml/symex" xmlns:wpg="http://schemas.microsoft.com/office/word/2010/wordprocessingGroup" xmlns:wpi="http://schemas.microsoft.com/office/word/2010/wordprocessingInk" xmlns:wne="http://schemas.microsoft.com/office/word/2006/wordml" xmlns:wps="http://schemas.microsoft.com/office/word/2010/wordprocessingShape" mc:Ignorable="w14 w15 w16se w16cid w16 w16cex w16sdtdh w16sdtfl w16du wp14">
+  <w:footnote w:type="separator" w:id="-1">
+    <w:p>
+      <w:r>
+        <w:separator/>
+      </w:r>
+    </w:p>
+  </w:footnote>
+  <w:footnote w:type="continuationSeparator" w:id="0">
+    <w:p>
+      <w:r>
+        <w:continuationSeparator/>
+      </w:r>
+    </w:p>
+  </w:footnote>
+</w:footnotes>
 </file>
 
 <file path=word/numbering.xml><?xml version="1.0" encoding="utf-8"?>
@@ -18834,6 +18994,14 @@
       <w:shd w:val="clear" w:color="auto" w:fill="E1DFDD"/>
     </w:rPr>
   </w:style>
+  <w:style w:type="character" w:styleId="affb">
+    <w:name w:val="page number"/>
+    <w:basedOn w:val="a2"/>
+    <w:uiPriority w:val="99"/>
+    <w:semiHidden/>
+    <w:unhideWhenUsed/>
+    <w:rsid w:val="006276BA"/>
+  </w:style>
 </w:styles>
 </file>
 

--- a/lab_1.docx
+++ b/lab_1.docx
@@ -1125,7 +1125,23 @@
           <w:szCs w:val="32"/>
         </w:rPr>
         <w:lastRenderedPageBreak/>
-        <w:t>Листинг – программы измерения времени проверки пустоты стека</w:t>
+        <w:t xml:space="preserve">Листинг </w:t>
+      </w:r>
+      <w:r>
+        <w:rPr>
+          <w:b/>
+          <w:sz w:val="32"/>
+          <w:szCs w:val="32"/>
+        </w:rPr>
+        <w:t>П</w:t>
+      </w:r>
+      <w:r>
+        <w:rPr>
+          <w:b/>
+          <w:sz w:val="32"/>
+          <w:szCs w:val="32"/>
+        </w:rPr>
+        <w:t>рограммы измерения времени проверки пустоты стека</w:t>
       </w:r>
     </w:p>
     <w:tbl>
@@ -1170,7 +1186,7 @@
               <w:shd w:val="clear" w:color="auto" w:fill="121314"/>
               <w:spacing w:line="270" w:lineRule="atLeast"/>
               <w:rPr>
-                <w:rFonts w:ascii="Menlo" w:hAnsi="Menlo" w:cs="Menlo"/>
+                <w:rFonts w:ascii="Consolas" w:hAnsi="Consolas" w:cs="Consolas"/>
                 <w:color w:val="BBBEBF"/>
                 <w:sz w:val="18"/>
                 <w:szCs w:val="18"/>
@@ -1179,7 +1195,7 @@
             </w:pPr>
             <w:r>
               <w:rPr>
-                <w:rFonts w:ascii="Menlo" w:hAnsi="Menlo" w:cs="Menlo"/>
+                <w:rFonts w:ascii="Consolas" w:hAnsi="Consolas" w:cs="Consolas"/>
                 <w:color w:val="C586C0"/>
                 <w:sz w:val="18"/>
                 <w:szCs w:val="18"/>
@@ -1189,7 +1205,7 @@
             </w:r>
             <w:r>
               <w:rPr>
-                <w:rFonts w:ascii="Menlo" w:hAnsi="Menlo" w:cs="Menlo"/>
+                <w:rFonts w:ascii="Consolas" w:hAnsi="Consolas" w:cs="Consolas"/>
                 <w:color w:val="BBBEBF"/>
                 <w:sz w:val="18"/>
                 <w:szCs w:val="18"/>
@@ -1199,7 +1215,7 @@
             </w:r>
             <w:r>
               <w:rPr>
-                <w:rFonts w:ascii="Menlo" w:hAnsi="Menlo" w:cs="Menlo"/>
+                <w:rFonts w:ascii="Consolas" w:hAnsi="Consolas" w:cs="Consolas"/>
                 <w:color w:val="4EC9B0"/>
                 <w:sz w:val="18"/>
                 <w:szCs w:val="18"/>
@@ -1213,7 +1229,7 @@
               <w:shd w:val="clear" w:color="auto" w:fill="121314"/>
               <w:spacing w:line="270" w:lineRule="atLeast"/>
               <w:rPr>
-                <w:rFonts w:ascii="Menlo" w:hAnsi="Menlo" w:cs="Menlo"/>
+                <w:rFonts w:ascii="Consolas" w:hAnsi="Consolas" w:cs="Consolas"/>
                 <w:color w:val="BBBEBF"/>
                 <w:sz w:val="18"/>
                 <w:szCs w:val="18"/>
@@ -1222,7 +1238,7 @@
             </w:pPr>
             <w:r>
               <w:rPr>
-                <w:rFonts w:ascii="Menlo" w:hAnsi="Menlo" w:cs="Menlo"/>
+                <w:rFonts w:ascii="Consolas" w:hAnsi="Consolas" w:cs="Consolas"/>
                 <w:color w:val="C586C0"/>
                 <w:sz w:val="18"/>
                 <w:szCs w:val="18"/>
@@ -1232,7 +1248,7 @@
             </w:r>
             <w:r>
               <w:rPr>
-                <w:rFonts w:ascii="Menlo" w:hAnsi="Menlo" w:cs="Menlo"/>
+                <w:rFonts w:ascii="Consolas" w:hAnsi="Consolas" w:cs="Consolas"/>
                 <w:color w:val="BBBEBF"/>
                 <w:sz w:val="18"/>
                 <w:szCs w:val="18"/>
@@ -1240,10 +1256,9 @@
               </w:rPr>
               <w:t xml:space="preserve"> </w:t>
             </w:r>
-            <w:proofErr w:type="spellStart"/>
-            <w:r>
-              <w:rPr>
-                <w:rFonts w:ascii="Menlo" w:hAnsi="Menlo" w:cs="Menlo"/>
+            <w:r>
+              <w:rPr>
+                <w:rFonts w:ascii="Consolas" w:hAnsi="Consolas" w:cs="Consolas"/>
                 <w:color w:val="4EC9B0"/>
                 <w:sz w:val="18"/>
                 <w:szCs w:val="18"/>
@@ -1253,7 +1268,7 @@
             </w:r>
             <w:r>
               <w:rPr>
-                <w:rFonts w:ascii="Menlo" w:hAnsi="Menlo" w:cs="Menlo"/>
+                <w:rFonts w:ascii="Consolas" w:hAnsi="Consolas" w:cs="Consolas"/>
                 <w:color w:val="BBBEBF"/>
                 <w:sz w:val="18"/>
                 <w:szCs w:val="18"/>
@@ -1263,7 +1278,7 @@
             </w:r>
             <w:r>
               <w:rPr>
-                <w:rFonts w:ascii="Menlo" w:hAnsi="Menlo" w:cs="Menlo"/>
+                <w:rFonts w:ascii="Consolas" w:hAnsi="Consolas" w:cs="Consolas"/>
                 <w:color w:val="4EC9B0"/>
                 <w:sz w:val="18"/>
                 <w:szCs w:val="18"/>
@@ -1271,10 +1286,9 @@
               </w:rPr>
               <w:t>pyplot</w:t>
             </w:r>
-            <w:proofErr w:type="spellEnd"/>
-            <w:r>
-              <w:rPr>
-                <w:rFonts w:ascii="Menlo" w:hAnsi="Menlo" w:cs="Menlo"/>
+            <w:r>
+              <w:rPr>
+                <w:rFonts w:ascii="Consolas" w:hAnsi="Consolas" w:cs="Consolas"/>
                 <w:color w:val="BBBEBF"/>
                 <w:sz w:val="18"/>
                 <w:szCs w:val="18"/>
@@ -1284,7 +1298,7 @@
             </w:r>
             <w:r>
               <w:rPr>
-                <w:rFonts w:ascii="Menlo" w:hAnsi="Menlo" w:cs="Menlo"/>
+                <w:rFonts w:ascii="Consolas" w:hAnsi="Consolas" w:cs="Consolas"/>
                 <w:color w:val="C586C0"/>
                 <w:sz w:val="18"/>
                 <w:szCs w:val="18"/>
@@ -1294,7 +1308,7 @@
             </w:r>
             <w:r>
               <w:rPr>
-                <w:rFonts w:ascii="Menlo" w:hAnsi="Menlo" w:cs="Menlo"/>
+                <w:rFonts w:ascii="Consolas" w:hAnsi="Consolas" w:cs="Consolas"/>
                 <w:color w:val="BBBEBF"/>
                 <w:sz w:val="18"/>
                 <w:szCs w:val="18"/>
@@ -1302,10 +1316,9 @@
               </w:rPr>
               <w:t xml:space="preserve"> </w:t>
             </w:r>
-            <w:proofErr w:type="spellStart"/>
-            <w:r>
-              <w:rPr>
-                <w:rFonts w:ascii="Menlo" w:hAnsi="Menlo" w:cs="Menlo"/>
+            <w:r>
+              <w:rPr>
+                <w:rFonts w:ascii="Consolas" w:hAnsi="Consolas" w:cs="Consolas"/>
                 <w:color w:val="4EC9B0"/>
                 <w:sz w:val="18"/>
                 <w:szCs w:val="18"/>
@@ -1313,14 +1326,13 @@
               </w:rPr>
               <w:t>plt</w:t>
             </w:r>
-            <w:proofErr w:type="spellEnd"/>
           </w:p>
           <w:p>
             <w:pPr>
               <w:shd w:val="clear" w:color="auto" w:fill="121314"/>
               <w:spacing w:line="270" w:lineRule="atLeast"/>
               <w:rPr>
-                <w:rFonts w:ascii="Menlo" w:hAnsi="Menlo" w:cs="Menlo"/>
+                <w:rFonts w:ascii="Consolas" w:hAnsi="Consolas" w:cs="Consolas"/>
                 <w:color w:val="BBBEBF"/>
                 <w:sz w:val="18"/>
                 <w:szCs w:val="18"/>
@@ -1333,7 +1345,7 @@
               <w:shd w:val="clear" w:color="auto" w:fill="121314"/>
               <w:spacing w:line="270" w:lineRule="atLeast"/>
               <w:rPr>
-                <w:rFonts w:ascii="Menlo" w:hAnsi="Menlo" w:cs="Menlo"/>
+                <w:rFonts w:ascii="Consolas" w:hAnsi="Consolas" w:cs="Consolas"/>
                 <w:color w:val="BBBEBF"/>
                 <w:sz w:val="18"/>
                 <w:szCs w:val="18"/>
@@ -1342,7 +1354,7 @@
             </w:pPr>
             <w:r>
               <w:rPr>
-                <w:rFonts w:ascii="Menlo" w:hAnsi="Menlo" w:cs="Menlo"/>
+                <w:rFonts w:ascii="Consolas" w:hAnsi="Consolas" w:cs="Consolas"/>
                 <w:color w:val="FF7B72"/>
                 <w:sz w:val="18"/>
                 <w:szCs w:val="18"/>
@@ -1352,7 +1364,7 @@
             </w:r>
             <w:r>
               <w:rPr>
-                <w:rFonts w:ascii="Menlo" w:hAnsi="Menlo" w:cs="Menlo"/>
+                <w:rFonts w:ascii="Consolas" w:hAnsi="Consolas" w:cs="Consolas"/>
                 <w:color w:val="BBBEBF"/>
                 <w:sz w:val="18"/>
                 <w:szCs w:val="18"/>
@@ -1362,7 +1374,7 @@
             </w:r>
             <w:r>
               <w:rPr>
-                <w:rFonts w:ascii="Menlo" w:hAnsi="Menlo" w:cs="Menlo"/>
+                <w:rFonts w:ascii="Consolas" w:hAnsi="Consolas" w:cs="Consolas"/>
                 <w:color w:val="D2A8FF"/>
                 <w:sz w:val="18"/>
                 <w:szCs w:val="18"/>
@@ -1372,7 +1384,7 @@
             </w:r>
             <w:r>
               <w:rPr>
-                <w:rFonts w:ascii="Menlo" w:hAnsi="Menlo" w:cs="Menlo"/>
+                <w:rFonts w:ascii="Consolas" w:hAnsi="Consolas" w:cs="Consolas"/>
                 <w:color w:val="BBBEBF"/>
                 <w:sz w:val="18"/>
                 <w:szCs w:val="18"/>
@@ -1382,7 +1394,7 @@
             </w:r>
             <w:r>
               <w:rPr>
-                <w:rFonts w:ascii="Menlo" w:hAnsi="Menlo" w:cs="Menlo"/>
+                <w:rFonts w:ascii="Consolas" w:hAnsi="Consolas" w:cs="Consolas"/>
                 <w:color w:val="FFA657"/>
                 <w:sz w:val="18"/>
                 <w:szCs w:val="18"/>
@@ -1392,7 +1404,7 @@
             </w:r>
             <w:r>
               <w:rPr>
-                <w:rFonts w:ascii="Menlo" w:hAnsi="Menlo" w:cs="Menlo"/>
+                <w:rFonts w:ascii="Consolas" w:hAnsi="Consolas" w:cs="Consolas"/>
                 <w:color w:val="BBBEBF"/>
                 <w:sz w:val="18"/>
                 <w:szCs w:val="18"/>
@@ -1406,7 +1418,7 @@
               <w:shd w:val="clear" w:color="auto" w:fill="121314"/>
               <w:spacing w:line="270" w:lineRule="atLeast"/>
               <w:rPr>
-                <w:rFonts w:ascii="Menlo" w:hAnsi="Menlo" w:cs="Menlo"/>
+                <w:rFonts w:ascii="Consolas" w:hAnsi="Consolas" w:cs="Consolas"/>
                 <w:color w:val="BBBEBF"/>
                 <w:sz w:val="18"/>
                 <w:szCs w:val="18"/>
@@ -1415,7 +1427,7 @@
             </w:pPr>
             <w:r>
               <w:rPr>
-                <w:rFonts w:ascii="Menlo" w:hAnsi="Menlo" w:cs="Menlo"/>
+                <w:rFonts w:ascii="Consolas" w:hAnsi="Consolas" w:cs="Consolas"/>
                 <w:color w:val="BBBEBF"/>
                 <w:sz w:val="18"/>
                 <w:szCs w:val="18"/>
@@ -1425,7 +1437,7 @@
             </w:r>
             <w:r>
               <w:rPr>
-                <w:rFonts w:ascii="Menlo" w:hAnsi="Menlo" w:cs="Menlo"/>
+                <w:rFonts w:ascii="Consolas" w:hAnsi="Consolas" w:cs="Consolas"/>
                 <w:color w:val="C586C0"/>
                 <w:sz w:val="18"/>
                 <w:szCs w:val="18"/>
@@ -1435,7 +1447,7 @@
             </w:r>
             <w:r>
               <w:rPr>
-                <w:rFonts w:ascii="Menlo" w:hAnsi="Menlo" w:cs="Menlo"/>
+                <w:rFonts w:ascii="Consolas" w:hAnsi="Consolas" w:cs="Consolas"/>
                 <w:color w:val="BBBEBF"/>
                 <w:sz w:val="18"/>
                 <w:szCs w:val="18"/>
@@ -1445,7 +1457,7 @@
             </w:r>
             <w:r>
               <w:rPr>
-                <w:rFonts w:ascii="Menlo" w:hAnsi="Menlo" w:cs="Menlo"/>
+                <w:rFonts w:ascii="Consolas" w:hAnsi="Consolas" w:cs="Consolas"/>
                 <w:color w:val="D2A8FF"/>
                 <w:sz w:val="18"/>
                 <w:szCs w:val="18"/>
@@ -1455,7 +1467,7 @@
             </w:r>
             <w:r>
               <w:rPr>
-                <w:rFonts w:ascii="Menlo" w:hAnsi="Menlo" w:cs="Menlo"/>
+                <w:rFonts w:ascii="Consolas" w:hAnsi="Consolas" w:cs="Consolas"/>
                 <w:color w:val="BBBEBF"/>
                 <w:sz w:val="18"/>
                 <w:szCs w:val="18"/>
@@ -1465,7 +1477,7 @@
             </w:r>
             <w:r>
               <w:rPr>
-                <w:rFonts w:ascii="Menlo" w:hAnsi="Menlo" w:cs="Menlo"/>
+                <w:rFonts w:ascii="Consolas" w:hAnsi="Consolas" w:cs="Consolas"/>
                 <w:color w:val="FFA657"/>
                 <w:sz w:val="18"/>
                 <w:szCs w:val="18"/>
@@ -1475,7 +1487,7 @@
             </w:r>
             <w:r>
               <w:rPr>
-                <w:rFonts w:ascii="Menlo" w:hAnsi="Menlo" w:cs="Menlo"/>
+                <w:rFonts w:ascii="Consolas" w:hAnsi="Consolas" w:cs="Consolas"/>
                 <w:color w:val="BBBEBF"/>
                 <w:sz w:val="18"/>
                 <w:szCs w:val="18"/>
@@ -1485,7 +1497,7 @@
             </w:r>
             <w:r>
               <w:rPr>
-                <w:rFonts w:ascii="Menlo" w:hAnsi="Menlo" w:cs="Menlo"/>
+                <w:rFonts w:ascii="Consolas" w:hAnsi="Consolas" w:cs="Consolas"/>
                 <w:color w:val="D4D4D4"/>
                 <w:sz w:val="18"/>
                 <w:szCs w:val="18"/>
@@ -1495,7 +1507,7 @@
             </w:r>
             <w:r>
               <w:rPr>
-                <w:rFonts w:ascii="Menlo" w:hAnsi="Menlo" w:cs="Menlo"/>
+                <w:rFonts w:ascii="Consolas" w:hAnsi="Consolas" w:cs="Consolas"/>
                 <w:color w:val="BBBEBF"/>
                 <w:sz w:val="18"/>
                 <w:szCs w:val="18"/>
@@ -1505,7 +1517,7 @@
             </w:r>
             <w:r>
               <w:rPr>
-                <w:rFonts w:ascii="Menlo" w:hAnsi="Menlo" w:cs="Menlo"/>
+                <w:rFonts w:ascii="Consolas" w:hAnsi="Consolas" w:cs="Consolas"/>
                 <w:color w:val="B5CEA8"/>
                 <w:sz w:val="18"/>
                 <w:szCs w:val="18"/>
@@ -1519,7 +1531,7 @@
               <w:shd w:val="clear" w:color="auto" w:fill="121314"/>
               <w:spacing w:line="270" w:lineRule="atLeast"/>
               <w:rPr>
-                <w:rFonts w:ascii="Menlo" w:hAnsi="Menlo" w:cs="Menlo"/>
+                <w:rFonts w:ascii="Consolas" w:hAnsi="Consolas" w:cs="Consolas"/>
                 <w:color w:val="BBBEBF"/>
                 <w:sz w:val="18"/>
                 <w:szCs w:val="18"/>
@@ -1532,7 +1544,7 @@
               <w:shd w:val="clear" w:color="auto" w:fill="121314"/>
               <w:spacing w:line="270" w:lineRule="atLeast"/>
               <w:rPr>
-                <w:rFonts w:ascii="Menlo" w:hAnsi="Menlo" w:cs="Menlo"/>
+                <w:rFonts w:ascii="Consolas" w:hAnsi="Consolas" w:cs="Consolas"/>
                 <w:color w:val="BBBEBF"/>
                 <w:sz w:val="18"/>
                 <w:szCs w:val="18"/>
@@ -1541,7 +1553,7 @@
             </w:pPr>
             <w:r>
               <w:rPr>
-                <w:rFonts w:ascii="Menlo" w:hAnsi="Menlo" w:cs="Menlo"/>
+                <w:rFonts w:ascii="Consolas" w:hAnsi="Consolas" w:cs="Consolas"/>
                 <w:color w:val="C9D1D9"/>
                 <w:sz w:val="18"/>
                 <w:szCs w:val="18"/>
@@ -1551,7 +1563,7 @@
             </w:r>
             <w:r>
               <w:rPr>
-                <w:rFonts w:ascii="Menlo" w:hAnsi="Menlo" w:cs="Menlo"/>
+                <w:rFonts w:ascii="Consolas" w:hAnsi="Consolas" w:cs="Consolas"/>
                 <w:color w:val="BBBEBF"/>
                 <w:sz w:val="18"/>
                 <w:szCs w:val="18"/>
@@ -1561,7 +1573,7 @@
             </w:r>
             <w:r>
               <w:rPr>
-                <w:rFonts w:ascii="Menlo" w:hAnsi="Menlo" w:cs="Menlo"/>
+                <w:rFonts w:ascii="Consolas" w:hAnsi="Consolas" w:cs="Consolas"/>
                 <w:color w:val="D4D4D4"/>
                 <w:sz w:val="18"/>
                 <w:szCs w:val="18"/>
@@ -1571,7 +1583,7 @@
             </w:r>
             <w:r>
               <w:rPr>
-                <w:rFonts w:ascii="Menlo" w:hAnsi="Menlo" w:cs="Menlo"/>
+                <w:rFonts w:ascii="Consolas" w:hAnsi="Consolas" w:cs="Consolas"/>
                 <w:color w:val="BBBEBF"/>
                 <w:sz w:val="18"/>
                 <w:szCs w:val="18"/>
@@ -1581,7 +1593,7 @@
             </w:r>
             <w:r>
               <w:rPr>
-                <w:rFonts w:ascii="Menlo" w:hAnsi="Menlo" w:cs="Menlo"/>
+                <w:rFonts w:ascii="Consolas" w:hAnsi="Consolas" w:cs="Consolas"/>
                 <w:color w:val="B5CEA8"/>
                 <w:sz w:val="18"/>
                 <w:szCs w:val="18"/>
@@ -1591,7 +1603,7 @@
             </w:r>
             <w:r>
               <w:rPr>
-                <w:rFonts w:ascii="Menlo" w:hAnsi="Menlo" w:cs="Menlo"/>
+                <w:rFonts w:ascii="Consolas" w:hAnsi="Consolas" w:cs="Consolas"/>
                 <w:color w:val="BBBEBF"/>
                 <w:sz w:val="18"/>
                 <w:szCs w:val="18"/>
@@ -1601,7 +1613,7 @@
             </w:r>
             <w:r>
               <w:rPr>
-                <w:rFonts w:ascii="Menlo" w:hAnsi="Menlo" w:cs="Menlo"/>
+                <w:rFonts w:ascii="Consolas" w:hAnsi="Consolas" w:cs="Consolas"/>
                 <w:color w:val="B5CEA8"/>
                 <w:sz w:val="18"/>
                 <w:szCs w:val="18"/>
@@ -1611,7 +1623,7 @@
             </w:r>
             <w:r>
               <w:rPr>
-                <w:rFonts w:ascii="Menlo" w:hAnsi="Menlo" w:cs="Menlo"/>
+                <w:rFonts w:ascii="Consolas" w:hAnsi="Consolas" w:cs="Consolas"/>
                 <w:color w:val="BBBEBF"/>
                 <w:sz w:val="18"/>
                 <w:szCs w:val="18"/>
@@ -1621,7 +1633,7 @@
             </w:r>
             <w:r>
               <w:rPr>
-                <w:rFonts w:ascii="Menlo" w:hAnsi="Menlo" w:cs="Menlo"/>
+                <w:rFonts w:ascii="Consolas" w:hAnsi="Consolas" w:cs="Consolas"/>
                 <w:color w:val="B5CEA8"/>
                 <w:sz w:val="18"/>
                 <w:szCs w:val="18"/>
@@ -1631,7 +1643,7 @@
             </w:r>
             <w:r>
               <w:rPr>
-                <w:rFonts w:ascii="Menlo" w:hAnsi="Menlo" w:cs="Menlo"/>
+                <w:rFonts w:ascii="Consolas" w:hAnsi="Consolas" w:cs="Consolas"/>
                 <w:color w:val="BBBEBF"/>
                 <w:sz w:val="18"/>
                 <w:szCs w:val="18"/>
@@ -1641,7 +1653,7 @@
             </w:r>
             <w:r>
               <w:rPr>
-                <w:rFonts w:ascii="Menlo" w:hAnsi="Menlo" w:cs="Menlo"/>
+                <w:rFonts w:ascii="Consolas" w:hAnsi="Consolas" w:cs="Consolas"/>
                 <w:color w:val="B5CEA8"/>
                 <w:sz w:val="18"/>
                 <w:szCs w:val="18"/>
@@ -1651,7 +1663,7 @@
             </w:r>
             <w:r>
               <w:rPr>
-                <w:rFonts w:ascii="Menlo" w:hAnsi="Menlo" w:cs="Menlo"/>
+                <w:rFonts w:ascii="Consolas" w:hAnsi="Consolas" w:cs="Consolas"/>
                 <w:color w:val="BBBEBF"/>
                 <w:sz w:val="18"/>
                 <w:szCs w:val="18"/>
@@ -1661,7 +1673,7 @@
             </w:r>
             <w:r>
               <w:rPr>
-                <w:rFonts w:ascii="Menlo" w:hAnsi="Menlo" w:cs="Menlo"/>
+                <w:rFonts w:ascii="Consolas" w:hAnsi="Consolas" w:cs="Consolas"/>
                 <w:color w:val="B5CEA8"/>
                 <w:sz w:val="18"/>
                 <w:szCs w:val="18"/>
@@ -1671,7 +1683,7 @@
             </w:r>
             <w:r>
               <w:rPr>
-                <w:rFonts w:ascii="Menlo" w:hAnsi="Menlo" w:cs="Menlo"/>
+                <w:rFonts w:ascii="Consolas" w:hAnsi="Consolas" w:cs="Consolas"/>
                 <w:color w:val="BBBEBF"/>
                 <w:sz w:val="18"/>
                 <w:szCs w:val="18"/>
@@ -1681,7 +1693,7 @@
             </w:r>
             <w:r>
               <w:rPr>
-                <w:rFonts w:ascii="Menlo" w:hAnsi="Menlo" w:cs="Menlo"/>
+                <w:rFonts w:ascii="Consolas" w:hAnsi="Consolas" w:cs="Consolas"/>
                 <w:color w:val="B5CEA8"/>
                 <w:sz w:val="18"/>
                 <w:szCs w:val="18"/>
@@ -1691,7 +1703,7 @@
             </w:r>
             <w:r>
               <w:rPr>
-                <w:rFonts w:ascii="Menlo" w:hAnsi="Menlo" w:cs="Menlo"/>
+                <w:rFonts w:ascii="Consolas" w:hAnsi="Consolas" w:cs="Consolas"/>
                 <w:color w:val="BBBEBF"/>
                 <w:sz w:val="18"/>
                 <w:szCs w:val="18"/>
@@ -1701,7 +1713,7 @@
             </w:r>
             <w:r>
               <w:rPr>
-                <w:rFonts w:ascii="Menlo" w:hAnsi="Menlo" w:cs="Menlo"/>
+                <w:rFonts w:ascii="Consolas" w:hAnsi="Consolas" w:cs="Consolas"/>
                 <w:color w:val="B5CEA8"/>
                 <w:sz w:val="18"/>
                 <w:szCs w:val="18"/>
@@ -1711,7 +1723,7 @@
             </w:r>
             <w:r>
               <w:rPr>
-                <w:rFonts w:ascii="Menlo" w:hAnsi="Menlo" w:cs="Menlo"/>
+                <w:rFonts w:ascii="Consolas" w:hAnsi="Consolas" w:cs="Consolas"/>
                 <w:color w:val="BBBEBF"/>
                 <w:sz w:val="18"/>
                 <w:szCs w:val="18"/>
@@ -1721,7 +1733,7 @@
             </w:r>
             <w:r>
               <w:rPr>
-                <w:rFonts w:ascii="Menlo" w:hAnsi="Menlo" w:cs="Menlo"/>
+                <w:rFonts w:ascii="Consolas" w:hAnsi="Consolas" w:cs="Consolas"/>
                 <w:color w:val="B5CEA8"/>
                 <w:sz w:val="18"/>
                 <w:szCs w:val="18"/>
@@ -1731,7 +1743,7 @@
             </w:r>
             <w:r>
               <w:rPr>
-                <w:rFonts w:ascii="Menlo" w:hAnsi="Menlo" w:cs="Menlo"/>
+                <w:rFonts w:ascii="Consolas" w:hAnsi="Consolas" w:cs="Consolas"/>
                 <w:color w:val="BBBEBF"/>
                 <w:sz w:val="18"/>
                 <w:szCs w:val="18"/>
@@ -1741,7 +1753,7 @@
             </w:r>
             <w:r>
               <w:rPr>
-                <w:rFonts w:ascii="Menlo" w:hAnsi="Menlo" w:cs="Menlo"/>
+                <w:rFonts w:ascii="Consolas" w:hAnsi="Consolas" w:cs="Consolas"/>
                 <w:color w:val="B5CEA8"/>
                 <w:sz w:val="18"/>
                 <w:szCs w:val="18"/>
@@ -1751,7 +1763,7 @@
             </w:r>
             <w:r>
               <w:rPr>
-                <w:rFonts w:ascii="Menlo" w:hAnsi="Menlo" w:cs="Menlo"/>
+                <w:rFonts w:ascii="Consolas" w:hAnsi="Consolas" w:cs="Consolas"/>
                 <w:color w:val="BBBEBF"/>
                 <w:sz w:val="18"/>
                 <w:szCs w:val="18"/>
@@ -1761,7 +1773,7 @@
             </w:r>
             <w:r>
               <w:rPr>
-                <w:rFonts w:ascii="Menlo" w:hAnsi="Menlo" w:cs="Menlo"/>
+                <w:rFonts w:ascii="Consolas" w:hAnsi="Consolas" w:cs="Consolas"/>
                 <w:color w:val="B5CEA8"/>
                 <w:sz w:val="18"/>
                 <w:szCs w:val="18"/>
@@ -1771,7 +1783,7 @@
             </w:r>
             <w:r>
               <w:rPr>
-                <w:rFonts w:ascii="Menlo" w:hAnsi="Menlo" w:cs="Menlo"/>
+                <w:rFonts w:ascii="Consolas" w:hAnsi="Consolas" w:cs="Consolas"/>
                 <w:color w:val="BBBEBF"/>
                 <w:sz w:val="18"/>
                 <w:szCs w:val="18"/>
@@ -1781,7 +1793,7 @@
             </w:r>
             <w:r>
               <w:rPr>
-                <w:rFonts w:ascii="Menlo" w:hAnsi="Menlo" w:cs="Menlo"/>
+                <w:rFonts w:ascii="Consolas" w:hAnsi="Consolas" w:cs="Consolas"/>
                 <w:color w:val="B5CEA8"/>
                 <w:sz w:val="18"/>
                 <w:szCs w:val="18"/>
@@ -1791,7 +1803,7 @@
             </w:r>
             <w:r>
               <w:rPr>
-                <w:rFonts w:ascii="Menlo" w:hAnsi="Menlo" w:cs="Menlo"/>
+                <w:rFonts w:ascii="Consolas" w:hAnsi="Consolas" w:cs="Consolas"/>
                 <w:color w:val="BBBEBF"/>
                 <w:sz w:val="18"/>
                 <w:szCs w:val="18"/>
@@ -1805,7 +1817,7 @@
               <w:shd w:val="clear" w:color="auto" w:fill="121314"/>
               <w:spacing w:line="270" w:lineRule="atLeast"/>
               <w:rPr>
-                <w:rFonts w:ascii="Menlo" w:hAnsi="Menlo" w:cs="Menlo"/>
+                <w:rFonts w:ascii="Consolas" w:hAnsi="Consolas" w:cs="Consolas"/>
                 <w:color w:val="BBBEBF"/>
                 <w:sz w:val="18"/>
                 <w:szCs w:val="18"/>
@@ -1814,7 +1826,7 @@
             </w:pPr>
             <w:r>
               <w:rPr>
-                <w:rFonts w:ascii="Menlo" w:hAnsi="Menlo" w:cs="Menlo"/>
+                <w:rFonts w:ascii="Consolas" w:hAnsi="Consolas" w:cs="Consolas"/>
                 <w:color w:val="C9D1D9"/>
                 <w:sz w:val="18"/>
                 <w:szCs w:val="18"/>
@@ -1824,7 +1836,7 @@
             </w:r>
             <w:r>
               <w:rPr>
-                <w:rFonts w:ascii="Menlo" w:hAnsi="Menlo" w:cs="Menlo"/>
+                <w:rFonts w:ascii="Consolas" w:hAnsi="Consolas" w:cs="Consolas"/>
                 <w:color w:val="BBBEBF"/>
                 <w:sz w:val="18"/>
                 <w:szCs w:val="18"/>
@@ -1834,7 +1846,7 @@
             </w:r>
             <w:r>
               <w:rPr>
-                <w:rFonts w:ascii="Menlo" w:hAnsi="Menlo" w:cs="Menlo"/>
+                <w:rFonts w:ascii="Consolas" w:hAnsi="Consolas" w:cs="Consolas"/>
                 <w:color w:val="D4D4D4"/>
                 <w:sz w:val="18"/>
                 <w:szCs w:val="18"/>
@@ -1844,7 +1856,7 @@
             </w:r>
             <w:r>
               <w:rPr>
-                <w:rFonts w:ascii="Menlo" w:hAnsi="Menlo" w:cs="Menlo"/>
+                <w:rFonts w:ascii="Consolas" w:hAnsi="Consolas" w:cs="Consolas"/>
                 <w:color w:val="BBBEBF"/>
                 <w:sz w:val="18"/>
                 <w:szCs w:val="18"/>
@@ -1858,7 +1870,7 @@
               <w:shd w:val="clear" w:color="auto" w:fill="121314"/>
               <w:spacing w:line="270" w:lineRule="atLeast"/>
               <w:rPr>
-                <w:rFonts w:ascii="Menlo" w:hAnsi="Menlo" w:cs="Menlo"/>
+                <w:rFonts w:ascii="Consolas" w:hAnsi="Consolas" w:cs="Consolas"/>
                 <w:color w:val="BBBEBF"/>
                 <w:sz w:val="18"/>
                 <w:szCs w:val="18"/>
@@ -1871,7 +1883,7 @@
               <w:shd w:val="clear" w:color="auto" w:fill="121314"/>
               <w:spacing w:line="270" w:lineRule="atLeast"/>
               <w:rPr>
-                <w:rFonts w:ascii="Menlo" w:hAnsi="Menlo" w:cs="Menlo"/>
+                <w:rFonts w:ascii="Consolas" w:hAnsi="Consolas" w:cs="Consolas"/>
                 <w:color w:val="BBBEBF"/>
                 <w:sz w:val="18"/>
                 <w:szCs w:val="18"/>
@@ -1880,7 +1892,7 @@
             </w:pPr>
             <w:r>
               <w:rPr>
-                <w:rFonts w:ascii="Menlo" w:hAnsi="Menlo" w:cs="Menlo"/>
+                <w:rFonts w:ascii="Consolas" w:hAnsi="Consolas" w:cs="Consolas"/>
                 <w:color w:val="D2A8FF"/>
                 <w:sz w:val="18"/>
                 <w:szCs w:val="18"/>
@@ -1890,7 +1902,7 @@
             </w:r>
             <w:r>
               <w:rPr>
-                <w:rFonts w:ascii="Menlo" w:hAnsi="Menlo" w:cs="Menlo"/>
+                <w:rFonts w:ascii="Consolas" w:hAnsi="Consolas" w:cs="Consolas"/>
                 <w:color w:val="BBBEBF"/>
                 <w:sz w:val="18"/>
                 <w:szCs w:val="18"/>
@@ -1900,7 +1912,7 @@
             </w:r>
             <w:r>
               <w:rPr>
-                <w:rFonts w:ascii="Menlo" w:hAnsi="Menlo" w:cs="Menlo"/>
+                <w:rFonts w:ascii="Consolas" w:hAnsi="Consolas" w:cs="Consolas"/>
                 <w:color w:val="A5D6FF"/>
                 <w:sz w:val="18"/>
                 <w:szCs w:val="18"/>
@@ -1910,7 +1922,7 @@
             </w:r>
             <w:r>
               <w:rPr>
-                <w:rFonts w:ascii="Menlo" w:hAnsi="Menlo" w:cs="Menlo"/>
+                <w:rFonts w:ascii="Consolas" w:hAnsi="Consolas" w:cs="Consolas"/>
                 <w:color w:val="A5D6FF"/>
                 <w:sz w:val="18"/>
                 <w:szCs w:val="18"/>
@@ -1919,7 +1931,7 @@
             </w:r>
             <w:r>
               <w:rPr>
-                <w:rFonts w:ascii="Menlo" w:hAnsi="Menlo" w:cs="Menlo"/>
+                <w:rFonts w:ascii="Consolas" w:hAnsi="Consolas" w:cs="Consolas"/>
                 <w:color w:val="A5D6FF"/>
                 <w:sz w:val="18"/>
                 <w:szCs w:val="18"/>
@@ -1929,7 +1941,7 @@
             </w:r>
             <w:r>
               <w:rPr>
-                <w:rFonts w:ascii="Menlo" w:hAnsi="Menlo" w:cs="Menlo"/>
+                <w:rFonts w:ascii="Consolas" w:hAnsi="Consolas" w:cs="Consolas"/>
                 <w:color w:val="A5D6FF"/>
                 <w:sz w:val="18"/>
                 <w:szCs w:val="18"/>
@@ -1938,7 +1950,7 @@
             </w:r>
             <w:r>
               <w:rPr>
-                <w:rFonts w:ascii="Menlo" w:hAnsi="Menlo" w:cs="Menlo"/>
+                <w:rFonts w:ascii="Consolas" w:hAnsi="Consolas" w:cs="Consolas"/>
                 <w:color w:val="A5D6FF"/>
                 <w:sz w:val="18"/>
                 <w:szCs w:val="18"/>
@@ -1948,7 +1960,7 @@
             </w:r>
             <w:r>
               <w:rPr>
-                <w:rFonts w:ascii="Menlo" w:hAnsi="Menlo" w:cs="Menlo"/>
+                <w:rFonts w:ascii="Consolas" w:hAnsi="Consolas" w:cs="Consolas"/>
                 <w:color w:val="A5D6FF"/>
                 <w:sz w:val="18"/>
                 <w:szCs w:val="18"/>
@@ -1957,7 +1969,7 @@
             </w:r>
             <w:r>
               <w:rPr>
-                <w:rFonts w:ascii="Menlo" w:hAnsi="Menlo" w:cs="Menlo"/>
+                <w:rFonts w:ascii="Consolas" w:hAnsi="Consolas" w:cs="Consolas"/>
                 <w:color w:val="A5D6FF"/>
                 <w:sz w:val="18"/>
                 <w:szCs w:val="18"/>
@@ -1967,7 +1979,7 @@
             </w:r>
             <w:r>
               <w:rPr>
-                <w:rFonts w:ascii="Menlo" w:hAnsi="Menlo" w:cs="Menlo"/>
+                <w:rFonts w:ascii="Consolas" w:hAnsi="Consolas" w:cs="Consolas"/>
                 <w:color w:val="BBBEBF"/>
                 <w:sz w:val="18"/>
                 <w:szCs w:val="18"/>
@@ -1981,7 +1993,7 @@
               <w:shd w:val="clear" w:color="auto" w:fill="121314"/>
               <w:spacing w:line="270" w:lineRule="atLeast"/>
               <w:rPr>
-                <w:rFonts w:ascii="Menlo" w:hAnsi="Menlo" w:cs="Menlo"/>
+                <w:rFonts w:ascii="Consolas" w:hAnsi="Consolas" w:cs="Consolas"/>
                 <w:color w:val="BBBEBF"/>
                 <w:sz w:val="18"/>
                 <w:szCs w:val="18"/>
@@ -1994,7 +2006,7 @@
               <w:shd w:val="clear" w:color="auto" w:fill="121314"/>
               <w:spacing w:line="270" w:lineRule="atLeast"/>
               <w:rPr>
-                <w:rFonts w:ascii="Menlo" w:hAnsi="Menlo" w:cs="Menlo"/>
+                <w:rFonts w:ascii="Consolas" w:hAnsi="Consolas" w:cs="Consolas"/>
                 <w:color w:val="BBBEBF"/>
                 <w:sz w:val="18"/>
                 <w:szCs w:val="18"/>
@@ -2003,7 +2015,7 @@
             </w:pPr>
             <w:r>
               <w:rPr>
-                <w:rFonts w:ascii="Menlo" w:hAnsi="Menlo" w:cs="Menlo"/>
+                <w:rFonts w:ascii="Consolas" w:hAnsi="Consolas" w:cs="Consolas"/>
                 <w:color w:val="C586C0"/>
                 <w:sz w:val="18"/>
                 <w:szCs w:val="18"/>
@@ -2013,7 +2025,7 @@
             </w:r>
             <w:r>
               <w:rPr>
-                <w:rFonts w:ascii="Menlo" w:hAnsi="Menlo" w:cs="Menlo"/>
+                <w:rFonts w:ascii="Consolas" w:hAnsi="Consolas" w:cs="Consolas"/>
                 <w:color w:val="BBBEBF"/>
                 <w:sz w:val="18"/>
                 <w:szCs w:val="18"/>
@@ -2023,7 +2035,7 @@
             </w:r>
             <w:r>
               <w:rPr>
-                <w:rFonts w:ascii="Menlo" w:hAnsi="Menlo" w:cs="Menlo"/>
+                <w:rFonts w:ascii="Consolas" w:hAnsi="Consolas" w:cs="Consolas"/>
                 <w:color w:val="C9D1D9"/>
                 <w:sz w:val="18"/>
                 <w:szCs w:val="18"/>
@@ -2033,7 +2045,7 @@
             </w:r>
             <w:r>
               <w:rPr>
-                <w:rFonts w:ascii="Menlo" w:hAnsi="Menlo" w:cs="Menlo"/>
+                <w:rFonts w:ascii="Consolas" w:hAnsi="Consolas" w:cs="Consolas"/>
                 <w:color w:val="BBBEBF"/>
                 <w:sz w:val="18"/>
                 <w:szCs w:val="18"/>
@@ -2043,7 +2055,7 @@
             </w:r>
             <w:r>
               <w:rPr>
-                <w:rFonts w:ascii="Menlo" w:hAnsi="Menlo" w:cs="Menlo"/>
+                <w:rFonts w:ascii="Consolas" w:hAnsi="Consolas" w:cs="Consolas"/>
                 <w:color w:val="C586C0"/>
                 <w:sz w:val="18"/>
                 <w:szCs w:val="18"/>
@@ -2053,7 +2065,7 @@
             </w:r>
             <w:r>
               <w:rPr>
-                <w:rFonts w:ascii="Menlo" w:hAnsi="Menlo" w:cs="Menlo"/>
+                <w:rFonts w:ascii="Consolas" w:hAnsi="Consolas" w:cs="Consolas"/>
                 <w:color w:val="BBBEBF"/>
                 <w:sz w:val="18"/>
                 <w:szCs w:val="18"/>
@@ -2063,7 +2075,7 @@
             </w:r>
             <w:r>
               <w:rPr>
-                <w:rFonts w:ascii="Menlo" w:hAnsi="Menlo" w:cs="Menlo"/>
+                <w:rFonts w:ascii="Consolas" w:hAnsi="Consolas" w:cs="Consolas"/>
                 <w:color w:val="C9D1D9"/>
                 <w:sz w:val="18"/>
                 <w:szCs w:val="18"/>
@@ -2073,7 +2085,7 @@
             </w:r>
             <w:r>
               <w:rPr>
-                <w:rFonts w:ascii="Menlo" w:hAnsi="Menlo" w:cs="Menlo"/>
+                <w:rFonts w:ascii="Consolas" w:hAnsi="Consolas" w:cs="Consolas"/>
                 <w:color w:val="BBBEBF"/>
                 <w:sz w:val="18"/>
                 <w:szCs w:val="18"/>
@@ -2087,7 +2099,7 @@
               <w:shd w:val="clear" w:color="auto" w:fill="121314"/>
               <w:spacing w:line="270" w:lineRule="atLeast"/>
               <w:rPr>
-                <w:rFonts w:ascii="Menlo" w:hAnsi="Menlo" w:cs="Menlo"/>
+                <w:rFonts w:ascii="Consolas" w:hAnsi="Consolas" w:cs="Consolas"/>
                 <w:color w:val="BBBEBF"/>
                 <w:sz w:val="18"/>
                 <w:szCs w:val="18"/>
@@ -2096,7 +2108,7 @@
             </w:pPr>
             <w:r>
               <w:rPr>
-                <w:rFonts w:ascii="Menlo" w:hAnsi="Menlo" w:cs="Menlo"/>
+                <w:rFonts w:ascii="Consolas" w:hAnsi="Consolas" w:cs="Consolas"/>
                 <w:color w:val="BBBEBF"/>
                 <w:sz w:val="18"/>
                 <w:szCs w:val="18"/>
@@ -2106,7 +2118,7 @@
             </w:r>
             <w:r>
               <w:rPr>
-                <w:rFonts w:ascii="Menlo" w:hAnsi="Menlo" w:cs="Menlo"/>
+                <w:rFonts w:ascii="Consolas" w:hAnsi="Consolas" w:cs="Consolas"/>
                 <w:color w:val="C9D1D9"/>
                 <w:sz w:val="18"/>
                 <w:szCs w:val="18"/>
@@ -2116,7 +2128,7 @@
             </w:r>
             <w:r>
               <w:rPr>
-                <w:rFonts w:ascii="Menlo" w:hAnsi="Menlo" w:cs="Menlo"/>
+                <w:rFonts w:ascii="Consolas" w:hAnsi="Consolas" w:cs="Consolas"/>
                 <w:color w:val="BBBEBF"/>
                 <w:sz w:val="18"/>
                 <w:szCs w:val="18"/>
@@ -2126,7 +2138,7 @@
             </w:r>
             <w:r>
               <w:rPr>
-                <w:rFonts w:ascii="Menlo" w:hAnsi="Menlo" w:cs="Menlo"/>
+                <w:rFonts w:ascii="Consolas" w:hAnsi="Consolas" w:cs="Consolas"/>
                 <w:color w:val="D4D4D4"/>
                 <w:sz w:val="18"/>
                 <w:szCs w:val="18"/>
@@ -2136,7 +2148,7 @@
             </w:r>
             <w:r>
               <w:rPr>
-                <w:rFonts w:ascii="Menlo" w:hAnsi="Menlo" w:cs="Menlo"/>
+                <w:rFonts w:ascii="Consolas" w:hAnsi="Consolas" w:cs="Consolas"/>
                 <w:color w:val="BBBEBF"/>
                 <w:sz w:val="18"/>
                 <w:szCs w:val="18"/>
@@ -2146,7 +2158,7 @@
             </w:r>
             <w:r>
               <w:rPr>
-                <w:rFonts w:ascii="Menlo" w:hAnsi="Menlo" w:cs="Menlo"/>
+                <w:rFonts w:ascii="Consolas" w:hAnsi="Consolas" w:cs="Consolas"/>
                 <w:color w:val="B5CEA8"/>
                 <w:sz w:val="18"/>
                 <w:szCs w:val="18"/>
@@ -2156,7 +2168,7 @@
             </w:r>
             <w:r>
               <w:rPr>
-                <w:rFonts w:ascii="Menlo" w:hAnsi="Menlo" w:cs="Menlo"/>
+                <w:rFonts w:ascii="Consolas" w:hAnsi="Consolas" w:cs="Consolas"/>
                 <w:color w:val="BBBEBF"/>
                 <w:sz w:val="18"/>
                 <w:szCs w:val="18"/>
@@ -2166,7 +2178,7 @@
             </w:r>
             <w:r>
               <w:rPr>
-                <w:rFonts w:ascii="Menlo" w:hAnsi="Menlo" w:cs="Menlo"/>
+                <w:rFonts w:ascii="Consolas" w:hAnsi="Consolas" w:cs="Consolas"/>
                 <w:color w:val="D4D4D4"/>
                 <w:sz w:val="18"/>
                 <w:szCs w:val="18"/>
@@ -2176,7 +2188,7 @@
             </w:r>
             <w:r>
               <w:rPr>
-                <w:rFonts w:ascii="Menlo" w:hAnsi="Menlo" w:cs="Menlo"/>
+                <w:rFonts w:ascii="Consolas" w:hAnsi="Consolas" w:cs="Consolas"/>
                 <w:color w:val="BBBEBF"/>
                 <w:sz w:val="18"/>
                 <w:szCs w:val="18"/>
@@ -2186,7 +2198,7 @@
             </w:r>
             <w:r>
               <w:rPr>
-                <w:rFonts w:ascii="Menlo" w:hAnsi="Menlo" w:cs="Menlo"/>
+                <w:rFonts w:ascii="Consolas" w:hAnsi="Consolas" w:cs="Consolas"/>
                 <w:color w:val="C9D1D9"/>
                 <w:sz w:val="18"/>
                 <w:szCs w:val="18"/>
@@ -2200,7 +2212,7 @@
               <w:shd w:val="clear" w:color="auto" w:fill="121314"/>
               <w:spacing w:line="270" w:lineRule="atLeast"/>
               <w:rPr>
-                <w:rFonts w:ascii="Menlo" w:hAnsi="Menlo" w:cs="Menlo"/>
+                <w:rFonts w:ascii="Consolas" w:hAnsi="Consolas" w:cs="Consolas"/>
                 <w:color w:val="BBBEBF"/>
                 <w:sz w:val="18"/>
                 <w:szCs w:val="18"/>
@@ -2213,7 +2225,7 @@
               <w:shd w:val="clear" w:color="auto" w:fill="121314"/>
               <w:spacing w:line="270" w:lineRule="atLeast"/>
               <w:rPr>
-                <w:rFonts w:ascii="Menlo" w:hAnsi="Menlo" w:cs="Menlo"/>
+                <w:rFonts w:ascii="Consolas" w:hAnsi="Consolas" w:cs="Consolas"/>
                 <w:color w:val="BBBEBF"/>
                 <w:sz w:val="18"/>
                 <w:szCs w:val="18"/>
@@ -2222,7 +2234,7 @@
             </w:pPr>
             <w:r>
               <w:rPr>
-                <w:rFonts w:ascii="Menlo" w:hAnsi="Menlo" w:cs="Menlo"/>
+                <w:rFonts w:ascii="Consolas" w:hAnsi="Consolas" w:cs="Consolas"/>
                 <w:color w:val="BBBEBF"/>
                 <w:sz w:val="18"/>
                 <w:szCs w:val="18"/>
@@ -2232,7 +2244,7 @@
             </w:r>
             <w:r>
               <w:rPr>
-                <w:rFonts w:ascii="Menlo" w:hAnsi="Menlo" w:cs="Menlo"/>
+                <w:rFonts w:ascii="Consolas" w:hAnsi="Consolas" w:cs="Consolas"/>
                 <w:color w:val="C9D1D9"/>
                 <w:sz w:val="18"/>
                 <w:szCs w:val="18"/>
@@ -2242,7 +2254,7 @@
             </w:r>
             <w:r>
               <w:rPr>
-                <w:rFonts w:ascii="Menlo" w:hAnsi="Menlo" w:cs="Menlo"/>
+                <w:rFonts w:ascii="Consolas" w:hAnsi="Consolas" w:cs="Consolas"/>
                 <w:color w:val="BBBEBF"/>
                 <w:sz w:val="18"/>
                 <w:szCs w:val="18"/>
@@ -2252,7 +2264,7 @@
             </w:r>
             <w:r>
               <w:rPr>
-                <w:rFonts w:ascii="Menlo" w:hAnsi="Menlo" w:cs="Menlo"/>
+                <w:rFonts w:ascii="Consolas" w:hAnsi="Consolas" w:cs="Consolas"/>
                 <w:color w:val="D4D4D4"/>
                 <w:sz w:val="18"/>
                 <w:szCs w:val="18"/>
@@ -2262,7 +2274,7 @@
             </w:r>
             <w:r>
               <w:rPr>
-                <w:rFonts w:ascii="Menlo" w:hAnsi="Menlo" w:cs="Menlo"/>
+                <w:rFonts w:ascii="Consolas" w:hAnsi="Consolas" w:cs="Consolas"/>
                 <w:color w:val="BBBEBF"/>
                 <w:sz w:val="18"/>
                 <w:szCs w:val="18"/>
@@ -2272,7 +2284,7 @@
             </w:r>
             <w:r>
               <w:rPr>
-                <w:rFonts w:ascii="Menlo" w:hAnsi="Menlo" w:cs="Menlo"/>
+                <w:rFonts w:ascii="Consolas" w:hAnsi="Consolas" w:cs="Consolas"/>
                 <w:color w:val="4EC9B0"/>
                 <w:sz w:val="18"/>
                 <w:szCs w:val="18"/>
@@ -2282,7 +2294,7 @@
             </w:r>
             <w:r>
               <w:rPr>
-                <w:rFonts w:ascii="Menlo" w:hAnsi="Menlo" w:cs="Menlo"/>
+                <w:rFonts w:ascii="Consolas" w:hAnsi="Consolas" w:cs="Consolas"/>
                 <w:color w:val="BBBEBF"/>
                 <w:sz w:val="18"/>
                 <w:szCs w:val="18"/>
@@ -2292,7 +2304,7 @@
             </w:r>
             <w:r>
               <w:rPr>
-                <w:rFonts w:ascii="Menlo" w:hAnsi="Menlo" w:cs="Menlo"/>
+                <w:rFonts w:ascii="Consolas" w:hAnsi="Consolas" w:cs="Consolas"/>
                 <w:color w:val="D2A8FF"/>
                 <w:sz w:val="18"/>
                 <w:szCs w:val="18"/>
@@ -2302,7 +2314,7 @@
             </w:r>
             <w:r>
               <w:rPr>
-                <w:rFonts w:ascii="Menlo" w:hAnsi="Menlo" w:cs="Menlo"/>
+                <w:rFonts w:ascii="Consolas" w:hAnsi="Consolas" w:cs="Consolas"/>
                 <w:color w:val="BBBEBF"/>
                 <w:sz w:val="18"/>
                 <w:szCs w:val="18"/>
@@ -2316,7 +2328,7 @@
               <w:shd w:val="clear" w:color="auto" w:fill="121314"/>
               <w:spacing w:line="270" w:lineRule="atLeast"/>
               <w:rPr>
-                <w:rFonts w:ascii="Menlo" w:hAnsi="Menlo" w:cs="Menlo"/>
+                <w:rFonts w:ascii="Consolas" w:hAnsi="Consolas" w:cs="Consolas"/>
                 <w:color w:val="BBBEBF"/>
                 <w:sz w:val="18"/>
                 <w:szCs w:val="18"/>
@@ -2329,7 +2341,7 @@
               <w:shd w:val="clear" w:color="auto" w:fill="121314"/>
               <w:spacing w:line="270" w:lineRule="atLeast"/>
               <w:rPr>
-                <w:rFonts w:ascii="Menlo" w:hAnsi="Menlo" w:cs="Menlo"/>
+                <w:rFonts w:ascii="Consolas" w:hAnsi="Consolas" w:cs="Consolas"/>
                 <w:color w:val="BBBEBF"/>
                 <w:sz w:val="18"/>
                 <w:szCs w:val="18"/>
@@ -2338,7 +2350,7 @@
             </w:pPr>
             <w:r>
               <w:rPr>
-                <w:rFonts w:ascii="Menlo" w:hAnsi="Menlo" w:cs="Menlo"/>
+                <w:rFonts w:ascii="Consolas" w:hAnsi="Consolas" w:cs="Consolas"/>
                 <w:color w:val="BBBEBF"/>
                 <w:sz w:val="18"/>
                 <w:szCs w:val="18"/>
@@ -2348,7 +2360,7 @@
             </w:r>
             <w:r>
               <w:rPr>
-                <w:rFonts w:ascii="Menlo" w:hAnsi="Menlo" w:cs="Menlo"/>
+                <w:rFonts w:ascii="Consolas" w:hAnsi="Consolas" w:cs="Consolas"/>
                 <w:color w:val="C586C0"/>
                 <w:sz w:val="18"/>
                 <w:szCs w:val="18"/>
@@ -2358,7 +2370,7 @@
             </w:r>
             <w:r>
               <w:rPr>
-                <w:rFonts w:ascii="Menlo" w:hAnsi="Menlo" w:cs="Menlo"/>
+                <w:rFonts w:ascii="Consolas" w:hAnsi="Consolas" w:cs="Consolas"/>
                 <w:color w:val="BBBEBF"/>
                 <w:sz w:val="18"/>
                 <w:szCs w:val="18"/>
@@ -2368,7 +2380,7 @@
             </w:r>
             <w:r>
               <w:rPr>
-                <w:rFonts w:ascii="Menlo" w:hAnsi="Menlo" w:cs="Menlo"/>
+                <w:rFonts w:ascii="Consolas" w:hAnsi="Consolas" w:cs="Consolas"/>
                 <w:color w:val="C9D1D9"/>
                 <w:sz w:val="18"/>
                 <w:szCs w:val="18"/>
@@ -2378,7 +2390,7 @@
             </w:r>
             <w:r>
               <w:rPr>
-                <w:rFonts w:ascii="Menlo" w:hAnsi="Menlo" w:cs="Menlo"/>
+                <w:rFonts w:ascii="Consolas" w:hAnsi="Consolas" w:cs="Consolas"/>
                 <w:color w:val="BBBEBF"/>
                 <w:sz w:val="18"/>
                 <w:szCs w:val="18"/>
@@ -2388,7 +2400,7 @@
             </w:r>
             <w:r>
               <w:rPr>
-                <w:rFonts w:ascii="Menlo" w:hAnsi="Menlo" w:cs="Menlo"/>
+                <w:rFonts w:ascii="Consolas" w:hAnsi="Consolas" w:cs="Consolas"/>
                 <w:color w:val="C586C0"/>
                 <w:sz w:val="18"/>
                 <w:szCs w:val="18"/>
@@ -2398,7 +2410,7 @@
             </w:r>
             <w:r>
               <w:rPr>
-                <w:rFonts w:ascii="Menlo" w:hAnsi="Menlo" w:cs="Menlo"/>
+                <w:rFonts w:ascii="Consolas" w:hAnsi="Consolas" w:cs="Consolas"/>
                 <w:color w:val="BBBEBF"/>
                 <w:sz w:val="18"/>
                 <w:szCs w:val="18"/>
@@ -2408,7 +2420,7 @@
             </w:r>
             <w:r>
               <w:rPr>
-                <w:rFonts w:ascii="Menlo" w:hAnsi="Menlo" w:cs="Menlo"/>
+                <w:rFonts w:ascii="Consolas" w:hAnsi="Consolas" w:cs="Consolas"/>
                 <w:color w:val="4EC9B0"/>
                 <w:sz w:val="18"/>
                 <w:szCs w:val="18"/>
@@ -2418,7 +2430,7 @@
             </w:r>
             <w:r>
               <w:rPr>
-                <w:rFonts w:ascii="Menlo" w:hAnsi="Menlo" w:cs="Menlo"/>
+                <w:rFonts w:ascii="Consolas" w:hAnsi="Consolas" w:cs="Consolas"/>
                 <w:color w:val="BBBEBF"/>
                 <w:sz w:val="18"/>
                 <w:szCs w:val="18"/>
@@ -2428,7 +2440,7 @@
             </w:r>
             <w:r>
               <w:rPr>
-                <w:rFonts w:ascii="Menlo" w:hAnsi="Menlo" w:cs="Menlo"/>
+                <w:rFonts w:ascii="Consolas" w:hAnsi="Consolas" w:cs="Consolas"/>
                 <w:color w:val="B5CEA8"/>
                 <w:sz w:val="18"/>
                 <w:szCs w:val="18"/>
@@ -2438,7 +2450,7 @@
             </w:r>
             <w:r>
               <w:rPr>
-                <w:rFonts w:ascii="Menlo" w:hAnsi="Menlo" w:cs="Menlo"/>
+                <w:rFonts w:ascii="Consolas" w:hAnsi="Consolas" w:cs="Consolas"/>
                 <w:color w:val="BBBEBF"/>
                 <w:sz w:val="18"/>
                 <w:szCs w:val="18"/>
@@ -2452,7 +2464,7 @@
               <w:shd w:val="clear" w:color="auto" w:fill="121314"/>
               <w:spacing w:line="270" w:lineRule="atLeast"/>
               <w:rPr>
-                <w:rFonts w:ascii="Menlo" w:hAnsi="Menlo" w:cs="Menlo"/>
+                <w:rFonts w:ascii="Consolas" w:hAnsi="Consolas" w:cs="Consolas"/>
                 <w:color w:val="BBBEBF"/>
                 <w:sz w:val="18"/>
                 <w:szCs w:val="18"/>
@@ -2461,7 +2473,7 @@
             </w:pPr>
             <w:r>
               <w:rPr>
-                <w:rFonts w:ascii="Menlo" w:hAnsi="Menlo" w:cs="Menlo"/>
+                <w:rFonts w:ascii="Consolas" w:hAnsi="Consolas" w:cs="Consolas"/>
                 <w:color w:val="BBBEBF"/>
                 <w:sz w:val="18"/>
                 <w:szCs w:val="18"/>
@@ -2471,7 +2483,7 @@
             </w:r>
             <w:r>
               <w:rPr>
-                <w:rFonts w:ascii="Menlo" w:hAnsi="Menlo" w:cs="Menlo"/>
+                <w:rFonts w:ascii="Consolas" w:hAnsi="Consolas" w:cs="Consolas"/>
                 <w:color w:val="D2A8FF"/>
                 <w:sz w:val="18"/>
                 <w:szCs w:val="18"/>
@@ -2481,7 +2493,7 @@
             </w:r>
             <w:r>
               <w:rPr>
-                <w:rFonts w:ascii="Menlo" w:hAnsi="Menlo" w:cs="Menlo"/>
+                <w:rFonts w:ascii="Consolas" w:hAnsi="Consolas" w:cs="Consolas"/>
                 <w:color w:val="BBBEBF"/>
                 <w:sz w:val="18"/>
                 <w:szCs w:val="18"/>
@@ -2491,7 +2503,7 @@
             </w:r>
             <w:r>
               <w:rPr>
-                <w:rFonts w:ascii="Menlo" w:hAnsi="Menlo" w:cs="Menlo"/>
+                <w:rFonts w:ascii="Consolas" w:hAnsi="Consolas" w:cs="Consolas"/>
                 <w:color w:val="C9D1D9"/>
                 <w:sz w:val="18"/>
                 <w:szCs w:val="18"/>
@@ -2501,7 +2513,7 @@
             </w:r>
             <w:r>
               <w:rPr>
-                <w:rFonts w:ascii="Menlo" w:hAnsi="Menlo" w:cs="Menlo"/>
+                <w:rFonts w:ascii="Consolas" w:hAnsi="Consolas" w:cs="Consolas"/>
                 <w:color w:val="BBBEBF"/>
                 <w:sz w:val="18"/>
                 <w:szCs w:val="18"/>
@@ -2515,7 +2527,7 @@
               <w:shd w:val="clear" w:color="auto" w:fill="121314"/>
               <w:spacing w:line="270" w:lineRule="atLeast"/>
               <w:rPr>
-                <w:rFonts w:ascii="Menlo" w:hAnsi="Menlo" w:cs="Menlo"/>
+                <w:rFonts w:ascii="Consolas" w:hAnsi="Consolas" w:cs="Consolas"/>
                 <w:color w:val="BBBEBF"/>
                 <w:sz w:val="18"/>
                 <w:szCs w:val="18"/>
@@ -2528,7 +2540,7 @@
               <w:shd w:val="clear" w:color="auto" w:fill="121314"/>
               <w:spacing w:line="270" w:lineRule="atLeast"/>
               <w:rPr>
-                <w:rFonts w:ascii="Menlo" w:hAnsi="Menlo" w:cs="Menlo"/>
+                <w:rFonts w:ascii="Consolas" w:hAnsi="Consolas" w:cs="Consolas"/>
                 <w:color w:val="BBBEBF"/>
                 <w:sz w:val="18"/>
                 <w:szCs w:val="18"/>
@@ -2537,7 +2549,7 @@
             </w:pPr>
             <w:r>
               <w:rPr>
-                <w:rFonts w:ascii="Menlo" w:hAnsi="Menlo" w:cs="Menlo"/>
+                <w:rFonts w:ascii="Consolas" w:hAnsi="Consolas" w:cs="Consolas"/>
                 <w:color w:val="BBBEBF"/>
                 <w:sz w:val="18"/>
                 <w:szCs w:val="18"/>
@@ -2547,7 +2559,7 @@
             </w:r>
             <w:r>
               <w:rPr>
-                <w:rFonts w:ascii="Menlo" w:hAnsi="Menlo" w:cs="Menlo"/>
+                <w:rFonts w:ascii="Consolas" w:hAnsi="Consolas" w:cs="Consolas"/>
                 <w:color w:val="C9D1D9"/>
                 <w:sz w:val="18"/>
                 <w:szCs w:val="18"/>
@@ -2557,7 +2569,7 @@
             </w:r>
             <w:r>
               <w:rPr>
-                <w:rFonts w:ascii="Menlo" w:hAnsi="Menlo" w:cs="Menlo"/>
+                <w:rFonts w:ascii="Consolas" w:hAnsi="Consolas" w:cs="Consolas"/>
                 <w:color w:val="BBBEBF"/>
                 <w:sz w:val="18"/>
                 <w:szCs w:val="18"/>
@@ -2567,7 +2579,7 @@
             </w:r>
             <w:r>
               <w:rPr>
-                <w:rFonts w:ascii="Menlo" w:hAnsi="Menlo" w:cs="Menlo"/>
+                <w:rFonts w:ascii="Consolas" w:hAnsi="Consolas" w:cs="Consolas"/>
                 <w:color w:val="D4D4D4"/>
                 <w:sz w:val="18"/>
                 <w:szCs w:val="18"/>
@@ -2577,7 +2589,7 @@
             </w:r>
             <w:r>
               <w:rPr>
-                <w:rFonts w:ascii="Menlo" w:hAnsi="Menlo" w:cs="Menlo"/>
+                <w:rFonts w:ascii="Consolas" w:hAnsi="Consolas" w:cs="Consolas"/>
                 <w:color w:val="BBBEBF"/>
                 <w:sz w:val="18"/>
                 <w:szCs w:val="18"/>
@@ -2587,7 +2599,7 @@
             </w:r>
             <w:r>
               <w:rPr>
-                <w:rFonts w:ascii="Menlo" w:hAnsi="Menlo" w:cs="Menlo"/>
+                <w:rFonts w:ascii="Consolas" w:hAnsi="Consolas" w:cs="Consolas"/>
                 <w:color w:val="4EC9B0"/>
                 <w:sz w:val="18"/>
                 <w:szCs w:val="18"/>
@@ -2597,7 +2609,7 @@
             </w:r>
             <w:r>
               <w:rPr>
-                <w:rFonts w:ascii="Menlo" w:hAnsi="Menlo" w:cs="Menlo"/>
+                <w:rFonts w:ascii="Consolas" w:hAnsi="Consolas" w:cs="Consolas"/>
                 <w:color w:val="BBBEBF"/>
                 <w:sz w:val="18"/>
                 <w:szCs w:val="18"/>
@@ -2607,7 +2619,7 @@
             </w:r>
             <w:r>
               <w:rPr>
-                <w:rFonts w:ascii="Menlo" w:hAnsi="Menlo" w:cs="Menlo"/>
+                <w:rFonts w:ascii="Consolas" w:hAnsi="Consolas" w:cs="Consolas"/>
                 <w:color w:val="D2A8FF"/>
                 <w:sz w:val="18"/>
                 <w:szCs w:val="18"/>
@@ -2617,7 +2629,7 @@
             </w:r>
             <w:r>
               <w:rPr>
-                <w:rFonts w:ascii="Menlo" w:hAnsi="Menlo" w:cs="Menlo"/>
+                <w:rFonts w:ascii="Consolas" w:hAnsi="Consolas" w:cs="Consolas"/>
                 <w:color w:val="BBBEBF"/>
                 <w:sz w:val="18"/>
                 <w:szCs w:val="18"/>
@@ -2631,7 +2643,7 @@
               <w:shd w:val="clear" w:color="auto" w:fill="121314"/>
               <w:spacing w:line="270" w:lineRule="atLeast"/>
               <w:rPr>
-                <w:rFonts w:ascii="Menlo" w:hAnsi="Menlo" w:cs="Menlo"/>
+                <w:rFonts w:ascii="Consolas" w:hAnsi="Consolas" w:cs="Consolas"/>
                 <w:color w:val="BBBEBF"/>
                 <w:sz w:val="18"/>
                 <w:szCs w:val="18"/>
@@ -2644,7 +2656,7 @@
               <w:shd w:val="clear" w:color="auto" w:fill="121314"/>
               <w:spacing w:line="270" w:lineRule="atLeast"/>
               <w:rPr>
-                <w:rFonts w:ascii="Menlo" w:hAnsi="Menlo" w:cs="Menlo"/>
+                <w:rFonts w:ascii="Consolas" w:hAnsi="Consolas" w:cs="Consolas"/>
                 <w:color w:val="BBBEBF"/>
                 <w:sz w:val="18"/>
                 <w:szCs w:val="18"/>
@@ -2653,7 +2665,7 @@
             </w:pPr>
             <w:r>
               <w:rPr>
-                <w:rFonts w:ascii="Menlo" w:hAnsi="Menlo" w:cs="Menlo"/>
+                <w:rFonts w:ascii="Consolas" w:hAnsi="Consolas" w:cs="Consolas"/>
                 <w:color w:val="BBBEBF"/>
                 <w:sz w:val="18"/>
                 <w:szCs w:val="18"/>
@@ -2663,7 +2675,7 @@
             </w:r>
             <w:r>
               <w:rPr>
-                <w:rFonts w:ascii="Menlo" w:hAnsi="Menlo" w:cs="Menlo"/>
+                <w:rFonts w:ascii="Consolas" w:hAnsi="Consolas" w:cs="Consolas"/>
                 <w:color w:val="C9D1D9"/>
                 <w:sz w:val="18"/>
                 <w:szCs w:val="18"/>
@@ -2673,7 +2685,7 @@
             </w:r>
             <w:r>
               <w:rPr>
-                <w:rFonts w:ascii="Menlo" w:hAnsi="Menlo" w:cs="Menlo"/>
+                <w:rFonts w:ascii="Consolas" w:hAnsi="Consolas" w:cs="Consolas"/>
                 <w:color w:val="BBBEBF"/>
                 <w:sz w:val="18"/>
                 <w:szCs w:val="18"/>
@@ -2683,7 +2695,7 @@
             </w:r>
             <w:r>
               <w:rPr>
-                <w:rFonts w:ascii="Menlo" w:hAnsi="Menlo" w:cs="Menlo"/>
+                <w:rFonts w:ascii="Consolas" w:hAnsi="Consolas" w:cs="Consolas"/>
                 <w:color w:val="D4D4D4"/>
                 <w:sz w:val="18"/>
                 <w:szCs w:val="18"/>
@@ -2693,7 +2705,7 @@
             </w:r>
             <w:r>
               <w:rPr>
-                <w:rFonts w:ascii="Menlo" w:hAnsi="Menlo" w:cs="Menlo"/>
+                <w:rFonts w:ascii="Consolas" w:hAnsi="Consolas" w:cs="Consolas"/>
                 <w:color w:val="BBBEBF"/>
                 <w:sz w:val="18"/>
                 <w:szCs w:val="18"/>
@@ -2703,7 +2715,7 @@
             </w:r>
             <w:r>
               <w:rPr>
-                <w:rFonts w:ascii="Menlo" w:hAnsi="Menlo" w:cs="Menlo"/>
+                <w:rFonts w:ascii="Consolas" w:hAnsi="Consolas" w:cs="Consolas"/>
                 <w:color w:val="C9D1D9"/>
                 <w:sz w:val="18"/>
                 <w:szCs w:val="18"/>
@@ -2713,7 +2725,7 @@
             </w:r>
             <w:r>
               <w:rPr>
-                <w:rFonts w:ascii="Menlo" w:hAnsi="Menlo" w:cs="Menlo"/>
+                <w:rFonts w:ascii="Consolas" w:hAnsi="Consolas" w:cs="Consolas"/>
                 <w:color w:val="BBBEBF"/>
                 <w:sz w:val="18"/>
                 <w:szCs w:val="18"/>
@@ -2723,7 +2735,7 @@
             </w:r>
             <w:r>
               <w:rPr>
-                <w:rFonts w:ascii="Menlo" w:hAnsi="Menlo" w:cs="Menlo"/>
+                <w:rFonts w:ascii="Consolas" w:hAnsi="Consolas" w:cs="Consolas"/>
                 <w:color w:val="D4D4D4"/>
                 <w:sz w:val="18"/>
                 <w:szCs w:val="18"/>
@@ -2733,7 +2745,7 @@
             </w:r>
             <w:r>
               <w:rPr>
-                <w:rFonts w:ascii="Menlo" w:hAnsi="Menlo" w:cs="Menlo"/>
+                <w:rFonts w:ascii="Consolas" w:hAnsi="Consolas" w:cs="Consolas"/>
                 <w:color w:val="BBBEBF"/>
                 <w:sz w:val="18"/>
                 <w:szCs w:val="18"/>
@@ -2743,7 +2755,7 @@
             </w:r>
             <w:r>
               <w:rPr>
-                <w:rFonts w:ascii="Menlo" w:hAnsi="Menlo" w:cs="Menlo"/>
+                <w:rFonts w:ascii="Consolas" w:hAnsi="Consolas" w:cs="Consolas"/>
                 <w:color w:val="C9D1D9"/>
                 <w:sz w:val="18"/>
                 <w:szCs w:val="18"/>
@@ -2757,7 +2769,7 @@
               <w:shd w:val="clear" w:color="auto" w:fill="121314"/>
               <w:spacing w:line="270" w:lineRule="atLeast"/>
               <w:rPr>
-                <w:rFonts w:ascii="Menlo" w:hAnsi="Menlo" w:cs="Menlo"/>
+                <w:rFonts w:ascii="Consolas" w:hAnsi="Consolas" w:cs="Consolas"/>
                 <w:color w:val="BBBEBF"/>
                 <w:sz w:val="18"/>
                 <w:szCs w:val="18"/>
@@ -2766,7 +2778,7 @@
             </w:pPr>
             <w:r>
               <w:rPr>
-                <w:rFonts w:ascii="Menlo" w:hAnsi="Menlo" w:cs="Menlo"/>
+                <w:rFonts w:ascii="Consolas" w:hAnsi="Consolas" w:cs="Consolas"/>
                 <w:color w:val="BBBEBF"/>
                 <w:sz w:val="18"/>
                 <w:szCs w:val="18"/>
@@ -2776,7 +2788,7 @@
             </w:r>
             <w:r>
               <w:rPr>
-                <w:rFonts w:ascii="Menlo" w:hAnsi="Menlo" w:cs="Menlo"/>
+                <w:rFonts w:ascii="Consolas" w:hAnsi="Consolas" w:cs="Consolas"/>
                 <w:color w:val="C9D1D9"/>
                 <w:sz w:val="18"/>
                 <w:szCs w:val="18"/>
@@ -2786,7 +2798,7 @@
             </w:r>
             <w:r>
               <w:rPr>
-                <w:rFonts w:ascii="Menlo" w:hAnsi="Menlo" w:cs="Menlo"/>
+                <w:rFonts w:ascii="Consolas" w:hAnsi="Consolas" w:cs="Consolas"/>
                 <w:color w:val="BBBEBF"/>
                 <w:sz w:val="18"/>
                 <w:szCs w:val="18"/>
@@ -2796,7 +2808,7 @@
             </w:r>
             <w:r>
               <w:rPr>
-                <w:rFonts w:ascii="Menlo" w:hAnsi="Menlo" w:cs="Menlo"/>
+                <w:rFonts w:ascii="Consolas" w:hAnsi="Consolas" w:cs="Consolas"/>
                 <w:color w:val="D2A8FF"/>
                 <w:sz w:val="18"/>
                 <w:szCs w:val="18"/>
@@ -2806,7 +2818,7 @@
             </w:r>
             <w:r>
               <w:rPr>
-                <w:rFonts w:ascii="Menlo" w:hAnsi="Menlo" w:cs="Menlo"/>
+                <w:rFonts w:ascii="Consolas" w:hAnsi="Consolas" w:cs="Consolas"/>
                 <w:color w:val="BBBEBF"/>
                 <w:sz w:val="18"/>
                 <w:szCs w:val="18"/>
@@ -2816,7 +2828,7 @@
             </w:r>
             <w:r>
               <w:rPr>
-                <w:rFonts w:ascii="Menlo" w:hAnsi="Menlo" w:cs="Menlo"/>
+                <w:rFonts w:ascii="Consolas" w:hAnsi="Consolas" w:cs="Consolas"/>
                 <w:color w:val="C9D1D9"/>
                 <w:sz w:val="18"/>
                 <w:szCs w:val="18"/>
@@ -2826,7 +2838,7 @@
             </w:r>
             <w:r>
               <w:rPr>
-                <w:rFonts w:ascii="Menlo" w:hAnsi="Menlo" w:cs="Menlo"/>
+                <w:rFonts w:ascii="Consolas" w:hAnsi="Consolas" w:cs="Consolas"/>
                 <w:color w:val="BBBEBF"/>
                 <w:sz w:val="18"/>
                 <w:szCs w:val="18"/>
@@ -2840,7 +2852,7 @@
               <w:shd w:val="clear" w:color="auto" w:fill="121314"/>
               <w:spacing w:line="270" w:lineRule="atLeast"/>
               <w:rPr>
-                <w:rFonts w:ascii="Menlo" w:hAnsi="Menlo" w:cs="Menlo"/>
+                <w:rFonts w:ascii="Consolas" w:hAnsi="Consolas" w:cs="Consolas"/>
                 <w:color w:val="BBBEBF"/>
                 <w:sz w:val="18"/>
                 <w:szCs w:val="18"/>
@@ -2853,7 +2865,7 @@
               <w:shd w:val="clear" w:color="auto" w:fill="121314"/>
               <w:spacing w:line="270" w:lineRule="atLeast"/>
               <w:rPr>
-                <w:rFonts w:ascii="Menlo" w:hAnsi="Menlo" w:cs="Menlo"/>
+                <w:rFonts w:ascii="Consolas" w:hAnsi="Consolas" w:cs="Consolas"/>
                 <w:color w:val="BBBEBF"/>
                 <w:sz w:val="18"/>
                 <w:szCs w:val="18"/>
@@ -2862,7 +2874,7 @@
             </w:pPr>
             <w:r>
               <w:rPr>
-                <w:rFonts w:ascii="Menlo" w:hAnsi="Menlo" w:cs="Menlo"/>
+                <w:rFonts w:ascii="Consolas" w:hAnsi="Consolas" w:cs="Consolas"/>
                 <w:color w:val="BBBEBF"/>
                 <w:sz w:val="18"/>
                 <w:szCs w:val="18"/>
@@ -2872,7 +2884,7 @@
             </w:r>
             <w:r>
               <w:rPr>
-                <w:rFonts w:ascii="Menlo" w:hAnsi="Menlo" w:cs="Menlo"/>
+                <w:rFonts w:ascii="Consolas" w:hAnsi="Consolas" w:cs="Consolas"/>
                 <w:color w:val="D2A8FF"/>
                 <w:sz w:val="18"/>
                 <w:szCs w:val="18"/>
@@ -2882,7 +2894,7 @@
             </w:r>
             <w:r>
               <w:rPr>
-                <w:rFonts w:ascii="Menlo" w:hAnsi="Menlo" w:cs="Menlo"/>
+                <w:rFonts w:ascii="Consolas" w:hAnsi="Consolas" w:cs="Consolas"/>
                 <w:color w:val="BBBEBF"/>
                 <w:sz w:val="18"/>
                 <w:szCs w:val="18"/>
@@ -2892,7 +2904,7 @@
             </w:r>
             <w:r>
               <w:rPr>
-                <w:rFonts w:ascii="Menlo" w:hAnsi="Menlo" w:cs="Menlo"/>
+                <w:rFonts w:ascii="Consolas" w:hAnsi="Consolas" w:cs="Consolas"/>
                 <w:color w:val="C9D1D9"/>
                 <w:sz w:val="18"/>
                 <w:szCs w:val="18"/>
@@ -2902,7 +2914,7 @@
             </w:r>
             <w:r>
               <w:rPr>
-                <w:rFonts w:ascii="Menlo" w:hAnsi="Menlo" w:cs="Menlo"/>
+                <w:rFonts w:ascii="Consolas" w:hAnsi="Consolas" w:cs="Consolas"/>
                 <w:color w:val="BBBEBF"/>
                 <w:sz w:val="18"/>
                 <w:szCs w:val="18"/>
@@ -2912,7 +2924,7 @@
             </w:r>
             <w:r>
               <w:rPr>
-                <w:rFonts w:ascii="Menlo" w:hAnsi="Menlo" w:cs="Menlo"/>
+                <w:rFonts w:ascii="Consolas" w:hAnsi="Consolas" w:cs="Consolas"/>
                 <w:color w:val="A5D6FF"/>
                 <w:sz w:val="18"/>
                 <w:szCs w:val="18"/>
@@ -2922,7 +2934,7 @@
             </w:r>
             <w:r>
               <w:rPr>
-                <w:rFonts w:ascii="Menlo" w:hAnsi="Menlo" w:cs="Menlo"/>
+                <w:rFonts w:ascii="Consolas" w:hAnsi="Consolas" w:cs="Consolas"/>
                 <w:color w:val="BBBEBF"/>
                 <w:sz w:val="18"/>
                 <w:szCs w:val="18"/>
@@ -2932,7 +2944,7 @@
             </w:r>
             <w:r>
               <w:rPr>
-                <w:rFonts w:ascii="Menlo" w:hAnsi="Menlo" w:cs="Menlo"/>
+                <w:rFonts w:ascii="Consolas" w:hAnsi="Consolas" w:cs="Consolas"/>
                 <w:color w:val="C9D1D9"/>
                 <w:sz w:val="18"/>
                 <w:szCs w:val="18"/>
@@ -2942,7 +2954,7 @@
             </w:r>
             <w:r>
               <w:rPr>
-                <w:rFonts w:ascii="Menlo" w:hAnsi="Menlo" w:cs="Menlo"/>
+                <w:rFonts w:ascii="Consolas" w:hAnsi="Consolas" w:cs="Consolas"/>
                 <w:color w:val="BBBEBF"/>
                 <w:sz w:val="18"/>
                 <w:szCs w:val="18"/>
@@ -2956,7 +2968,7 @@
               <w:shd w:val="clear" w:color="auto" w:fill="121314"/>
               <w:spacing w:line="270" w:lineRule="atLeast"/>
               <w:rPr>
-                <w:rFonts w:ascii="Menlo" w:hAnsi="Menlo" w:cs="Menlo"/>
+                <w:rFonts w:ascii="Consolas" w:hAnsi="Consolas" w:cs="Consolas"/>
                 <w:color w:val="BBBEBF"/>
                 <w:sz w:val="18"/>
                 <w:szCs w:val="18"/>
@@ -2969,7 +2981,7 @@
               <w:shd w:val="clear" w:color="auto" w:fill="121314"/>
               <w:spacing w:line="270" w:lineRule="atLeast"/>
               <w:rPr>
-                <w:rFonts w:ascii="Menlo" w:hAnsi="Menlo" w:cs="Menlo"/>
+                <w:rFonts w:ascii="Consolas" w:hAnsi="Consolas" w:cs="Consolas"/>
                 <w:color w:val="BBBEBF"/>
                 <w:sz w:val="18"/>
                 <w:szCs w:val="18"/>
@@ -2978,7 +2990,7 @@
             </w:pPr>
             <w:r>
               <w:rPr>
-                <w:rFonts w:ascii="Menlo" w:hAnsi="Menlo" w:cs="Menlo"/>
+                <w:rFonts w:ascii="Consolas" w:hAnsi="Consolas" w:cs="Consolas"/>
                 <w:color w:val="4EC9B0"/>
                 <w:sz w:val="18"/>
                 <w:szCs w:val="18"/>
@@ -2988,7 +3000,7 @@
             </w:r>
             <w:r>
               <w:rPr>
-                <w:rFonts w:ascii="Menlo" w:hAnsi="Menlo" w:cs="Menlo"/>
+                <w:rFonts w:ascii="Consolas" w:hAnsi="Consolas" w:cs="Consolas"/>
                 <w:color w:val="BBBEBF"/>
                 <w:sz w:val="18"/>
                 <w:szCs w:val="18"/>
@@ -2998,7 +3010,7 @@
             </w:r>
             <w:r>
               <w:rPr>
-                <w:rFonts w:ascii="Menlo" w:hAnsi="Menlo" w:cs="Menlo"/>
+                <w:rFonts w:ascii="Consolas" w:hAnsi="Consolas" w:cs="Consolas"/>
                 <w:color w:val="D2A8FF"/>
                 <w:sz w:val="18"/>
                 <w:szCs w:val="18"/>
@@ -3008,7 +3020,7 @@
             </w:r>
             <w:r>
               <w:rPr>
-                <w:rFonts w:ascii="Menlo" w:hAnsi="Menlo" w:cs="Menlo"/>
+                <w:rFonts w:ascii="Consolas" w:hAnsi="Consolas" w:cs="Consolas"/>
                 <w:color w:val="BBBEBF"/>
                 <w:sz w:val="18"/>
                 <w:szCs w:val="18"/>
@@ -3018,7 +3030,7 @@
             </w:r>
             <w:r>
               <w:rPr>
-                <w:rFonts w:ascii="Menlo" w:hAnsi="Menlo" w:cs="Menlo"/>
+                <w:rFonts w:ascii="Consolas" w:hAnsi="Consolas" w:cs="Consolas"/>
                 <w:color w:val="C9D1D9"/>
                 <w:sz w:val="18"/>
                 <w:szCs w:val="18"/>
@@ -3028,7 +3040,7 @@
             </w:r>
             <w:r>
               <w:rPr>
-                <w:rFonts w:ascii="Menlo" w:hAnsi="Menlo" w:cs="Menlo"/>
+                <w:rFonts w:ascii="Consolas" w:hAnsi="Consolas" w:cs="Consolas"/>
                 <w:color w:val="BBBEBF"/>
                 <w:sz w:val="18"/>
                 <w:szCs w:val="18"/>
@@ -3038,7 +3050,7 @@
             </w:r>
             <w:r>
               <w:rPr>
-                <w:rFonts w:ascii="Menlo" w:hAnsi="Menlo" w:cs="Menlo"/>
+                <w:rFonts w:ascii="Consolas" w:hAnsi="Consolas" w:cs="Consolas"/>
                 <w:color w:val="C9D1D9"/>
                 <w:sz w:val="18"/>
                 <w:szCs w:val="18"/>
@@ -3048,7 +3060,7 @@
             </w:r>
             <w:r>
               <w:rPr>
-                <w:rFonts w:ascii="Menlo" w:hAnsi="Menlo" w:cs="Menlo"/>
+                <w:rFonts w:ascii="Consolas" w:hAnsi="Consolas" w:cs="Consolas"/>
                 <w:color w:val="BBBEBF"/>
                 <w:sz w:val="18"/>
                 <w:szCs w:val="18"/>
@@ -3058,7 +3070,7 @@
             </w:r>
             <w:r>
               <w:rPr>
-                <w:rFonts w:ascii="Menlo" w:hAnsi="Menlo" w:cs="Menlo"/>
+                <w:rFonts w:ascii="Consolas" w:hAnsi="Consolas" w:cs="Consolas"/>
                 <w:color w:val="FFA657"/>
                 <w:sz w:val="18"/>
                 <w:szCs w:val="18"/>
@@ -3068,7 +3080,7 @@
             </w:r>
             <w:r>
               <w:rPr>
-                <w:rFonts w:ascii="Menlo" w:hAnsi="Menlo" w:cs="Menlo"/>
+                <w:rFonts w:ascii="Consolas" w:hAnsi="Consolas" w:cs="Consolas"/>
                 <w:color w:val="D4D4D4"/>
                 <w:sz w:val="18"/>
                 <w:szCs w:val="18"/>
@@ -3078,7 +3090,7 @@
             </w:r>
             <w:r>
               <w:rPr>
-                <w:rFonts w:ascii="Menlo" w:hAnsi="Menlo" w:cs="Menlo"/>
+                <w:rFonts w:ascii="Consolas" w:hAnsi="Consolas" w:cs="Consolas"/>
                 <w:color w:val="A5D6FF"/>
                 <w:sz w:val="18"/>
                 <w:szCs w:val="18"/>
@@ -3088,7 +3100,7 @@
             </w:r>
             <w:r>
               <w:rPr>
-                <w:rFonts w:ascii="Menlo" w:hAnsi="Menlo" w:cs="Menlo"/>
+                <w:rFonts w:ascii="Consolas" w:hAnsi="Consolas" w:cs="Consolas"/>
                 <w:color w:val="BBBEBF"/>
                 <w:sz w:val="18"/>
                 <w:szCs w:val="18"/>
@@ -3102,7 +3114,7 @@
               <w:shd w:val="clear" w:color="auto" w:fill="121314"/>
               <w:spacing w:line="270" w:lineRule="atLeast"/>
               <w:rPr>
-                <w:rFonts w:ascii="Menlo" w:hAnsi="Menlo" w:cs="Menlo"/>
+                <w:rFonts w:ascii="Consolas" w:hAnsi="Consolas" w:cs="Consolas"/>
                 <w:color w:val="BBBEBF"/>
                 <w:sz w:val="18"/>
                 <w:szCs w:val="18"/>
@@ -3110,7 +3122,7 @@
             </w:pPr>
             <w:r>
               <w:rPr>
-                <w:rFonts w:ascii="Menlo" w:hAnsi="Menlo" w:cs="Menlo"/>
+                <w:rFonts w:ascii="Consolas" w:hAnsi="Consolas" w:cs="Consolas"/>
                 <w:color w:val="4EC9B0"/>
                 <w:sz w:val="18"/>
                 <w:szCs w:val="18"/>
@@ -3119,7 +3131,7 @@
             </w:r>
             <w:r>
               <w:rPr>
-                <w:rFonts w:ascii="Menlo" w:hAnsi="Menlo" w:cs="Menlo"/>
+                <w:rFonts w:ascii="Consolas" w:hAnsi="Consolas" w:cs="Consolas"/>
                 <w:color w:val="BBBEBF"/>
                 <w:sz w:val="18"/>
                 <w:szCs w:val="18"/>
@@ -3128,7 +3140,7 @@
             </w:r>
             <w:r>
               <w:rPr>
-                <w:rFonts w:ascii="Menlo" w:hAnsi="Menlo" w:cs="Menlo"/>
+                <w:rFonts w:ascii="Consolas" w:hAnsi="Consolas" w:cs="Consolas"/>
                 <w:color w:val="D2A8FF"/>
                 <w:sz w:val="18"/>
                 <w:szCs w:val="18"/>
@@ -3137,7 +3149,7 @@
             </w:r>
             <w:r>
               <w:rPr>
-                <w:rFonts w:ascii="Menlo" w:hAnsi="Menlo" w:cs="Menlo"/>
+                <w:rFonts w:ascii="Consolas" w:hAnsi="Consolas" w:cs="Consolas"/>
                 <w:color w:val="BBBEBF"/>
                 <w:sz w:val="18"/>
                 <w:szCs w:val="18"/>
@@ -3146,7 +3158,7 @@
             </w:r>
             <w:r>
               <w:rPr>
-                <w:rFonts w:ascii="Menlo" w:hAnsi="Menlo" w:cs="Menlo"/>
+                <w:rFonts w:ascii="Consolas" w:hAnsi="Consolas" w:cs="Consolas"/>
                 <w:color w:val="A5D6FF"/>
                 <w:sz w:val="18"/>
                 <w:szCs w:val="18"/>
@@ -3155,7 +3167,7 @@
             </w:r>
             <w:r>
               <w:rPr>
-                <w:rFonts w:ascii="Menlo" w:hAnsi="Menlo" w:cs="Menlo"/>
+                <w:rFonts w:ascii="Consolas" w:hAnsi="Consolas" w:cs="Consolas"/>
                 <w:color w:val="BBBEBF"/>
                 <w:sz w:val="18"/>
                 <w:szCs w:val="18"/>
@@ -3168,7 +3180,7 @@
               <w:shd w:val="clear" w:color="auto" w:fill="121314"/>
               <w:spacing w:line="270" w:lineRule="atLeast"/>
               <w:rPr>
-                <w:rFonts w:ascii="Menlo" w:hAnsi="Menlo" w:cs="Menlo"/>
+                <w:rFonts w:ascii="Consolas" w:hAnsi="Consolas" w:cs="Consolas"/>
                 <w:color w:val="BBBEBF"/>
                 <w:sz w:val="18"/>
                 <w:szCs w:val="18"/>
@@ -3176,7 +3188,7 @@
             </w:pPr>
             <w:r>
               <w:rPr>
-                <w:rFonts w:ascii="Menlo" w:hAnsi="Menlo" w:cs="Menlo"/>
+                <w:rFonts w:ascii="Consolas" w:hAnsi="Consolas" w:cs="Consolas"/>
                 <w:color w:val="4EC9B0"/>
                 <w:sz w:val="18"/>
                 <w:szCs w:val="18"/>
@@ -3185,7 +3197,7 @@
             </w:r>
             <w:r>
               <w:rPr>
-                <w:rFonts w:ascii="Menlo" w:hAnsi="Menlo" w:cs="Menlo"/>
+                <w:rFonts w:ascii="Consolas" w:hAnsi="Consolas" w:cs="Consolas"/>
                 <w:color w:val="BBBEBF"/>
                 <w:sz w:val="18"/>
                 <w:szCs w:val="18"/>
@@ -3194,7 +3206,7 @@
             </w:r>
             <w:r>
               <w:rPr>
-                <w:rFonts w:ascii="Menlo" w:hAnsi="Menlo" w:cs="Menlo"/>
+                <w:rFonts w:ascii="Consolas" w:hAnsi="Consolas" w:cs="Consolas"/>
                 <w:color w:val="D2A8FF"/>
                 <w:sz w:val="18"/>
                 <w:szCs w:val="18"/>
@@ -3203,7 +3215,7 @@
             </w:r>
             <w:r>
               <w:rPr>
-                <w:rFonts w:ascii="Menlo" w:hAnsi="Menlo" w:cs="Menlo"/>
+                <w:rFonts w:ascii="Consolas" w:hAnsi="Consolas" w:cs="Consolas"/>
                 <w:color w:val="BBBEBF"/>
                 <w:sz w:val="18"/>
                 <w:szCs w:val="18"/>
@@ -3212,7 +3224,7 @@
             </w:r>
             <w:r>
               <w:rPr>
-                <w:rFonts w:ascii="Menlo" w:hAnsi="Menlo" w:cs="Menlo"/>
+                <w:rFonts w:ascii="Consolas" w:hAnsi="Consolas" w:cs="Consolas"/>
                 <w:color w:val="A5D6FF"/>
                 <w:sz w:val="18"/>
                 <w:szCs w:val="18"/>
@@ -3221,7 +3233,7 @@
             </w:r>
             <w:r>
               <w:rPr>
-                <w:rFonts w:ascii="Menlo" w:hAnsi="Menlo" w:cs="Menlo"/>
+                <w:rFonts w:ascii="Consolas" w:hAnsi="Consolas" w:cs="Consolas"/>
                 <w:color w:val="BBBEBF"/>
                 <w:sz w:val="18"/>
                 <w:szCs w:val="18"/>
@@ -3234,7 +3246,7 @@
               <w:shd w:val="clear" w:color="auto" w:fill="121314"/>
               <w:spacing w:line="270" w:lineRule="atLeast"/>
               <w:rPr>
-                <w:rFonts w:ascii="Menlo" w:hAnsi="Menlo" w:cs="Menlo"/>
+                <w:rFonts w:ascii="Consolas" w:hAnsi="Consolas" w:cs="Consolas"/>
                 <w:color w:val="BBBEBF"/>
                 <w:sz w:val="18"/>
                 <w:szCs w:val="18"/>
@@ -3242,7 +3254,7 @@
             </w:pPr>
             <w:r>
               <w:rPr>
-                <w:rFonts w:ascii="Menlo" w:hAnsi="Menlo" w:cs="Menlo"/>
+                <w:rFonts w:ascii="Consolas" w:hAnsi="Consolas" w:cs="Consolas"/>
                 <w:color w:val="4EC9B0"/>
                 <w:sz w:val="18"/>
                 <w:szCs w:val="18"/>
@@ -3251,7 +3263,7 @@
             </w:r>
             <w:r>
               <w:rPr>
-                <w:rFonts w:ascii="Menlo" w:hAnsi="Menlo" w:cs="Menlo"/>
+                <w:rFonts w:ascii="Consolas" w:hAnsi="Consolas" w:cs="Consolas"/>
                 <w:color w:val="BBBEBF"/>
                 <w:sz w:val="18"/>
                 <w:szCs w:val="18"/>
@@ -3260,7 +3272,7 @@
             </w:r>
             <w:r>
               <w:rPr>
-                <w:rFonts w:ascii="Menlo" w:hAnsi="Menlo" w:cs="Menlo"/>
+                <w:rFonts w:ascii="Consolas" w:hAnsi="Consolas" w:cs="Consolas"/>
                 <w:color w:val="D2A8FF"/>
                 <w:sz w:val="18"/>
                 <w:szCs w:val="18"/>
@@ -3269,7 +3281,7 @@
             </w:r>
             <w:r>
               <w:rPr>
-                <w:rFonts w:ascii="Menlo" w:hAnsi="Menlo" w:cs="Menlo"/>
+                <w:rFonts w:ascii="Consolas" w:hAnsi="Consolas" w:cs="Consolas"/>
                 <w:color w:val="BBBEBF"/>
                 <w:sz w:val="18"/>
                 <w:szCs w:val="18"/>
@@ -3278,7 +3290,7 @@
             </w:r>
             <w:r>
               <w:rPr>
-                <w:rFonts w:ascii="Menlo" w:hAnsi="Menlo" w:cs="Menlo"/>
+                <w:rFonts w:ascii="Consolas" w:hAnsi="Consolas" w:cs="Consolas"/>
                 <w:color w:val="A5D6FF"/>
                 <w:sz w:val="18"/>
                 <w:szCs w:val="18"/>
@@ -3287,7 +3299,7 @@
             </w:r>
             <w:r>
               <w:rPr>
-                <w:rFonts w:ascii="Menlo" w:hAnsi="Menlo" w:cs="Menlo"/>
+                <w:rFonts w:ascii="Consolas" w:hAnsi="Consolas" w:cs="Consolas"/>
                 <w:color w:val="BBBEBF"/>
                 <w:sz w:val="18"/>
                 <w:szCs w:val="18"/>
@@ -3300,7 +3312,7 @@
               <w:shd w:val="clear" w:color="auto" w:fill="121314"/>
               <w:spacing w:line="270" w:lineRule="atLeast"/>
               <w:rPr>
-                <w:rFonts w:ascii="Menlo" w:hAnsi="Menlo" w:cs="Menlo"/>
+                <w:rFonts w:ascii="Consolas" w:hAnsi="Consolas" w:cs="Consolas"/>
                 <w:color w:val="BBBEBF"/>
                 <w:sz w:val="18"/>
                 <w:szCs w:val="18"/>
@@ -3309,7 +3321,7 @@
             </w:pPr>
             <w:r>
               <w:rPr>
-                <w:rFonts w:ascii="Menlo" w:hAnsi="Menlo" w:cs="Menlo"/>
+                <w:rFonts w:ascii="Consolas" w:hAnsi="Consolas" w:cs="Consolas"/>
                 <w:color w:val="4EC9B0"/>
                 <w:sz w:val="18"/>
                 <w:szCs w:val="18"/>
@@ -3319,7 +3331,7 @@
             </w:r>
             <w:r>
               <w:rPr>
-                <w:rFonts w:ascii="Menlo" w:hAnsi="Menlo" w:cs="Menlo"/>
+                <w:rFonts w:ascii="Consolas" w:hAnsi="Consolas" w:cs="Consolas"/>
                 <w:color w:val="BBBEBF"/>
                 <w:sz w:val="18"/>
                 <w:szCs w:val="18"/>
@@ -3329,7 +3341,7 @@
             </w:r>
             <w:r>
               <w:rPr>
-                <w:rFonts w:ascii="Menlo" w:hAnsi="Menlo" w:cs="Menlo"/>
+                <w:rFonts w:ascii="Consolas" w:hAnsi="Consolas" w:cs="Consolas"/>
                 <w:color w:val="D2A8FF"/>
                 <w:sz w:val="18"/>
                 <w:szCs w:val="18"/>
@@ -3339,7 +3351,7 @@
             </w:r>
             <w:r>
               <w:rPr>
-                <w:rFonts w:ascii="Menlo" w:hAnsi="Menlo" w:cs="Menlo"/>
+                <w:rFonts w:ascii="Consolas" w:hAnsi="Consolas" w:cs="Consolas"/>
                 <w:color w:val="BBBEBF"/>
                 <w:sz w:val="18"/>
                 <w:szCs w:val="18"/>
@@ -3349,7 +3361,7 @@
             </w:r>
             <w:r>
               <w:rPr>
-                <w:rFonts w:ascii="Menlo" w:hAnsi="Menlo" w:cs="Menlo"/>
+                <w:rFonts w:ascii="Consolas" w:hAnsi="Consolas" w:cs="Consolas"/>
                 <w:color w:val="569CD6"/>
                 <w:sz w:val="18"/>
                 <w:szCs w:val="18"/>
@@ -3359,7 +3371,7 @@
             </w:r>
             <w:r>
               <w:rPr>
-                <w:rFonts w:ascii="Menlo" w:hAnsi="Menlo" w:cs="Menlo"/>
+                <w:rFonts w:ascii="Consolas" w:hAnsi="Consolas" w:cs="Consolas"/>
                 <w:color w:val="BBBEBF"/>
                 <w:sz w:val="18"/>
                 <w:szCs w:val="18"/>
@@ -3373,7 +3385,7 @@
               <w:shd w:val="clear" w:color="auto" w:fill="121314"/>
               <w:spacing w:line="270" w:lineRule="atLeast"/>
               <w:rPr>
-                <w:rFonts w:ascii="Menlo" w:hAnsi="Menlo" w:cs="Menlo"/>
+                <w:rFonts w:ascii="Consolas" w:hAnsi="Consolas" w:cs="Consolas"/>
                 <w:color w:val="BBBEBF"/>
                 <w:sz w:val="18"/>
                 <w:szCs w:val="18"/>
@@ -3382,7 +3394,7 @@
             </w:pPr>
             <w:r>
               <w:rPr>
-                <w:rFonts w:ascii="Menlo" w:hAnsi="Menlo" w:cs="Menlo"/>
+                <w:rFonts w:ascii="Consolas" w:hAnsi="Consolas" w:cs="Consolas"/>
                 <w:color w:val="4EC9B0"/>
                 <w:sz w:val="18"/>
                 <w:szCs w:val="18"/>
@@ -3392,7 +3404,7 @@
             </w:r>
             <w:r>
               <w:rPr>
-                <w:rFonts w:ascii="Menlo" w:hAnsi="Menlo" w:cs="Menlo"/>
+                <w:rFonts w:ascii="Consolas" w:hAnsi="Consolas" w:cs="Consolas"/>
                 <w:color w:val="BBBEBF"/>
                 <w:sz w:val="18"/>
                 <w:szCs w:val="18"/>
@@ -3402,7 +3414,7 @@
             </w:r>
             <w:r>
               <w:rPr>
-                <w:rFonts w:ascii="Menlo" w:hAnsi="Menlo" w:cs="Menlo"/>
+                <w:rFonts w:ascii="Consolas" w:hAnsi="Consolas" w:cs="Consolas"/>
                 <w:color w:val="D2A8FF"/>
                 <w:sz w:val="18"/>
                 <w:szCs w:val="18"/>
@@ -3412,7 +3424,7 @@
             </w:r>
             <w:r>
               <w:rPr>
-                <w:rFonts w:ascii="Menlo" w:hAnsi="Menlo" w:cs="Menlo"/>
+                <w:rFonts w:ascii="Consolas" w:hAnsi="Consolas" w:cs="Consolas"/>
                 <w:color w:val="BBBEBF"/>
                 <w:sz w:val="18"/>
                 <w:szCs w:val="18"/>
@@ -3512,13 +3524,24 @@
           <w:szCs w:val="32"/>
         </w:rPr>
       </w:pPr>
-      <w:r>
+    </w:p>
+    <w:p>
+      <w:pPr>
+        <w:spacing w:line="360" w:lineRule="auto"/>
         <w:rPr>
           <w:b/>
           <w:bCs/>
           <w:sz w:val="32"/>
           <w:szCs w:val="32"/>
         </w:rPr>
+      </w:pPr>
+      <w:r>
+        <w:rPr>
+          <w:b/>
+          <w:bCs/>
+          <w:sz w:val="32"/>
+          <w:szCs w:val="32"/>
+        </w:rPr>
         <w:lastRenderedPageBreak/>
         <w:t>Unit</w:t>
       </w:r>
@@ -3529,19 +3552,8 @@
           <w:sz w:val="32"/>
           <w:szCs w:val="32"/>
         </w:rPr>
-        <w:t>-</w:t>
+        <w:t>-test</w:t>
       </w:r>
-      <w:proofErr w:type="spellStart"/>
-      <w:r>
-        <w:rPr>
-          <w:b/>
-          <w:bCs/>
-          <w:sz w:val="32"/>
-          <w:szCs w:val="32"/>
-        </w:rPr>
-        <w:t>test</w:t>
-      </w:r>
-      <w:proofErr w:type="spellEnd"/>
     </w:p>
     <w:p>
       <w:pPr>
@@ -3714,7 +3726,7 @@
               <w:shd w:val="clear" w:color="auto" w:fill="121314"/>
               <w:spacing w:line="270" w:lineRule="atLeast"/>
               <w:rPr>
-                <w:rFonts w:ascii="Menlo" w:hAnsi="Menlo" w:cs="Menlo"/>
+                <w:rFonts w:ascii="Consolas" w:hAnsi="Consolas" w:cs="Consolas"/>
                 <w:color w:val="BBBEBF"/>
                 <w:sz w:val="18"/>
                 <w:szCs w:val="18"/>
@@ -3723,7 +3735,7 @@
             </w:pPr>
             <w:r>
               <w:rPr>
-                <w:rFonts w:ascii="Menlo" w:hAnsi="Menlo" w:cs="Menlo"/>
+                <w:rFonts w:ascii="Consolas" w:hAnsi="Consolas" w:cs="Consolas"/>
                 <w:color w:val="C586C0"/>
                 <w:sz w:val="18"/>
                 <w:szCs w:val="18"/>
@@ -3733,7 +3745,7 @@
             </w:r>
             <w:r>
               <w:rPr>
-                <w:rFonts w:ascii="Menlo" w:hAnsi="Menlo" w:cs="Menlo"/>
+                <w:rFonts w:ascii="Consolas" w:hAnsi="Consolas" w:cs="Consolas"/>
                 <w:color w:val="BBBEBF"/>
                 <w:sz w:val="18"/>
                 <w:szCs w:val="18"/>
@@ -3743,7 +3755,7 @@
             </w:r>
             <w:r>
               <w:rPr>
-                <w:rFonts w:ascii="Menlo" w:hAnsi="Menlo" w:cs="Menlo"/>
+                <w:rFonts w:ascii="Consolas" w:hAnsi="Consolas" w:cs="Consolas"/>
                 <w:color w:val="4EC9B0"/>
                 <w:sz w:val="18"/>
                 <w:szCs w:val="18"/>
@@ -3757,7 +3769,7 @@
               <w:shd w:val="clear" w:color="auto" w:fill="121314"/>
               <w:spacing w:line="270" w:lineRule="atLeast"/>
               <w:rPr>
-                <w:rFonts w:ascii="Menlo" w:hAnsi="Menlo" w:cs="Menlo"/>
+                <w:rFonts w:ascii="Consolas" w:hAnsi="Consolas" w:cs="Consolas"/>
                 <w:color w:val="BBBEBF"/>
                 <w:sz w:val="18"/>
                 <w:szCs w:val="18"/>
@@ -3766,7 +3778,7 @@
             </w:pPr>
             <w:r>
               <w:rPr>
-                <w:rFonts w:ascii="Menlo" w:hAnsi="Menlo" w:cs="Menlo"/>
+                <w:rFonts w:ascii="Consolas" w:hAnsi="Consolas" w:cs="Consolas"/>
                 <w:color w:val="C586C0"/>
                 <w:sz w:val="18"/>
                 <w:szCs w:val="18"/>
@@ -3776,7 +3788,7 @@
             </w:r>
             <w:r>
               <w:rPr>
-                <w:rFonts w:ascii="Menlo" w:hAnsi="Menlo" w:cs="Menlo"/>
+                <w:rFonts w:ascii="Consolas" w:hAnsi="Consolas" w:cs="Consolas"/>
                 <w:color w:val="BBBEBF"/>
                 <w:sz w:val="18"/>
                 <w:szCs w:val="18"/>
@@ -3786,7 +3798,7 @@
             </w:r>
             <w:r>
               <w:rPr>
-                <w:rFonts w:ascii="Menlo" w:hAnsi="Menlo" w:cs="Menlo"/>
+                <w:rFonts w:ascii="Consolas" w:hAnsi="Consolas" w:cs="Consolas"/>
                 <w:color w:val="4EC9B0"/>
                 <w:sz w:val="18"/>
                 <w:szCs w:val="18"/>
@@ -3796,7 +3808,7 @@
             </w:r>
             <w:r>
               <w:rPr>
-                <w:rFonts w:ascii="Menlo" w:hAnsi="Menlo" w:cs="Menlo"/>
+                <w:rFonts w:ascii="Consolas" w:hAnsi="Consolas" w:cs="Consolas"/>
                 <w:color w:val="BBBEBF"/>
                 <w:sz w:val="18"/>
                 <w:szCs w:val="18"/>
@@ -3806,7 +3818,7 @@
             </w:r>
             <w:r>
               <w:rPr>
-                <w:rFonts w:ascii="Menlo" w:hAnsi="Menlo" w:cs="Menlo"/>
+                <w:rFonts w:ascii="Consolas" w:hAnsi="Consolas" w:cs="Consolas"/>
                 <w:color w:val="C586C0"/>
                 <w:sz w:val="18"/>
                 <w:szCs w:val="18"/>
@@ -3816,7 +3828,7 @@
             </w:r>
             <w:r>
               <w:rPr>
-                <w:rFonts w:ascii="Menlo" w:hAnsi="Menlo" w:cs="Menlo"/>
+                <w:rFonts w:ascii="Consolas" w:hAnsi="Consolas" w:cs="Consolas"/>
                 <w:color w:val="BBBEBF"/>
                 <w:sz w:val="18"/>
                 <w:szCs w:val="18"/>
@@ -3826,7 +3838,7 @@
             </w:r>
             <w:r>
               <w:rPr>
-                <w:rFonts w:ascii="Menlo" w:hAnsi="Menlo" w:cs="Menlo"/>
+                <w:rFonts w:ascii="Consolas" w:hAnsi="Consolas" w:cs="Consolas"/>
                 <w:color w:val="D2A8FF"/>
                 <w:sz w:val="18"/>
                 <w:szCs w:val="18"/>
@@ -3840,7 +3852,7 @@
               <w:shd w:val="clear" w:color="auto" w:fill="121314"/>
               <w:spacing w:line="270" w:lineRule="atLeast"/>
               <w:rPr>
-                <w:rFonts w:ascii="Menlo" w:hAnsi="Menlo" w:cs="Menlo"/>
+                <w:rFonts w:ascii="Consolas" w:hAnsi="Consolas" w:cs="Consolas"/>
                 <w:color w:val="BBBEBF"/>
                 <w:sz w:val="18"/>
                 <w:szCs w:val="18"/>
@@ -3853,7 +3865,7 @@
               <w:shd w:val="clear" w:color="auto" w:fill="121314"/>
               <w:spacing w:line="270" w:lineRule="atLeast"/>
               <w:rPr>
-                <w:rFonts w:ascii="Menlo" w:hAnsi="Menlo" w:cs="Menlo"/>
+                <w:rFonts w:ascii="Consolas" w:hAnsi="Consolas" w:cs="Consolas"/>
                 <w:color w:val="BBBEBF"/>
                 <w:sz w:val="18"/>
                 <w:szCs w:val="18"/>
@@ -3862,7 +3874,7 @@
             </w:pPr>
             <w:r>
               <w:rPr>
-                <w:rFonts w:ascii="Menlo" w:hAnsi="Menlo" w:cs="Menlo"/>
+                <w:rFonts w:ascii="Consolas" w:hAnsi="Consolas" w:cs="Consolas"/>
                 <w:color w:val="FF7B72"/>
                 <w:sz w:val="18"/>
                 <w:szCs w:val="18"/>
@@ -3872,7 +3884,7 @@
             </w:r>
             <w:r>
               <w:rPr>
-                <w:rFonts w:ascii="Menlo" w:hAnsi="Menlo" w:cs="Menlo"/>
+                <w:rFonts w:ascii="Consolas" w:hAnsi="Consolas" w:cs="Consolas"/>
                 <w:color w:val="BBBEBF"/>
                 <w:sz w:val="18"/>
                 <w:szCs w:val="18"/>
@@ -3882,7 +3894,7 @@
             </w:r>
             <w:r>
               <w:rPr>
-                <w:rFonts w:ascii="Menlo" w:hAnsi="Menlo" w:cs="Menlo"/>
+                <w:rFonts w:ascii="Consolas" w:hAnsi="Consolas" w:cs="Consolas"/>
                 <w:color w:val="4EC9B0"/>
                 <w:sz w:val="18"/>
                 <w:szCs w:val="18"/>
@@ -3892,7 +3904,7 @@
             </w:r>
             <w:r>
               <w:rPr>
-                <w:rFonts w:ascii="Menlo" w:hAnsi="Menlo" w:cs="Menlo"/>
+                <w:rFonts w:ascii="Consolas" w:hAnsi="Consolas" w:cs="Consolas"/>
                 <w:color w:val="BBBEBF"/>
                 <w:sz w:val="18"/>
                 <w:szCs w:val="18"/>
@@ -3902,7 +3914,7 @@
             </w:r>
             <w:r>
               <w:rPr>
-                <w:rFonts w:ascii="Menlo" w:hAnsi="Menlo" w:cs="Menlo"/>
+                <w:rFonts w:ascii="Consolas" w:hAnsi="Consolas" w:cs="Consolas"/>
                 <w:color w:val="4EC9B0"/>
                 <w:sz w:val="18"/>
                 <w:szCs w:val="18"/>
@@ -3912,7 +3924,7 @@
             </w:r>
             <w:r>
               <w:rPr>
-                <w:rFonts w:ascii="Menlo" w:hAnsi="Menlo" w:cs="Menlo"/>
+                <w:rFonts w:ascii="Consolas" w:hAnsi="Consolas" w:cs="Consolas"/>
                 <w:color w:val="BBBEBF"/>
                 <w:sz w:val="18"/>
                 <w:szCs w:val="18"/>
@@ -3922,7 +3934,7 @@
             </w:r>
             <w:r>
               <w:rPr>
-                <w:rFonts w:ascii="Menlo" w:hAnsi="Menlo" w:cs="Menlo"/>
+                <w:rFonts w:ascii="Consolas" w:hAnsi="Consolas" w:cs="Consolas"/>
                 <w:color w:val="4EC9B0"/>
                 <w:sz w:val="18"/>
                 <w:szCs w:val="18"/>
@@ -3932,7 +3944,7 @@
             </w:r>
             <w:r>
               <w:rPr>
-                <w:rFonts w:ascii="Menlo" w:hAnsi="Menlo" w:cs="Menlo"/>
+                <w:rFonts w:ascii="Consolas" w:hAnsi="Consolas" w:cs="Consolas"/>
                 <w:color w:val="BBBEBF"/>
                 <w:sz w:val="18"/>
                 <w:szCs w:val="18"/>
@@ -3946,7 +3958,7 @@
               <w:shd w:val="clear" w:color="auto" w:fill="121314"/>
               <w:spacing w:line="270" w:lineRule="atLeast"/>
               <w:rPr>
-                <w:rFonts w:ascii="Menlo" w:hAnsi="Menlo" w:cs="Menlo"/>
+                <w:rFonts w:ascii="Consolas" w:hAnsi="Consolas" w:cs="Consolas"/>
                 <w:color w:val="BBBEBF"/>
                 <w:sz w:val="18"/>
                 <w:szCs w:val="18"/>
@@ -3959,7 +3971,7 @@
               <w:shd w:val="clear" w:color="auto" w:fill="121314"/>
               <w:spacing w:line="270" w:lineRule="atLeast"/>
               <w:rPr>
-                <w:rFonts w:ascii="Menlo" w:hAnsi="Menlo" w:cs="Menlo"/>
+                <w:rFonts w:ascii="Consolas" w:hAnsi="Consolas" w:cs="Consolas"/>
                 <w:color w:val="BBBEBF"/>
                 <w:sz w:val="18"/>
                 <w:szCs w:val="18"/>
@@ -3968,7 +3980,7 @@
             </w:pPr>
             <w:r>
               <w:rPr>
-                <w:rFonts w:ascii="Menlo" w:hAnsi="Menlo" w:cs="Menlo"/>
+                <w:rFonts w:ascii="Consolas" w:hAnsi="Consolas" w:cs="Consolas"/>
                 <w:color w:val="BBBEBF"/>
                 <w:sz w:val="18"/>
                 <w:szCs w:val="18"/>
@@ -3978,7 +3990,7 @@
             </w:r>
             <w:r>
               <w:rPr>
-                <w:rFonts w:ascii="Menlo" w:hAnsi="Menlo" w:cs="Menlo"/>
+                <w:rFonts w:ascii="Consolas" w:hAnsi="Consolas" w:cs="Consolas"/>
                 <w:color w:val="FF7B72"/>
                 <w:sz w:val="18"/>
                 <w:szCs w:val="18"/>
@@ -3988,7 +4000,7 @@
             </w:r>
             <w:r>
               <w:rPr>
-                <w:rFonts w:ascii="Menlo" w:hAnsi="Menlo" w:cs="Menlo"/>
+                <w:rFonts w:ascii="Consolas" w:hAnsi="Consolas" w:cs="Consolas"/>
                 <w:color w:val="BBBEBF"/>
                 <w:sz w:val="18"/>
                 <w:szCs w:val="18"/>
@@ -3998,7 +4010,7 @@
             </w:r>
             <w:r>
               <w:rPr>
-                <w:rFonts w:ascii="Menlo" w:hAnsi="Menlo" w:cs="Menlo"/>
+                <w:rFonts w:ascii="Consolas" w:hAnsi="Consolas" w:cs="Consolas"/>
                 <w:color w:val="D2A8FF"/>
                 <w:sz w:val="18"/>
                 <w:szCs w:val="18"/>
@@ -4008,7 +4020,7 @@
             </w:r>
             <w:r>
               <w:rPr>
-                <w:rFonts w:ascii="Menlo" w:hAnsi="Menlo" w:cs="Menlo"/>
+                <w:rFonts w:ascii="Consolas" w:hAnsi="Consolas" w:cs="Consolas"/>
                 <w:color w:val="BBBEBF"/>
                 <w:sz w:val="18"/>
                 <w:szCs w:val="18"/>
@@ -4018,7 +4030,7 @@
             </w:r>
             <w:r>
               <w:rPr>
-                <w:rFonts w:ascii="Menlo" w:hAnsi="Menlo" w:cs="Menlo"/>
+                <w:rFonts w:ascii="Consolas" w:hAnsi="Consolas" w:cs="Consolas"/>
                 <w:color w:val="C9D1D9"/>
                 <w:sz w:val="18"/>
                 <w:szCs w:val="18"/>
@@ -4028,7 +4040,7 @@
             </w:r>
             <w:r>
               <w:rPr>
-                <w:rFonts w:ascii="Menlo" w:hAnsi="Menlo" w:cs="Menlo"/>
+                <w:rFonts w:ascii="Consolas" w:hAnsi="Consolas" w:cs="Consolas"/>
                 <w:color w:val="BBBEBF"/>
                 <w:sz w:val="18"/>
                 <w:szCs w:val="18"/>
@@ -4042,7 +4054,7 @@
               <w:shd w:val="clear" w:color="auto" w:fill="121314"/>
               <w:spacing w:line="270" w:lineRule="atLeast"/>
               <w:rPr>
-                <w:rFonts w:ascii="Menlo" w:hAnsi="Menlo" w:cs="Menlo"/>
+                <w:rFonts w:ascii="Consolas" w:hAnsi="Consolas" w:cs="Consolas"/>
                 <w:color w:val="BBBEBF"/>
                 <w:sz w:val="18"/>
                 <w:szCs w:val="18"/>
@@ -4050,7 +4062,7 @@
             </w:pPr>
             <w:r>
               <w:rPr>
-                <w:rFonts w:ascii="Menlo" w:hAnsi="Menlo" w:cs="Menlo"/>
+                <w:rFonts w:ascii="Consolas" w:hAnsi="Consolas" w:cs="Consolas"/>
                 <w:color w:val="BBBEBF"/>
                 <w:sz w:val="18"/>
                 <w:szCs w:val="18"/>
@@ -4060,7 +4072,7 @@
             </w:r>
             <w:r>
               <w:rPr>
-                <w:rFonts w:ascii="Menlo" w:hAnsi="Menlo" w:cs="Menlo"/>
+                <w:rFonts w:ascii="Consolas" w:hAnsi="Consolas" w:cs="Consolas"/>
                 <w:color w:val="C9D1D9"/>
                 <w:sz w:val="18"/>
                 <w:szCs w:val="18"/>
@@ -4069,7 +4081,7 @@
             </w:r>
             <w:r>
               <w:rPr>
-                <w:rFonts w:ascii="Menlo" w:hAnsi="Menlo" w:cs="Menlo"/>
+                <w:rFonts w:ascii="Consolas" w:hAnsi="Consolas" w:cs="Consolas"/>
                 <w:color w:val="BBBEBF"/>
                 <w:sz w:val="18"/>
                 <w:szCs w:val="18"/>
@@ -4078,7 +4090,7 @@
             </w:r>
             <w:r>
               <w:rPr>
-                <w:rFonts w:ascii="Menlo" w:hAnsi="Menlo" w:cs="Menlo"/>
+                <w:rFonts w:ascii="Consolas" w:hAnsi="Consolas" w:cs="Consolas"/>
                 <w:color w:val="D2A8FF"/>
                 <w:sz w:val="18"/>
                 <w:szCs w:val="18"/>
@@ -4087,7 +4099,7 @@
             </w:r>
             <w:r>
               <w:rPr>
-                <w:rFonts w:ascii="Menlo" w:hAnsi="Menlo" w:cs="Menlo"/>
+                <w:rFonts w:ascii="Consolas" w:hAnsi="Consolas" w:cs="Consolas"/>
                 <w:color w:val="BBBEBF"/>
                 <w:sz w:val="18"/>
                 <w:szCs w:val="18"/>
@@ -4096,7 +4108,7 @@
             </w:r>
             <w:r>
               <w:rPr>
-                <w:rFonts w:ascii="Menlo" w:hAnsi="Menlo" w:cs="Menlo"/>
+                <w:rFonts w:ascii="Consolas" w:hAnsi="Consolas" w:cs="Consolas"/>
                 <w:color w:val="D2A8FF"/>
                 <w:sz w:val="18"/>
                 <w:szCs w:val="18"/>
@@ -4105,7 +4117,7 @@
             </w:r>
             <w:r>
               <w:rPr>
-                <w:rFonts w:ascii="Menlo" w:hAnsi="Menlo" w:cs="Menlo"/>
+                <w:rFonts w:ascii="Consolas" w:hAnsi="Consolas" w:cs="Consolas"/>
                 <w:color w:val="BBBEBF"/>
                 <w:sz w:val="18"/>
                 <w:szCs w:val="18"/>
@@ -4114,7 +4126,7 @@
             </w:r>
             <w:r>
               <w:rPr>
-                <w:rFonts w:ascii="Menlo" w:hAnsi="Menlo" w:cs="Menlo"/>
+                <w:rFonts w:ascii="Consolas" w:hAnsi="Consolas" w:cs="Consolas"/>
                 <w:color w:val="A5D6FF"/>
                 <w:sz w:val="18"/>
                 <w:szCs w:val="18"/>
@@ -4123,7 +4135,7 @@
             </w:r>
             <w:r>
               <w:rPr>
-                <w:rFonts w:ascii="Menlo" w:hAnsi="Menlo" w:cs="Menlo"/>
+                <w:rFonts w:ascii="Consolas" w:hAnsi="Consolas" w:cs="Consolas"/>
                 <w:color w:val="BBBEBF"/>
                 <w:sz w:val="18"/>
                 <w:szCs w:val="18"/>
@@ -4136,7 +4148,7 @@
               <w:shd w:val="clear" w:color="auto" w:fill="121314"/>
               <w:spacing w:line="270" w:lineRule="atLeast"/>
               <w:rPr>
-                <w:rFonts w:ascii="Menlo" w:hAnsi="Menlo" w:cs="Menlo"/>
+                <w:rFonts w:ascii="Consolas" w:hAnsi="Consolas" w:cs="Consolas"/>
                 <w:color w:val="BBBEBF"/>
                 <w:sz w:val="18"/>
                 <w:szCs w:val="18"/>
@@ -4148,7 +4160,7 @@
               <w:shd w:val="clear" w:color="auto" w:fill="121314"/>
               <w:spacing w:line="270" w:lineRule="atLeast"/>
               <w:rPr>
-                <w:rFonts w:ascii="Menlo" w:hAnsi="Menlo" w:cs="Menlo"/>
+                <w:rFonts w:ascii="Consolas" w:hAnsi="Consolas" w:cs="Consolas"/>
                 <w:color w:val="BBBEBF"/>
                 <w:sz w:val="18"/>
                 <w:szCs w:val="18"/>
@@ -4157,7 +4169,7 @@
             </w:pPr>
             <w:r>
               <w:rPr>
-                <w:rFonts w:ascii="Menlo" w:hAnsi="Menlo" w:cs="Menlo"/>
+                <w:rFonts w:ascii="Consolas" w:hAnsi="Consolas" w:cs="Consolas"/>
                 <w:color w:val="BBBEBF"/>
                 <w:sz w:val="18"/>
                 <w:szCs w:val="18"/>
@@ -4166,7 +4178,7 @@
             </w:r>
             <w:r>
               <w:rPr>
-                <w:rFonts w:ascii="Menlo" w:hAnsi="Menlo" w:cs="Menlo"/>
+                <w:rFonts w:ascii="Consolas" w:hAnsi="Consolas" w:cs="Consolas"/>
                 <w:color w:val="FF7B72"/>
                 <w:sz w:val="18"/>
                 <w:szCs w:val="18"/>
@@ -4176,7 +4188,7 @@
             </w:r>
             <w:r>
               <w:rPr>
-                <w:rFonts w:ascii="Menlo" w:hAnsi="Menlo" w:cs="Menlo"/>
+                <w:rFonts w:ascii="Consolas" w:hAnsi="Consolas" w:cs="Consolas"/>
                 <w:color w:val="BBBEBF"/>
                 <w:sz w:val="18"/>
                 <w:szCs w:val="18"/>
@@ -4186,7 +4198,7 @@
             </w:r>
             <w:r>
               <w:rPr>
-                <w:rFonts w:ascii="Menlo" w:hAnsi="Menlo" w:cs="Menlo"/>
+                <w:rFonts w:ascii="Consolas" w:hAnsi="Consolas" w:cs="Consolas"/>
                 <w:color w:val="D2A8FF"/>
                 <w:sz w:val="18"/>
                 <w:szCs w:val="18"/>
@@ -4196,7 +4208,7 @@
             </w:r>
             <w:r>
               <w:rPr>
-                <w:rFonts w:ascii="Menlo" w:hAnsi="Menlo" w:cs="Menlo"/>
+                <w:rFonts w:ascii="Consolas" w:hAnsi="Consolas" w:cs="Consolas"/>
                 <w:color w:val="BBBEBF"/>
                 <w:sz w:val="18"/>
                 <w:szCs w:val="18"/>
@@ -4206,7 +4218,7 @@
             </w:r>
             <w:r>
               <w:rPr>
-                <w:rFonts w:ascii="Menlo" w:hAnsi="Menlo" w:cs="Menlo"/>
+                <w:rFonts w:ascii="Consolas" w:hAnsi="Consolas" w:cs="Consolas"/>
                 <w:color w:val="C9D1D9"/>
                 <w:sz w:val="18"/>
                 <w:szCs w:val="18"/>
@@ -4216,7 +4228,7 @@
             </w:r>
             <w:r>
               <w:rPr>
-                <w:rFonts w:ascii="Menlo" w:hAnsi="Menlo" w:cs="Menlo"/>
+                <w:rFonts w:ascii="Consolas" w:hAnsi="Consolas" w:cs="Consolas"/>
                 <w:color w:val="BBBEBF"/>
                 <w:sz w:val="18"/>
                 <w:szCs w:val="18"/>
@@ -4230,7 +4242,7 @@
               <w:shd w:val="clear" w:color="auto" w:fill="121314"/>
               <w:spacing w:line="270" w:lineRule="atLeast"/>
               <w:rPr>
-                <w:rFonts w:ascii="Menlo" w:hAnsi="Menlo" w:cs="Menlo"/>
+                <w:rFonts w:ascii="Consolas" w:hAnsi="Consolas" w:cs="Consolas"/>
                 <w:color w:val="BBBEBF"/>
                 <w:sz w:val="18"/>
                 <w:szCs w:val="18"/>
@@ -4238,7 +4250,7 @@
             </w:pPr>
             <w:r>
               <w:rPr>
-                <w:rFonts w:ascii="Menlo" w:hAnsi="Menlo" w:cs="Menlo"/>
+                <w:rFonts w:ascii="Consolas" w:hAnsi="Consolas" w:cs="Consolas"/>
                 <w:color w:val="BBBEBF"/>
                 <w:sz w:val="18"/>
                 <w:szCs w:val="18"/>
@@ -4248,7 +4260,7 @@
             </w:r>
             <w:r>
               <w:rPr>
-                <w:rFonts w:ascii="Menlo" w:hAnsi="Menlo" w:cs="Menlo"/>
+                <w:rFonts w:ascii="Consolas" w:hAnsi="Consolas" w:cs="Consolas"/>
                 <w:color w:val="C9D1D9"/>
                 <w:sz w:val="18"/>
                 <w:szCs w:val="18"/>
@@ -4257,7 +4269,7 @@
             </w:r>
             <w:r>
               <w:rPr>
-                <w:rFonts w:ascii="Menlo" w:hAnsi="Menlo" w:cs="Menlo"/>
+                <w:rFonts w:ascii="Consolas" w:hAnsi="Consolas" w:cs="Consolas"/>
                 <w:color w:val="BBBEBF"/>
                 <w:sz w:val="18"/>
                 <w:szCs w:val="18"/>
@@ -4266,7 +4278,7 @@
             </w:r>
             <w:r>
               <w:rPr>
-                <w:rFonts w:ascii="Menlo" w:hAnsi="Menlo" w:cs="Menlo"/>
+                <w:rFonts w:ascii="Consolas" w:hAnsi="Consolas" w:cs="Consolas"/>
                 <w:color w:val="D2A8FF"/>
                 <w:sz w:val="18"/>
                 <w:szCs w:val="18"/>
@@ -4275,7 +4287,7 @@
             </w:r>
             <w:r>
               <w:rPr>
-                <w:rFonts w:ascii="Menlo" w:hAnsi="Menlo" w:cs="Menlo"/>
+                <w:rFonts w:ascii="Consolas" w:hAnsi="Consolas" w:cs="Consolas"/>
                 <w:color w:val="BBBEBF"/>
                 <w:sz w:val="18"/>
                 <w:szCs w:val="18"/>
@@ -4284,7 +4296,7 @@
             </w:r>
             <w:r>
               <w:rPr>
-                <w:rFonts w:ascii="Menlo" w:hAnsi="Menlo" w:cs="Menlo"/>
+                <w:rFonts w:ascii="Consolas" w:hAnsi="Consolas" w:cs="Consolas"/>
                 <w:color w:val="D2A8FF"/>
                 <w:sz w:val="18"/>
                 <w:szCs w:val="18"/>
@@ -4293,7 +4305,7 @@
             </w:r>
             <w:r>
               <w:rPr>
-                <w:rFonts w:ascii="Menlo" w:hAnsi="Menlo" w:cs="Menlo"/>
+                <w:rFonts w:ascii="Consolas" w:hAnsi="Consolas" w:cs="Consolas"/>
                 <w:color w:val="BBBEBF"/>
                 <w:sz w:val="18"/>
                 <w:szCs w:val="18"/>
@@ -4302,7 +4314,7 @@
             </w:r>
             <w:r>
               <w:rPr>
-                <w:rFonts w:ascii="Menlo" w:hAnsi="Menlo" w:cs="Menlo"/>
+                <w:rFonts w:ascii="Consolas" w:hAnsi="Consolas" w:cs="Consolas"/>
                 <w:color w:val="B5CEA8"/>
                 <w:sz w:val="18"/>
                 <w:szCs w:val="18"/>
@@ -4311,7 +4323,7 @@
             </w:r>
             <w:r>
               <w:rPr>
-                <w:rFonts w:ascii="Menlo" w:hAnsi="Menlo" w:cs="Menlo"/>
+                <w:rFonts w:ascii="Consolas" w:hAnsi="Consolas" w:cs="Consolas"/>
                 <w:color w:val="BBBEBF"/>
                 <w:sz w:val="18"/>
                 <w:szCs w:val="18"/>
@@ -4320,7 +4332,7 @@
             </w:r>
             <w:r>
               <w:rPr>
-                <w:rFonts w:ascii="Menlo" w:hAnsi="Menlo" w:cs="Menlo"/>
+                <w:rFonts w:ascii="Consolas" w:hAnsi="Consolas" w:cs="Consolas"/>
                 <w:color w:val="A5D6FF"/>
                 <w:sz w:val="18"/>
                 <w:szCs w:val="18"/>
@@ -4329,7 +4341,7 @@
             </w:r>
             <w:r>
               <w:rPr>
-                <w:rFonts w:ascii="Menlo" w:hAnsi="Menlo" w:cs="Menlo"/>
+                <w:rFonts w:ascii="Consolas" w:hAnsi="Consolas" w:cs="Consolas"/>
                 <w:color w:val="BBBEBF"/>
                 <w:sz w:val="18"/>
                 <w:szCs w:val="18"/>
@@ -4342,7 +4354,7 @@
               <w:shd w:val="clear" w:color="auto" w:fill="121314"/>
               <w:spacing w:line="270" w:lineRule="atLeast"/>
               <w:rPr>
-                <w:rFonts w:ascii="Menlo" w:hAnsi="Menlo" w:cs="Menlo"/>
+                <w:rFonts w:ascii="Consolas" w:hAnsi="Consolas" w:cs="Consolas"/>
                 <w:color w:val="BBBEBF"/>
                 <w:sz w:val="18"/>
                 <w:szCs w:val="18"/>
@@ -4354,7 +4366,7 @@
               <w:shd w:val="clear" w:color="auto" w:fill="121314"/>
               <w:spacing w:line="270" w:lineRule="atLeast"/>
               <w:rPr>
-                <w:rFonts w:ascii="Menlo" w:hAnsi="Menlo" w:cs="Menlo"/>
+                <w:rFonts w:ascii="Consolas" w:hAnsi="Consolas" w:cs="Consolas"/>
                 <w:color w:val="BBBEBF"/>
                 <w:sz w:val="18"/>
                 <w:szCs w:val="18"/>
@@ -4363,7 +4375,7 @@
             </w:pPr>
             <w:r>
               <w:rPr>
-                <w:rFonts w:ascii="Menlo" w:hAnsi="Menlo" w:cs="Menlo"/>
+                <w:rFonts w:ascii="Consolas" w:hAnsi="Consolas" w:cs="Consolas"/>
                 <w:color w:val="BBBEBF"/>
                 <w:sz w:val="18"/>
                 <w:szCs w:val="18"/>
@@ -4372,7 +4384,7 @@
             </w:r>
             <w:r>
               <w:rPr>
-                <w:rFonts w:ascii="Menlo" w:hAnsi="Menlo" w:cs="Menlo"/>
+                <w:rFonts w:ascii="Consolas" w:hAnsi="Consolas" w:cs="Consolas"/>
                 <w:color w:val="FF7B72"/>
                 <w:sz w:val="18"/>
                 <w:szCs w:val="18"/>
@@ -4382,7 +4394,7 @@
             </w:r>
             <w:r>
               <w:rPr>
-                <w:rFonts w:ascii="Menlo" w:hAnsi="Menlo" w:cs="Menlo"/>
+                <w:rFonts w:ascii="Consolas" w:hAnsi="Consolas" w:cs="Consolas"/>
                 <w:color w:val="BBBEBF"/>
                 <w:sz w:val="18"/>
                 <w:szCs w:val="18"/>
@@ -4392,7 +4404,7 @@
             </w:r>
             <w:r>
               <w:rPr>
-                <w:rFonts w:ascii="Menlo" w:hAnsi="Menlo" w:cs="Menlo"/>
+                <w:rFonts w:ascii="Consolas" w:hAnsi="Consolas" w:cs="Consolas"/>
                 <w:color w:val="D2A8FF"/>
                 <w:sz w:val="18"/>
                 <w:szCs w:val="18"/>
@@ -4402,7 +4414,7 @@
             </w:r>
             <w:r>
               <w:rPr>
-                <w:rFonts w:ascii="Menlo" w:hAnsi="Menlo" w:cs="Menlo"/>
+                <w:rFonts w:ascii="Consolas" w:hAnsi="Consolas" w:cs="Consolas"/>
                 <w:color w:val="BBBEBF"/>
                 <w:sz w:val="18"/>
                 <w:szCs w:val="18"/>
@@ -4412,7 +4424,7 @@
             </w:r>
             <w:r>
               <w:rPr>
-                <w:rFonts w:ascii="Menlo" w:hAnsi="Menlo" w:cs="Menlo"/>
+                <w:rFonts w:ascii="Consolas" w:hAnsi="Consolas" w:cs="Consolas"/>
                 <w:color w:val="C9D1D9"/>
                 <w:sz w:val="18"/>
                 <w:szCs w:val="18"/>
@@ -4422,7 +4434,7 @@
             </w:r>
             <w:r>
               <w:rPr>
-                <w:rFonts w:ascii="Menlo" w:hAnsi="Menlo" w:cs="Menlo"/>
+                <w:rFonts w:ascii="Consolas" w:hAnsi="Consolas" w:cs="Consolas"/>
                 <w:color w:val="BBBEBF"/>
                 <w:sz w:val="18"/>
                 <w:szCs w:val="18"/>
@@ -4436,7 +4448,7 @@
               <w:shd w:val="clear" w:color="auto" w:fill="121314"/>
               <w:spacing w:line="270" w:lineRule="atLeast"/>
               <w:rPr>
-                <w:rFonts w:ascii="Menlo" w:hAnsi="Menlo" w:cs="Menlo"/>
+                <w:rFonts w:ascii="Consolas" w:hAnsi="Consolas" w:cs="Consolas"/>
                 <w:color w:val="BBBEBF"/>
                 <w:sz w:val="18"/>
                 <w:szCs w:val="18"/>
@@ -4444,7 +4456,7 @@
             </w:pPr>
             <w:r>
               <w:rPr>
-                <w:rFonts w:ascii="Menlo" w:hAnsi="Menlo" w:cs="Menlo"/>
+                <w:rFonts w:ascii="Consolas" w:hAnsi="Consolas" w:cs="Consolas"/>
                 <w:color w:val="BBBEBF"/>
                 <w:sz w:val="18"/>
                 <w:szCs w:val="18"/>
@@ -4454,7 +4466,7 @@
             </w:r>
             <w:r>
               <w:rPr>
-                <w:rFonts w:ascii="Menlo" w:hAnsi="Menlo" w:cs="Menlo"/>
+                <w:rFonts w:ascii="Consolas" w:hAnsi="Consolas" w:cs="Consolas"/>
                 <w:color w:val="C9D1D9"/>
                 <w:sz w:val="18"/>
                 <w:szCs w:val="18"/>
@@ -4463,7 +4475,7 @@
             </w:r>
             <w:r>
               <w:rPr>
-                <w:rFonts w:ascii="Menlo" w:hAnsi="Menlo" w:cs="Menlo"/>
+                <w:rFonts w:ascii="Consolas" w:hAnsi="Consolas" w:cs="Consolas"/>
                 <w:color w:val="BBBEBF"/>
                 <w:sz w:val="18"/>
                 <w:szCs w:val="18"/>
@@ -4472,7 +4484,7 @@
             </w:r>
             <w:r>
               <w:rPr>
-                <w:rFonts w:ascii="Menlo" w:hAnsi="Menlo" w:cs="Menlo"/>
+                <w:rFonts w:ascii="Consolas" w:hAnsi="Consolas" w:cs="Consolas"/>
                 <w:color w:val="D2A8FF"/>
                 <w:sz w:val="18"/>
                 <w:szCs w:val="18"/>
@@ -4481,7 +4493,7 @@
             </w:r>
             <w:r>
               <w:rPr>
-                <w:rFonts w:ascii="Menlo" w:hAnsi="Menlo" w:cs="Menlo"/>
+                <w:rFonts w:ascii="Consolas" w:hAnsi="Consolas" w:cs="Consolas"/>
                 <w:color w:val="BBBEBF"/>
                 <w:sz w:val="18"/>
                 <w:szCs w:val="18"/>
@@ -4490,7 +4502,7 @@
             </w:r>
             <w:r>
               <w:rPr>
-                <w:rFonts w:ascii="Menlo" w:hAnsi="Menlo" w:cs="Menlo"/>
+                <w:rFonts w:ascii="Consolas" w:hAnsi="Consolas" w:cs="Consolas"/>
                 <w:color w:val="D2A8FF"/>
                 <w:sz w:val="18"/>
                 <w:szCs w:val="18"/>
@@ -4499,7 +4511,7 @@
             </w:r>
             <w:r>
               <w:rPr>
-                <w:rFonts w:ascii="Menlo" w:hAnsi="Menlo" w:cs="Menlo"/>
+                <w:rFonts w:ascii="Consolas" w:hAnsi="Consolas" w:cs="Consolas"/>
                 <w:color w:val="BBBEBF"/>
                 <w:sz w:val="18"/>
                 <w:szCs w:val="18"/>
@@ -4508,7 +4520,7 @@
             </w:r>
             <w:r>
               <w:rPr>
-                <w:rFonts w:ascii="Menlo" w:hAnsi="Menlo" w:cs="Menlo"/>
+                <w:rFonts w:ascii="Consolas" w:hAnsi="Consolas" w:cs="Consolas"/>
                 <w:color w:val="B5CEA8"/>
                 <w:sz w:val="18"/>
                 <w:szCs w:val="18"/>
@@ -4517,7 +4529,7 @@
             </w:r>
             <w:r>
               <w:rPr>
-                <w:rFonts w:ascii="Menlo" w:hAnsi="Menlo" w:cs="Menlo"/>
+                <w:rFonts w:ascii="Consolas" w:hAnsi="Consolas" w:cs="Consolas"/>
                 <w:color w:val="BBBEBF"/>
                 <w:sz w:val="18"/>
                 <w:szCs w:val="18"/>
@@ -4526,7 +4538,7 @@
             </w:r>
             <w:r>
               <w:rPr>
-                <w:rFonts w:ascii="Menlo" w:hAnsi="Menlo" w:cs="Menlo"/>
+                <w:rFonts w:ascii="Consolas" w:hAnsi="Consolas" w:cs="Consolas"/>
                 <w:color w:val="B5CEA8"/>
                 <w:sz w:val="18"/>
                 <w:szCs w:val="18"/>
@@ -4535,7 +4547,7 @@
             </w:r>
             <w:r>
               <w:rPr>
-                <w:rFonts w:ascii="Menlo" w:hAnsi="Menlo" w:cs="Menlo"/>
+                <w:rFonts w:ascii="Consolas" w:hAnsi="Consolas" w:cs="Consolas"/>
                 <w:color w:val="BBBEBF"/>
                 <w:sz w:val="18"/>
                 <w:szCs w:val="18"/>
@@ -4544,7 +4556,7 @@
             </w:r>
             <w:r>
               <w:rPr>
-                <w:rFonts w:ascii="Menlo" w:hAnsi="Menlo" w:cs="Menlo"/>
+                <w:rFonts w:ascii="Consolas" w:hAnsi="Consolas" w:cs="Consolas"/>
                 <w:color w:val="B5CEA8"/>
                 <w:sz w:val="18"/>
                 <w:szCs w:val="18"/>
@@ -4553,7 +4565,7 @@
             </w:r>
             <w:r>
               <w:rPr>
-                <w:rFonts w:ascii="Menlo" w:hAnsi="Menlo" w:cs="Menlo"/>
+                <w:rFonts w:ascii="Consolas" w:hAnsi="Consolas" w:cs="Consolas"/>
                 <w:color w:val="BBBEBF"/>
                 <w:sz w:val="18"/>
                 <w:szCs w:val="18"/>
@@ -4562,7 +4574,7 @@
             </w:r>
             <w:r>
               <w:rPr>
-                <w:rFonts w:ascii="Menlo" w:hAnsi="Menlo" w:cs="Menlo"/>
+                <w:rFonts w:ascii="Consolas" w:hAnsi="Consolas" w:cs="Consolas"/>
                 <w:color w:val="B5CEA8"/>
                 <w:sz w:val="18"/>
                 <w:szCs w:val="18"/>
@@ -4571,7 +4583,7 @@
             </w:r>
             <w:r>
               <w:rPr>
-                <w:rFonts w:ascii="Menlo" w:hAnsi="Menlo" w:cs="Menlo"/>
+                <w:rFonts w:ascii="Consolas" w:hAnsi="Consolas" w:cs="Consolas"/>
                 <w:color w:val="BBBEBF"/>
                 <w:sz w:val="18"/>
                 <w:szCs w:val="18"/>
@@ -4580,7 +4592,7 @@
             </w:r>
             <w:r>
               <w:rPr>
-                <w:rFonts w:ascii="Menlo" w:hAnsi="Menlo" w:cs="Menlo"/>
+                <w:rFonts w:ascii="Consolas" w:hAnsi="Consolas" w:cs="Consolas"/>
                 <w:color w:val="A5D6FF"/>
                 <w:sz w:val="18"/>
                 <w:szCs w:val="18"/>
@@ -4589,7 +4601,7 @@
             </w:r>
             <w:r>
               <w:rPr>
-                <w:rFonts w:ascii="Menlo" w:hAnsi="Menlo" w:cs="Menlo"/>
+                <w:rFonts w:ascii="Consolas" w:hAnsi="Consolas" w:cs="Consolas"/>
                 <w:color w:val="BBBEBF"/>
                 <w:sz w:val="18"/>
                 <w:szCs w:val="18"/>
@@ -4602,7 +4614,7 @@
               <w:shd w:val="clear" w:color="auto" w:fill="121314"/>
               <w:spacing w:line="270" w:lineRule="atLeast"/>
               <w:rPr>
-                <w:rFonts w:ascii="Menlo" w:hAnsi="Menlo" w:cs="Menlo"/>
+                <w:rFonts w:ascii="Consolas" w:hAnsi="Consolas" w:cs="Consolas"/>
                 <w:color w:val="BBBEBF"/>
                 <w:sz w:val="18"/>
                 <w:szCs w:val="18"/>
@@ -4614,7 +4626,7 @@
               <w:shd w:val="clear" w:color="auto" w:fill="121314"/>
               <w:spacing w:line="270" w:lineRule="atLeast"/>
               <w:rPr>
-                <w:rFonts w:ascii="Menlo" w:hAnsi="Menlo" w:cs="Menlo"/>
+                <w:rFonts w:ascii="Consolas" w:hAnsi="Consolas" w:cs="Consolas"/>
                 <w:color w:val="BBBEBF"/>
                 <w:sz w:val="18"/>
                 <w:szCs w:val="18"/>
@@ -4623,7 +4635,7 @@
             </w:pPr>
             <w:r>
               <w:rPr>
-                <w:rFonts w:ascii="Menlo" w:hAnsi="Menlo" w:cs="Menlo"/>
+                <w:rFonts w:ascii="Consolas" w:hAnsi="Consolas" w:cs="Consolas"/>
                 <w:color w:val="BBBEBF"/>
                 <w:sz w:val="18"/>
                 <w:szCs w:val="18"/>
@@ -4632,7 +4644,7 @@
             </w:r>
             <w:r>
               <w:rPr>
-                <w:rFonts w:ascii="Menlo" w:hAnsi="Menlo" w:cs="Menlo"/>
+                <w:rFonts w:ascii="Consolas" w:hAnsi="Consolas" w:cs="Consolas"/>
                 <w:color w:val="FF7B72"/>
                 <w:sz w:val="18"/>
                 <w:szCs w:val="18"/>
@@ -4642,7 +4654,7 @@
             </w:r>
             <w:r>
               <w:rPr>
-                <w:rFonts w:ascii="Menlo" w:hAnsi="Menlo" w:cs="Menlo"/>
+                <w:rFonts w:ascii="Consolas" w:hAnsi="Consolas" w:cs="Consolas"/>
                 <w:color w:val="BBBEBF"/>
                 <w:sz w:val="18"/>
                 <w:szCs w:val="18"/>
@@ -4652,7 +4664,7 @@
             </w:r>
             <w:r>
               <w:rPr>
-                <w:rFonts w:ascii="Menlo" w:hAnsi="Menlo" w:cs="Menlo"/>
+                <w:rFonts w:ascii="Consolas" w:hAnsi="Consolas" w:cs="Consolas"/>
                 <w:color w:val="D2A8FF"/>
                 <w:sz w:val="18"/>
                 <w:szCs w:val="18"/>
@@ -4662,7 +4674,7 @@
             </w:r>
             <w:r>
               <w:rPr>
-                <w:rFonts w:ascii="Menlo" w:hAnsi="Menlo" w:cs="Menlo"/>
+                <w:rFonts w:ascii="Consolas" w:hAnsi="Consolas" w:cs="Consolas"/>
                 <w:color w:val="BBBEBF"/>
                 <w:sz w:val="18"/>
                 <w:szCs w:val="18"/>
@@ -4672,7 +4684,7 @@
             </w:r>
             <w:r>
               <w:rPr>
-                <w:rFonts w:ascii="Menlo" w:hAnsi="Menlo" w:cs="Menlo"/>
+                <w:rFonts w:ascii="Consolas" w:hAnsi="Consolas" w:cs="Consolas"/>
                 <w:color w:val="C9D1D9"/>
                 <w:sz w:val="18"/>
                 <w:szCs w:val="18"/>
@@ -4682,7 +4694,7 @@
             </w:r>
             <w:r>
               <w:rPr>
-                <w:rFonts w:ascii="Menlo" w:hAnsi="Menlo" w:cs="Menlo"/>
+                <w:rFonts w:ascii="Consolas" w:hAnsi="Consolas" w:cs="Consolas"/>
                 <w:color w:val="BBBEBF"/>
                 <w:sz w:val="18"/>
                 <w:szCs w:val="18"/>
@@ -4696,7 +4708,7 @@
               <w:shd w:val="clear" w:color="auto" w:fill="121314"/>
               <w:spacing w:line="270" w:lineRule="atLeast"/>
               <w:rPr>
-                <w:rFonts w:ascii="Menlo" w:hAnsi="Menlo" w:cs="Menlo"/>
+                <w:rFonts w:ascii="Consolas" w:hAnsi="Consolas" w:cs="Consolas"/>
                 <w:color w:val="BBBEBF"/>
                 <w:sz w:val="18"/>
                 <w:szCs w:val="18"/>
@@ -4705,7 +4717,7 @@
             </w:pPr>
             <w:r>
               <w:rPr>
-                <w:rFonts w:ascii="Menlo" w:hAnsi="Menlo" w:cs="Menlo"/>
+                <w:rFonts w:ascii="Consolas" w:hAnsi="Consolas" w:cs="Consolas"/>
                 <w:color w:val="BBBEBF"/>
                 <w:sz w:val="18"/>
                 <w:szCs w:val="18"/>
@@ -4715,7 +4727,7 @@
             </w:r>
             <w:r>
               <w:rPr>
-                <w:rFonts w:ascii="Menlo" w:hAnsi="Menlo" w:cs="Menlo"/>
+                <w:rFonts w:ascii="Consolas" w:hAnsi="Consolas" w:cs="Consolas"/>
                 <w:color w:val="C9D1D9"/>
                 <w:sz w:val="18"/>
                 <w:szCs w:val="18"/>
@@ -4725,7 +4737,7 @@
             </w:r>
             <w:r>
               <w:rPr>
-                <w:rFonts w:ascii="Menlo" w:hAnsi="Menlo" w:cs="Menlo"/>
+                <w:rFonts w:ascii="Consolas" w:hAnsi="Consolas" w:cs="Consolas"/>
                 <w:color w:val="BBBEBF"/>
                 <w:sz w:val="18"/>
                 <w:szCs w:val="18"/>
@@ -4735,7 +4747,7 @@
             </w:r>
             <w:r>
               <w:rPr>
-                <w:rFonts w:ascii="Menlo" w:hAnsi="Menlo" w:cs="Menlo"/>
+                <w:rFonts w:ascii="Consolas" w:hAnsi="Consolas" w:cs="Consolas"/>
                 <w:color w:val="D4D4D4"/>
                 <w:sz w:val="18"/>
                 <w:szCs w:val="18"/>
@@ -4745,7 +4757,7 @@
             </w:r>
             <w:r>
               <w:rPr>
-                <w:rFonts w:ascii="Menlo" w:hAnsi="Menlo" w:cs="Menlo"/>
+                <w:rFonts w:ascii="Consolas" w:hAnsi="Consolas" w:cs="Consolas"/>
                 <w:color w:val="BBBEBF"/>
                 <w:sz w:val="18"/>
                 <w:szCs w:val="18"/>
@@ -4755,7 +4767,7 @@
             </w:r>
             <w:r>
               <w:rPr>
-                <w:rFonts w:ascii="Menlo" w:hAnsi="Menlo" w:cs="Menlo"/>
+                <w:rFonts w:ascii="Consolas" w:hAnsi="Consolas" w:cs="Consolas"/>
                 <w:color w:val="B5CEA8"/>
                 <w:sz w:val="18"/>
                 <w:szCs w:val="18"/>
@@ -4765,7 +4777,7 @@
             </w:r>
             <w:r>
               <w:rPr>
-                <w:rFonts w:ascii="Menlo" w:hAnsi="Menlo" w:cs="Menlo"/>
+                <w:rFonts w:ascii="Consolas" w:hAnsi="Consolas" w:cs="Consolas"/>
                 <w:color w:val="BBBEBF"/>
                 <w:sz w:val="18"/>
                 <w:szCs w:val="18"/>
@@ -4775,7 +4787,7 @@
             </w:r>
             <w:r>
               <w:rPr>
-                <w:rFonts w:ascii="Menlo" w:hAnsi="Menlo" w:cs="Menlo"/>
+                <w:rFonts w:ascii="Consolas" w:hAnsi="Consolas" w:cs="Consolas"/>
                 <w:color w:val="B5CEA8"/>
                 <w:sz w:val="18"/>
                 <w:szCs w:val="18"/>
@@ -4785,7 +4797,7 @@
             </w:r>
             <w:r>
               <w:rPr>
-                <w:rFonts w:ascii="Menlo" w:hAnsi="Menlo" w:cs="Menlo"/>
+                <w:rFonts w:ascii="Consolas" w:hAnsi="Consolas" w:cs="Consolas"/>
                 <w:color w:val="BBBEBF"/>
                 <w:sz w:val="18"/>
                 <w:szCs w:val="18"/>
@@ -4795,7 +4807,7 @@
             </w:r>
             <w:r>
               <w:rPr>
-                <w:rFonts w:ascii="Menlo" w:hAnsi="Menlo" w:cs="Menlo"/>
+                <w:rFonts w:ascii="Consolas" w:hAnsi="Consolas" w:cs="Consolas"/>
                 <w:color w:val="B5CEA8"/>
                 <w:sz w:val="18"/>
                 <w:szCs w:val="18"/>
@@ -4805,7 +4817,7 @@
             </w:r>
             <w:r>
               <w:rPr>
-                <w:rFonts w:ascii="Menlo" w:hAnsi="Menlo" w:cs="Menlo"/>
+                <w:rFonts w:ascii="Consolas" w:hAnsi="Consolas" w:cs="Consolas"/>
                 <w:color w:val="BBBEBF"/>
                 <w:sz w:val="18"/>
                 <w:szCs w:val="18"/>
@@ -4819,7 +4831,7 @@
               <w:shd w:val="clear" w:color="auto" w:fill="121314"/>
               <w:spacing w:line="270" w:lineRule="atLeast"/>
               <w:rPr>
-                <w:rFonts w:ascii="Menlo" w:hAnsi="Menlo" w:cs="Menlo"/>
+                <w:rFonts w:ascii="Consolas" w:hAnsi="Consolas" w:cs="Consolas"/>
                 <w:color w:val="BBBEBF"/>
                 <w:sz w:val="18"/>
                 <w:szCs w:val="18"/>
@@ -4828,7 +4840,7 @@
             </w:pPr>
             <w:r>
               <w:rPr>
-                <w:rFonts w:ascii="Menlo" w:hAnsi="Menlo" w:cs="Menlo"/>
+                <w:rFonts w:ascii="Consolas" w:hAnsi="Consolas" w:cs="Consolas"/>
                 <w:color w:val="BBBEBF"/>
                 <w:sz w:val="18"/>
                 <w:szCs w:val="18"/>
@@ -4838,7 +4850,7 @@
             </w:r>
             <w:r>
               <w:rPr>
-                <w:rFonts w:ascii="Menlo" w:hAnsi="Menlo" w:cs="Menlo"/>
+                <w:rFonts w:ascii="Consolas" w:hAnsi="Consolas" w:cs="Consolas"/>
                 <w:color w:val="C9D1D9"/>
                 <w:sz w:val="18"/>
                 <w:szCs w:val="18"/>
@@ -4848,7 +4860,7 @@
             </w:r>
             <w:r>
               <w:rPr>
-                <w:rFonts w:ascii="Menlo" w:hAnsi="Menlo" w:cs="Menlo"/>
+                <w:rFonts w:ascii="Consolas" w:hAnsi="Consolas" w:cs="Consolas"/>
                 <w:color w:val="BBBEBF"/>
                 <w:sz w:val="18"/>
                 <w:szCs w:val="18"/>
@@ -4858,7 +4870,7 @@
             </w:r>
             <w:r>
               <w:rPr>
-                <w:rFonts w:ascii="Menlo" w:hAnsi="Menlo" w:cs="Menlo"/>
+                <w:rFonts w:ascii="Consolas" w:hAnsi="Consolas" w:cs="Consolas"/>
                 <w:color w:val="D2A8FF"/>
                 <w:sz w:val="18"/>
                 <w:szCs w:val="18"/>
@@ -4868,7 +4880,7 @@
             </w:r>
             <w:r>
               <w:rPr>
-                <w:rFonts w:ascii="Menlo" w:hAnsi="Menlo" w:cs="Menlo"/>
+                <w:rFonts w:ascii="Consolas" w:hAnsi="Consolas" w:cs="Consolas"/>
                 <w:color w:val="BBBEBF"/>
                 <w:sz w:val="18"/>
                 <w:szCs w:val="18"/>
@@ -4882,7 +4894,7 @@
               <w:shd w:val="clear" w:color="auto" w:fill="121314"/>
               <w:spacing w:line="270" w:lineRule="atLeast"/>
               <w:rPr>
-                <w:rFonts w:ascii="Menlo" w:hAnsi="Menlo" w:cs="Menlo"/>
+                <w:rFonts w:ascii="Consolas" w:hAnsi="Consolas" w:cs="Consolas"/>
                 <w:color w:val="BBBEBF"/>
                 <w:sz w:val="18"/>
                 <w:szCs w:val="18"/>
@@ -4891,7 +4903,7 @@
             </w:pPr>
             <w:r>
               <w:rPr>
-                <w:rFonts w:ascii="Menlo" w:hAnsi="Menlo" w:cs="Menlo"/>
+                <w:rFonts w:ascii="Consolas" w:hAnsi="Consolas" w:cs="Consolas"/>
                 <w:color w:val="BBBEBF"/>
                 <w:sz w:val="18"/>
                 <w:szCs w:val="18"/>
@@ -4901,7 +4913,7 @@
             </w:r>
             <w:r>
               <w:rPr>
-                <w:rFonts w:ascii="Menlo" w:hAnsi="Menlo" w:cs="Menlo"/>
+                <w:rFonts w:ascii="Consolas" w:hAnsi="Consolas" w:cs="Consolas"/>
                 <w:color w:val="C9D1D9"/>
                 <w:sz w:val="18"/>
                 <w:szCs w:val="18"/>
@@ -4911,7 +4923,7 @@
             </w:r>
             <w:r>
               <w:rPr>
-                <w:rFonts w:ascii="Menlo" w:hAnsi="Menlo" w:cs="Menlo"/>
+                <w:rFonts w:ascii="Consolas" w:hAnsi="Consolas" w:cs="Consolas"/>
                 <w:color w:val="BBBEBF"/>
                 <w:sz w:val="18"/>
                 <w:szCs w:val="18"/>
@@ -4921,7 +4933,7 @@
             </w:r>
             <w:r>
               <w:rPr>
-                <w:rFonts w:ascii="Menlo" w:hAnsi="Menlo" w:cs="Menlo"/>
+                <w:rFonts w:ascii="Consolas" w:hAnsi="Consolas" w:cs="Consolas"/>
                 <w:color w:val="D2A8FF"/>
                 <w:sz w:val="18"/>
                 <w:szCs w:val="18"/>
@@ -4931,7 +4943,7 @@
             </w:r>
             <w:r>
               <w:rPr>
-                <w:rFonts w:ascii="Menlo" w:hAnsi="Menlo" w:cs="Menlo"/>
+                <w:rFonts w:ascii="Consolas" w:hAnsi="Consolas" w:cs="Consolas"/>
                 <w:color w:val="BBBEBF"/>
                 <w:sz w:val="18"/>
                 <w:szCs w:val="18"/>
@@ -4941,7 +4953,7 @@
             </w:r>
             <w:r>
               <w:rPr>
-                <w:rFonts w:ascii="Menlo" w:hAnsi="Menlo" w:cs="Menlo"/>
+                <w:rFonts w:ascii="Consolas" w:hAnsi="Consolas" w:cs="Consolas"/>
                 <w:color w:val="D2A8FF"/>
                 <w:sz w:val="18"/>
                 <w:szCs w:val="18"/>
@@ -4951,7 +4963,7 @@
             </w:r>
             <w:r>
               <w:rPr>
-                <w:rFonts w:ascii="Menlo" w:hAnsi="Menlo" w:cs="Menlo"/>
+                <w:rFonts w:ascii="Consolas" w:hAnsi="Consolas" w:cs="Consolas"/>
                 <w:color w:val="BBBEBF"/>
                 <w:sz w:val="18"/>
                 <w:szCs w:val="18"/>
@@ -4961,7 +4973,7 @@
             </w:r>
             <w:r>
               <w:rPr>
-                <w:rFonts w:ascii="Menlo" w:hAnsi="Menlo" w:cs="Menlo"/>
+                <w:rFonts w:ascii="Consolas" w:hAnsi="Consolas" w:cs="Consolas"/>
                 <w:color w:val="C9D1D9"/>
                 <w:sz w:val="18"/>
                 <w:szCs w:val="18"/>
@@ -4971,7 +4983,7 @@
             </w:r>
             <w:r>
               <w:rPr>
-                <w:rFonts w:ascii="Menlo" w:hAnsi="Menlo" w:cs="Menlo"/>
+                <w:rFonts w:ascii="Consolas" w:hAnsi="Consolas" w:cs="Consolas"/>
                 <w:color w:val="BBBEBF"/>
                 <w:sz w:val="18"/>
                 <w:szCs w:val="18"/>
@@ -4981,7 +4993,7 @@
             </w:r>
             <w:r>
               <w:rPr>
-                <w:rFonts w:ascii="Menlo" w:hAnsi="Menlo" w:cs="Menlo"/>
+                <w:rFonts w:ascii="Consolas" w:hAnsi="Consolas" w:cs="Consolas"/>
                 <w:color w:val="A5D6FF"/>
                 <w:sz w:val="18"/>
                 <w:szCs w:val="18"/>
@@ -4991,7 +5003,7 @@
             </w:r>
             <w:r>
               <w:rPr>
-                <w:rFonts w:ascii="Menlo" w:hAnsi="Menlo" w:cs="Menlo"/>
+                <w:rFonts w:ascii="Consolas" w:hAnsi="Consolas" w:cs="Consolas"/>
                 <w:color w:val="A5D6FF"/>
                 <w:sz w:val="18"/>
                 <w:szCs w:val="18"/>
@@ -5000,7 +5012,7 @@
             </w:r>
             <w:r>
               <w:rPr>
-                <w:rFonts w:ascii="Menlo" w:hAnsi="Menlo" w:cs="Menlo"/>
+                <w:rFonts w:ascii="Consolas" w:hAnsi="Consolas" w:cs="Consolas"/>
                 <w:color w:val="A5D6FF"/>
                 <w:sz w:val="18"/>
                 <w:szCs w:val="18"/>
@@ -5010,7 +5022,7 @@
             </w:r>
             <w:r>
               <w:rPr>
-                <w:rFonts w:ascii="Menlo" w:hAnsi="Menlo" w:cs="Menlo"/>
+                <w:rFonts w:ascii="Consolas" w:hAnsi="Consolas" w:cs="Consolas"/>
                 <w:color w:val="A5D6FF"/>
                 <w:sz w:val="18"/>
                 <w:szCs w:val="18"/>
@@ -5019,7 +5031,7 @@
             </w:r>
             <w:r>
               <w:rPr>
-                <w:rFonts w:ascii="Menlo" w:hAnsi="Menlo" w:cs="Menlo"/>
+                <w:rFonts w:ascii="Consolas" w:hAnsi="Consolas" w:cs="Consolas"/>
                 <w:color w:val="A5D6FF"/>
                 <w:sz w:val="18"/>
                 <w:szCs w:val="18"/>
@@ -5029,7 +5041,7 @@
             </w:r>
             <w:r>
               <w:rPr>
-                <w:rFonts w:ascii="Menlo" w:hAnsi="Menlo" w:cs="Menlo"/>
+                <w:rFonts w:ascii="Consolas" w:hAnsi="Consolas" w:cs="Consolas"/>
                 <w:color w:val="A5D6FF"/>
                 <w:sz w:val="18"/>
                 <w:szCs w:val="18"/>
@@ -5038,7 +5050,7 @@
             </w:r>
             <w:r>
               <w:rPr>
-                <w:rFonts w:ascii="Menlo" w:hAnsi="Menlo" w:cs="Menlo"/>
+                <w:rFonts w:ascii="Consolas" w:hAnsi="Consolas" w:cs="Consolas"/>
                 <w:color w:val="A5D6FF"/>
                 <w:sz w:val="18"/>
                 <w:szCs w:val="18"/>
@@ -5048,7 +5060,7 @@
             </w:r>
             <w:r>
               <w:rPr>
-                <w:rFonts w:ascii="Menlo" w:hAnsi="Menlo" w:cs="Menlo"/>
+                <w:rFonts w:ascii="Consolas" w:hAnsi="Consolas" w:cs="Consolas"/>
                 <w:color w:val="A5D6FF"/>
                 <w:sz w:val="18"/>
                 <w:szCs w:val="18"/>
@@ -5057,7 +5069,7 @@
             </w:r>
             <w:r>
               <w:rPr>
-                <w:rFonts w:ascii="Menlo" w:hAnsi="Menlo" w:cs="Menlo"/>
+                <w:rFonts w:ascii="Consolas" w:hAnsi="Consolas" w:cs="Consolas"/>
                 <w:color w:val="A5D6FF"/>
                 <w:sz w:val="18"/>
                 <w:szCs w:val="18"/>
@@ -5067,7 +5079,7 @@
             </w:r>
             <w:r>
               <w:rPr>
-                <w:rFonts w:ascii="Menlo" w:hAnsi="Menlo" w:cs="Menlo"/>
+                <w:rFonts w:ascii="Consolas" w:hAnsi="Consolas" w:cs="Consolas"/>
                 <w:color w:val="A5D6FF"/>
                 <w:sz w:val="18"/>
                 <w:szCs w:val="18"/>
@@ -5076,7 +5088,7 @@
             </w:r>
             <w:r>
               <w:rPr>
-                <w:rFonts w:ascii="Menlo" w:hAnsi="Menlo" w:cs="Menlo"/>
+                <w:rFonts w:ascii="Consolas" w:hAnsi="Consolas" w:cs="Consolas"/>
                 <w:color w:val="A5D6FF"/>
                 <w:sz w:val="18"/>
                 <w:szCs w:val="18"/>
@@ -5086,7 +5098,7 @@
             </w:r>
             <w:r>
               <w:rPr>
-                <w:rFonts w:ascii="Menlo" w:hAnsi="Menlo" w:cs="Menlo"/>
+                <w:rFonts w:ascii="Consolas" w:hAnsi="Consolas" w:cs="Consolas"/>
                 <w:color w:val="BBBEBF"/>
                 <w:sz w:val="18"/>
                 <w:szCs w:val="18"/>
@@ -5100,7 +5112,7 @@
               <w:shd w:val="clear" w:color="auto" w:fill="121314"/>
               <w:spacing w:line="270" w:lineRule="atLeast"/>
               <w:rPr>
-                <w:rFonts w:ascii="Menlo" w:hAnsi="Menlo" w:cs="Menlo"/>
+                <w:rFonts w:ascii="Consolas" w:hAnsi="Consolas" w:cs="Consolas"/>
                 <w:color w:val="BBBEBF"/>
                 <w:sz w:val="18"/>
                 <w:szCs w:val="18"/>
@@ -5113,7 +5125,7 @@
               <w:shd w:val="clear" w:color="auto" w:fill="121314"/>
               <w:spacing w:line="270" w:lineRule="atLeast"/>
               <w:rPr>
-                <w:rFonts w:ascii="Menlo" w:hAnsi="Menlo" w:cs="Menlo"/>
+                <w:rFonts w:ascii="Consolas" w:hAnsi="Consolas" w:cs="Consolas"/>
                 <w:color w:val="BBBEBF"/>
                 <w:sz w:val="18"/>
                 <w:szCs w:val="18"/>
@@ -5122,7 +5134,7 @@
             </w:pPr>
             <w:r>
               <w:rPr>
-                <w:rFonts w:ascii="Menlo" w:hAnsi="Menlo" w:cs="Menlo"/>
+                <w:rFonts w:ascii="Consolas" w:hAnsi="Consolas" w:cs="Consolas"/>
                 <w:color w:val="C586C0"/>
                 <w:sz w:val="18"/>
                 <w:szCs w:val="18"/>
@@ -5132,7 +5144,7 @@
             </w:r>
             <w:r>
               <w:rPr>
-                <w:rFonts w:ascii="Menlo" w:hAnsi="Menlo" w:cs="Menlo"/>
+                <w:rFonts w:ascii="Consolas" w:hAnsi="Consolas" w:cs="Consolas"/>
                 <w:color w:val="BBBEBF"/>
                 <w:sz w:val="18"/>
                 <w:szCs w:val="18"/>
@@ -5142,7 +5154,7 @@
             </w:r>
             <w:r>
               <w:rPr>
-                <w:rFonts w:ascii="Menlo" w:hAnsi="Menlo" w:cs="Menlo"/>
+                <w:rFonts w:ascii="Consolas" w:hAnsi="Consolas" w:cs="Consolas"/>
                 <w:color w:val="C9D1D9"/>
                 <w:sz w:val="18"/>
                 <w:szCs w:val="18"/>
@@ -5152,7 +5164,7 @@
             </w:r>
             <w:r>
               <w:rPr>
-                <w:rFonts w:ascii="Menlo" w:hAnsi="Menlo" w:cs="Menlo"/>
+                <w:rFonts w:ascii="Consolas" w:hAnsi="Consolas" w:cs="Consolas"/>
                 <w:color w:val="BBBEBF"/>
                 <w:sz w:val="18"/>
                 <w:szCs w:val="18"/>
@@ -5162,7 +5174,7 @@
             </w:r>
             <w:r>
               <w:rPr>
-                <w:rFonts w:ascii="Menlo" w:hAnsi="Menlo" w:cs="Menlo"/>
+                <w:rFonts w:ascii="Consolas" w:hAnsi="Consolas" w:cs="Consolas"/>
                 <w:color w:val="D4D4D4"/>
                 <w:sz w:val="18"/>
                 <w:szCs w:val="18"/>
@@ -5172,7 +5184,7 @@
             </w:r>
             <w:r>
               <w:rPr>
-                <w:rFonts w:ascii="Menlo" w:hAnsi="Menlo" w:cs="Menlo"/>
+                <w:rFonts w:ascii="Consolas" w:hAnsi="Consolas" w:cs="Consolas"/>
                 <w:color w:val="BBBEBF"/>
                 <w:sz w:val="18"/>
                 <w:szCs w:val="18"/>
@@ -5182,7 +5194,7 @@
             </w:r>
             <w:r>
               <w:rPr>
-                <w:rFonts w:ascii="Menlo" w:hAnsi="Menlo" w:cs="Menlo"/>
+                <w:rFonts w:ascii="Consolas" w:hAnsi="Consolas" w:cs="Consolas"/>
                 <w:color w:val="A5D6FF"/>
                 <w:sz w:val="18"/>
                 <w:szCs w:val="18"/>
@@ -5192,7 +5204,7 @@
             </w:r>
             <w:r>
               <w:rPr>
-                <w:rFonts w:ascii="Menlo" w:hAnsi="Menlo" w:cs="Menlo"/>
+                <w:rFonts w:ascii="Consolas" w:hAnsi="Consolas" w:cs="Consolas"/>
                 <w:color w:val="BBBEBF"/>
                 <w:sz w:val="18"/>
                 <w:szCs w:val="18"/>
@@ -5206,7 +5218,7 @@
               <w:shd w:val="clear" w:color="auto" w:fill="121314"/>
               <w:spacing w:line="270" w:lineRule="atLeast"/>
               <w:rPr>
-                <w:rFonts w:ascii="Menlo" w:hAnsi="Menlo" w:cs="Menlo"/>
+                <w:rFonts w:ascii="Consolas" w:hAnsi="Consolas" w:cs="Consolas"/>
                 <w:color w:val="BBBEBF"/>
                 <w:sz w:val="18"/>
                 <w:szCs w:val="18"/>
@@ -5215,7 +5227,7 @@
             </w:pPr>
             <w:r>
               <w:rPr>
-                <w:rFonts w:ascii="Menlo" w:hAnsi="Menlo" w:cs="Menlo"/>
+                <w:rFonts w:ascii="Consolas" w:hAnsi="Consolas" w:cs="Consolas"/>
                 <w:color w:val="BBBEBF"/>
                 <w:sz w:val="18"/>
                 <w:szCs w:val="18"/>
@@ -5225,7 +5237,7 @@
             </w:r>
             <w:r>
               <w:rPr>
-                <w:rFonts w:ascii="Menlo" w:hAnsi="Menlo" w:cs="Menlo"/>
+                <w:rFonts w:ascii="Consolas" w:hAnsi="Consolas" w:cs="Consolas"/>
                 <w:color w:val="4EC9B0"/>
                 <w:sz w:val="18"/>
                 <w:szCs w:val="18"/>
@@ -5235,7 +5247,7 @@
             </w:r>
             <w:r>
               <w:rPr>
-                <w:rFonts w:ascii="Menlo" w:hAnsi="Menlo" w:cs="Menlo"/>
+                <w:rFonts w:ascii="Consolas" w:hAnsi="Consolas" w:cs="Consolas"/>
                 <w:color w:val="BBBEBF"/>
                 <w:sz w:val="18"/>
                 <w:szCs w:val="18"/>
@@ -5245,7 +5257,7 @@
             </w:r>
             <w:r>
               <w:rPr>
-                <w:rFonts w:ascii="Menlo" w:hAnsi="Menlo" w:cs="Menlo"/>
+                <w:rFonts w:ascii="Consolas" w:hAnsi="Consolas" w:cs="Consolas"/>
                 <w:color w:val="4EC9B0"/>
                 <w:sz w:val="18"/>
                 <w:szCs w:val="18"/>
@@ -5255,7 +5267,7 @@
             </w:r>
             <w:r>
               <w:rPr>
-                <w:rFonts w:ascii="Menlo" w:hAnsi="Menlo" w:cs="Menlo"/>
+                <w:rFonts w:ascii="Consolas" w:hAnsi="Consolas" w:cs="Consolas"/>
                 <w:color w:val="BBBEBF"/>
                 <w:sz w:val="18"/>
                 <w:szCs w:val="18"/>
